--- a/pr-preview/pr-351/chapters/notation-tracked-changes.docx
+++ b/pr-preview/pr-351/chapters/notation-tracked-changes.docx
@@ -26,7 +26,7 @@
       </w:pPr>
       <w:ins w:id="2" w:author="PR Preview" w:date="2026-01-01T00:00:00Z">
         <w:r>
-          <w:t xml:space="preserve">Last modified: 2026-10-26 00:39:31 (PDT)</w:t>
+          <w:t xml:space="preserve">Last modified: 2026-10-26 01:08:23 (PDT)</w:t>
         </w:r>
       </w:ins>
     </w:p>
@@ -12447,6 +12447,76 @@
       <w:pPr>
         <w:pStyle w:val="BodyText"/>
       </w:pPr>
+      <w:ins w:id="3" w:author="PR Preview" w:date="2026-01-01T00:00:00Z">
+        <w:r>
+          <w:t xml:space="preserve">Write each expression in its most compact form,</w:t>
+        </w:r>
+      </w:ins>
+      <w:ins w:id="4" w:author="PR Preview" w:date="2026-01-01T00:00:00Z">
+        <w:r>
+          <w:t xml:space="preserve"> </w:t>
+        </w:r>
+      </w:ins>
+      <w:ins w:id="5" w:author="PR Preview" w:date="2026-01-01T00:00:00Z">
+        <w:r>
+          <w:t xml:space="preserve">built from named sub-pieces that are defined separately.</w:t>
+        </w:r>
+      </w:ins>
+      <w:ins w:id="6" w:author="PR Preview" w:date="2026-01-01T00:00:00Z">
+        <w:r>
+          <w:t xml:space="preserve"> </w:t>
+        </w:r>
+      </w:ins>
+      <w:ins w:id="7" w:author="PR Preview" w:date="2026-01-01T00:00:00Z">
+        <w:r>
+          <w:t xml:space="preserve">Use one form per expression, and keep it simple.</w:t>
+        </w:r>
+      </w:ins>
+      <w:ins w:id="8" w:author="PR Preview" w:date="2026-01-01T00:00:00Z">
+        <w:r>
+          <w:t xml:space="preserve"> </w:t>
+        </w:r>
+      </w:ins>
+      <w:ins w:id="9" w:author="PR Preview" w:date="2026-01-01T00:00:00Z">
+        <w:r>
+          <w:t xml:space="preserve">For example, write the expected squared error</w:t>
+        </w:r>
+      </w:ins>
+      <w:ins w:id="10" w:author="PR Preview" w:date="2026-01-01T00:00:00Z">
+        <w:r>
+          <w:t xml:space="preserve"> </w:t>
+        </w:r>
+      </w:ins>
+      <w:ins w:id="11" w:author="PR Preview" w:date="2026-01-01T00:00:00Z">
+        <w:r>
+          <w:t xml:space="preserve">as the squared bias plus the variance plus the irreducible error,</w:t>
+        </w:r>
+      </w:ins>
+      <w:ins w:id="12" w:author="PR Preview" w:date="2026-01-01T00:00:00Z">
+        <w:r>
+          <w:t xml:space="preserve"> </w:t>
+        </w:r>
+      </w:ins>
+      <w:ins w:id="13" w:author="PR Preview" w:date="2026-01-01T00:00:00Z">
+        <w:r>
+          <w:t xml:space="preserve">and define each of the three pieces on its own,</w:t>
+        </w:r>
+      </w:ins>
+      <w:ins w:id="14" w:author="PR Preview" w:date="2026-01-01T00:00:00Z">
+        <w:r>
+          <w:t xml:space="preserve"> </w:t>
+        </w:r>
+      </w:ins>
+      <w:ins w:id="15" w:author="PR Preview" w:date="2026-01-01T00:00:00Z">
+        <w:r>
+          <w:t xml:space="preserve">instead of expanding them inside the formula.</w:t>
+        </w:r>
+      </w:ins>
+    </w:p>
+    <w:p>
+      <w:pPr>
+        <w:pStyle w:val="BodyText"/>
+      </w:pPr>
       <w:r>
         <w:t xml:space="preserve">Add the macro to the shared macro file before you use it,</w:t>
       </w:r>
@@ -13385,14 +13455,1902 @@
       </w:r>
     </w:p>
     <w:bookmarkEnd w:id="61"/>
-    <w:bookmarkStart w:id="64" w:name="writing-out-notational-shorthands"/>
+    <w:bookmarkStart w:id="62" w:name="Xcadec684a8c62d96e0cd09cc83a1974f58d7be5"/>
     <w:p>
       <w:pPr>
         <w:pStyle w:val="Heading2"/>
       </w:pPr>
-      <w:r>
-        <w:t xml:space="preserve">12 Writing out notational shorthands</w:t>
-      </w:r>
+      <w:del w:id="16" w:author="PR Preview" w:date="2026-01-01T00:00:00Z">
+        <w:r>
+          <w:delText xml:space="preserve">12 Writing out notational shorthands</w:delText>
+        </w:r>
+      </w:del>
+    </w:p>
+    <w:p>
+      <w:pPr>
+        <w:pStyle w:val="Heading2"/>
+      </w:pPr>
+      <w:ins w:id="17" w:author="PR Preview" w:date="2026-01-01T00:00:00Z">
+        <w:r>
+          <w:t xml:space="preserve">12 Using the notation that best represents the concept</w:t>
+        </w:r>
+      </w:ins>
+    </w:p>
+    <w:p>
+      <w:pPr>
+        <w:pStyle w:val="FirstParagraph"/>
+      </w:pPr>
+      <w:ins w:id="18" w:author="PR Preview" w:date="2026-01-01T00:00:00Z">
+        <w:r>
+          <w:t xml:space="preserve">Use the notation that best represents the concept being depicted.</w:t>
+        </w:r>
+      </w:ins>
+      <w:ins w:id="19" w:author="PR Preview" w:date="2026-01-01T00:00:00Z">
+        <w:r>
+          <w:t xml:space="preserve"> </w:t>
+        </w:r>
+      </w:ins>
+      <w:ins w:id="20" w:author="PR Preview" w:date="2026-01-01T00:00:00Z">
+        <w:r>
+          <w:t xml:space="preserve">Choose the symbol, the macro and the name by asking what the object is,</w:t>
+        </w:r>
+      </w:ins>
+      <w:ins w:id="21" w:author="PR Preview" w:date="2026-01-01T00:00:00Z">
+        <w:r>
+          <w:t xml:space="preserve"> </w:t>
+        </w:r>
+      </w:ins>
+      <w:ins w:id="22" w:author="PR Preview" w:date="2026-01-01T00:00:00Z">
+        <w:r>
+          <w:t xml:space="preserve">not by asking what is quicker to type or what the nearby text used.</w:t>
+        </w:r>
+      </w:ins>
+      <w:ins w:id="23" w:author="PR Preview" w:date="2026-01-01T00:00:00Z">
+        <w:r>
+          <w:t xml:space="preserve"> </w:t>
+        </w:r>
+      </w:ins>
+      <w:ins w:id="24" w:author="PR Preview" w:date="2026-01-01T00:00:00Z">
+        <w:r>
+          <w:t xml:space="preserve">A symbol that fits a different concept sends the reader to the wrong idea.</w:t>
+        </w:r>
+      </w:ins>
+    </w:p>
+    <w:p>
+      <w:pPr>
+        <w:pStyle w:val="BodyText"/>
+      </w:pPr>
+      <w:ins w:id="25" w:author="PR Preview" w:date="2026-01-01T00:00:00Z">
+        <w:r>
+          <w:t xml:space="preserve">The rules that follow are cases of this principle:</w:t>
+        </w:r>
+      </w:ins>
+    </w:p>
+    <w:p>
+      <w:pPr>
+        <w:pStyle w:val="Compact"/>
+        <w:numPr>
+          <w:ilvl w:val="0"/>
+          <w:numId w:val="1013"/>
+        </w:numPr>
+      </w:pPr>
+      <w:ins w:id="26" w:author="PR Preview" w:date="2026-01-01T00:00:00Z">
+        <w:r>
+          <w:t xml:space="preserve">The predictor matrix and the design matrix are different objects, so they get different symbols.</w:t>
+        </w:r>
+      </w:ins>
+    </w:p>
+    <w:p>
+      <w:pPr>
+        <w:pStyle w:val="Compact"/>
+        <w:numPr>
+          <w:ilvl w:val="0"/>
+          <w:numId w:val="1013"/>
+        </w:numPr>
+      </w:pPr>
+      <w:ins w:id="27" w:author="PR Preview" w:date="2026-01-01T00:00:00Z">
+        <w:r>
+          <w:t xml:space="preserve">The mean function is a mean, so it is</w:t>
+        </w:r>
+      </w:ins>
+      <w:ins w:id="28" w:author="PR Preview" w:date="2026-01-01T00:00:00Z">
+        <w:r>
+          <w:t xml:space="preserve"> </w:t>
+        </w:r>
+      </w:ins>
+      <m:oMath>
+        <m:r>
+          <m:t>μ</m:t>
+        </m:r>
+      </m:oMath>
+      <w:ins w:id="29" w:author="PR Preview" w:date="2026-01-01T00:00:00Z">
+        <w:r>
+          <w:t xml:space="preserve">, not</w:t>
+        </w:r>
+      </w:ins>
+      <w:ins w:id="30" w:author="PR Preview" w:date="2026-01-01T00:00:00Z">
+        <w:r>
+          <w:t xml:space="preserve"> </w:t>
+        </w:r>
+      </w:ins>
+      <m:oMath>
+        <m:r>
+          <m:t>f</m:t>
+        </m:r>
+      </m:oMath>
+      <w:ins w:id="31" w:author="PR Preview" w:date="2026-01-01T00:00:00Z">
+        <w:r>
+          <w:t xml:space="preserve">.</w:t>
+        </w:r>
+      </w:ins>
+    </w:p>
+    <w:p>
+      <w:pPr>
+        <w:pStyle w:val="Compact"/>
+        <w:numPr>
+          <w:ilvl w:val="0"/>
+          <w:numId w:val="1013"/>
+        </w:numPr>
+      </w:pPr>
+      <w:ins w:id="32" w:author="PR Preview" w:date="2026-01-01T00:00:00Z">
+        <w:r>
+          <w:t xml:space="preserve">The fitted prediction function is a prediction function, so it is named as one, not as a fitted mean function.</w:t>
+        </w:r>
+      </w:ins>
+    </w:p>
+    <w:p>
+      <w:pPr>
+        <w:pStyle w:val="Compact"/>
+        <w:numPr>
+          <w:ilvl w:val="0"/>
+          <w:numId w:val="1013"/>
+        </w:numPr>
+      </w:pPr>
+      <w:ins w:id="33" w:author="PR Preview" w:date="2026-01-01T00:00:00Z">
+        <w:r>
+          <w:t xml:space="preserve">A reference formula is a general statement, so it is written in its general form, not for one example.</w:t>
+        </w:r>
+      </w:ins>
+    </w:p>
+    <w:p>
+      <w:pPr>
+        <w:pStyle w:val="FirstParagraph"/>
+      </w:pPr>
+      <w:ins w:id="34" w:author="PR Preview" w:date="2026-01-01T00:00:00Z">
+        <w:r>
+          <w:t xml:space="preserve">When no rule covers a case, ask the same question:</w:t>
+        </w:r>
+      </w:ins>
+      <w:ins w:id="35" w:author="PR Preview" w:date="2026-01-01T00:00:00Z">
+        <w:r>
+          <w:t xml:space="preserve"> </w:t>
+        </w:r>
+      </w:ins>
+      <w:ins w:id="36" w:author="PR Preview" w:date="2026-01-01T00:00:00Z">
+        <w:r>
+          <w:t xml:space="preserve">which symbol, name and form best represents the concept here?</w:t>
+        </w:r>
+      </w:ins>
+      <w:ins w:id="37" w:author="PR Preview" w:date="2026-01-01T00:00:00Z">
+        <w:r>
+          <w:t xml:space="preserve"> </w:t>
+        </w:r>
+      </w:ins>
+      <w:ins w:id="38" w:author="PR Preview" w:date="2026-01-01T00:00:00Z">
+        <w:r>
+          <w:t xml:space="preserve">Then record the answer as a rule, with this principle as its reason.</w:t>
+        </w:r>
+      </w:ins>
+    </w:p>
+    <w:bookmarkEnd w:id="62"/>
+    <w:bookmarkStart w:id="64" w:name="X9857f22a379a2f58c5963942aa246933a5ce6a5"/>
+    <w:p>
+      <w:pPr>
+        <w:pStyle w:val="Heading2"/>
+      </w:pPr>
+      <w:ins w:id="39" w:author="PR Preview" w:date="2026-01-01T00:00:00Z">
+        <w:r>
+          <w:t xml:space="preserve">13 Writing the predictor and design matrices</w:t>
+        </w:r>
+      </w:ins>
+    </w:p>
+    <w:p>
+      <w:pPr>
+        <w:pStyle w:val="FirstParagraph"/>
+      </w:pPr>
+      <w:ins w:id="40" w:author="PR Preview" w:date="2026-01-01T00:00:00Z">
+        <w:r>
+          <w:t xml:space="preserve">Write a matrix in matrix styling, not in the plain italic of a scalar.</w:t>
+        </w:r>
+      </w:ins>
+      <w:ins w:id="41" w:author="PR Preview" w:date="2026-01-01T00:00:00Z">
+        <w:r>
+          <w:t xml:space="preserve"> </w:t>
+        </w:r>
+      </w:ins>
+      <w:ins w:id="42" w:author="PR Preview" w:date="2026-01-01T00:00:00Z">
+        <w:r>
+          <w:t xml:space="preserve">This holds for the predictor matrix</w:t>
+        </w:r>
+      </w:ins>
+      <w:ins w:id="43" w:author="PR Preview" w:date="2026-01-01T00:00:00Z">
+        <w:r>
+          <w:t xml:space="preserve"> </w:t>
+        </w:r>
+      </w:ins>
+      <m:oMath>
+        <m:r>
+          <m:t>X</m:t>
+        </m:r>
+      </m:oMath>
+      <w:ins w:id="44" w:author="PR Preview" w:date="2026-01-01T00:00:00Z">
+        <w:r>
+          <w:t xml:space="preserve"> </w:t>
+        </w:r>
+      </w:ins>
+      <w:ins w:id="45" w:author="PR Preview" w:date="2026-01-01T00:00:00Z">
+        <w:r>
+          <w:t xml:space="preserve">in every file you edit:</w:t>
+        </w:r>
+      </w:ins>
+      <w:ins w:id="46" w:author="PR Preview" w:date="2026-01-01T00:00:00Z">
+        <w:r>
+          <w:t xml:space="preserve"> </w:t>
+        </w:r>
+      </w:ins>
+      <w:ins w:id="47" w:author="PR Preview" w:date="2026-01-01T00:00:00Z">
+        <w:r>
+          <w:t xml:space="preserve">notes, assignments, solutions, slides and note sheets.</w:t>
+        </w:r>
+      </w:ins>
+      <w:ins w:id="48" w:author="PR Preview" w:date="2026-01-01T00:00:00Z">
+        <w:r>
+          <w:t xml:space="preserve"> </w:t>
+        </w:r>
+      </w:ins>
+      <w:ins w:id="49" w:author="PR Preview" w:date="2026-01-01T00:00:00Z">
+        <w:r>
+          <w:t xml:space="preserve">A plain</w:t>
+        </w:r>
+      </w:ins>
+      <w:ins w:id="50" w:author="PR Preview" w:date="2026-01-01T00:00:00Z">
+        <w:r>
+          <w:t xml:space="preserve"> </w:t>
+        </w:r>
+      </w:ins>
+      <m:oMath>
+        <m:r>
+          <m:t>X</m:t>
+        </m:r>
+      </m:oMath>
+      <w:ins w:id="51" w:author="PR Preview" w:date="2026-01-01T00:00:00Z">
+        <w:r>
+          <w:t xml:space="preserve"> </w:t>
+        </w:r>
+      </w:ins>
+      <w:ins w:id="52" w:author="PR Preview" w:date="2026-01-01T00:00:00Z">
+        <w:r>
+          <w:t xml:space="preserve">reads as a random variable or a single number.</w:t>
+        </w:r>
+      </w:ins>
+      <w:ins w:id="53" w:author="PR Preview" w:date="2026-01-01T00:00:00Z">
+        <w:r>
+          <w:t xml:space="preserve"> </w:t>
+        </w:r>
+      </w:ins>
+      <w:ins w:id="54" w:author="PR Preview" w:date="2026-01-01T00:00:00Z">
+        <w:r>
+          <w:t xml:space="preserve">In a group that uses shared macros (see</w:t>
+        </w:r>
+      </w:ins>
+      <w:ins w:id="55" w:author="PR Preview" w:date="2026-01-01T00:00:00Z">
+        <w:r>
+          <w:t xml:space="preserve"> </w:t>
+        </w:r>
+      </w:ins>
+      <w:hyperlink w:anchor="using-shared-macros">
+        <w:ins w:id="56" w:author="PR Preview" w:date="2026-01-01T00:00:00Z">
+          <w:r>
+            <w:rPr>
+              <w:rStyle w:val="Hyperlink"/>
+            </w:rPr>
+            <w:t xml:space="preserve">Using shared macros</w:t>
+          </w:r>
+        </w:ins>
+      </w:hyperlink>
+      <w:ins w:id="57" w:author="PR Preview" w:date="2026-01-01T00:00:00Z">
+        <w:r>
+          <w:t xml:space="preserve">),</w:t>
+        </w:r>
+      </w:ins>
+      <w:ins w:id="58" w:author="PR Preview" w:date="2026-01-01T00:00:00Z">
+        <w:r>
+          <w:t xml:space="preserve"> </w:t>
+        </w:r>
+      </w:ins>
+      <w:ins w:id="59" w:author="PR Preview" w:date="2026-01-01T00:00:00Z">
+        <w:r>
+          <w:t xml:space="preserve">write the predictor matrix with the matrix macro</w:t>
+        </w:r>
+      </w:ins>
+      <w:ins w:id="60" w:author="PR Preview" w:date="2026-01-01T00:00:00Z">
+        <w:r>
+          <w:t xml:space="preserve"> </w:t>
+        </w:r>
+      </w:ins>
+      <w:ins w:id="61" w:author="PR Preview" w:date="2026-01-01T00:00:00Z">
+        <w:r>
+          <w:rPr>
+            <w:rStyle w:val="VerbatimChar"/>
+          </w:rPr>
+          <w:t xml:space="preserve">\mX</w:t>
+        </w:r>
+      </w:ins>
+      <w:ins w:id="62" w:author="PR Preview" w:date="2026-01-01T00:00:00Z">
+        <w:r>
+          <w:t xml:space="preserve">.</w:t>
+        </w:r>
+      </w:ins>
+    </w:p>
+    <w:p>
+      <w:pPr>
+        <w:pStyle w:val="BodyText"/>
+      </w:pPr>
+      <w:ins w:id="63" w:author="PR Preview" w:date="2026-01-01T00:00:00Z">
+        <w:r>
+          <w:t xml:space="preserve">Keep two objects apart, because they are not the same matrix:</w:t>
+        </w:r>
+      </w:ins>
+    </w:p>
+    <w:p>
+      <w:pPr>
+        <w:pStyle w:val="Compact"/>
+        <w:numPr>
+          <w:ilvl w:val="0"/>
+          <w:numId w:val="1014"/>
+        </w:numPr>
+      </w:pPr>
+      <w:ins w:id="64" w:author="PR Preview" w:date="2026-01-01T00:00:00Z">
+        <w:r>
+          <w:t xml:space="preserve">The</w:t>
+        </w:r>
+      </w:ins>
+      <w:ins w:id="65" w:author="PR Preview" w:date="2026-01-01T00:00:00Z">
+        <w:r>
+          <w:t xml:space="preserve"> </w:t>
+        </w:r>
+      </w:ins>
+      <w:ins w:id="66" w:author="PR Preview" w:date="2026-01-01T00:00:00Z">
+        <w:r>
+          <w:rPr>
+            <w:i/>
+            <w:iCs/>
+          </w:rPr>
+          <w:t xml:space="preserve">predictor matrix</w:t>
+        </w:r>
+      </w:ins>
+      <w:ins w:id="67" w:author="PR Preview" w:date="2026-01-01T00:00:00Z">
+        <w:r>
+          <w:t xml:space="preserve"> </w:t>
+        </w:r>
+      </w:ins>
+      <w:ins w:id="68" w:author="PR Preview" w:date="2026-01-01T00:00:00Z">
+        <w:r>
+          <w:t xml:space="preserve">holds the raw inputs.</w:t>
+        </w:r>
+      </w:ins>
+      <w:ins w:id="69" w:author="PR Preview" w:date="2026-01-01T00:00:00Z">
+        <w:r>
+          <w:t xml:space="preserve"> </w:t>
+        </w:r>
+      </w:ins>
+      <w:ins w:id="70" w:author="PR Preview" w:date="2026-01-01T00:00:00Z">
+        <w:r>
+          <w:t xml:space="preserve">Its rows are the predictor vectors</w:t>
+        </w:r>
+      </w:ins>
+      <w:ins w:id="71" w:author="PR Preview" w:date="2026-01-01T00:00:00Z">
+        <w:r>
+          <w:t xml:space="preserve"> </w:t>
+        </w:r>
+      </w:ins>
+      <m:oMath>
+        <m:sSub>
+          <m:e>
+            <m:acc>
+              <m:accPr>
+                <m:chr m:val="̃"/>
+              </m:accPr>
+              <m:e>
+                <m:r>
+                  <m:t>x</m:t>
+                </m:r>
+              </m:e>
+            </m:acc>
+          </m:e>
+          <m:sub>
+            <m:r>
+              <m:t>i</m:t>
+            </m:r>
+          </m:sub>
+        </m:sSub>
+      </m:oMath>
+      <w:ins w:id="72" w:author="PR Preview" w:date="2026-01-01T00:00:00Z">
+        <w:r>
+          <w:t xml:space="preserve"> </w:t>
+        </w:r>
+      </w:ins>
+      <w:ins w:id="73" w:author="PR Preview" w:date="2026-01-01T00:00:00Z">
+        <w:r>
+          <w:t xml:space="preserve">of the</w:t>
+        </w:r>
+      </w:ins>
+      <w:ins w:id="74" w:author="PR Preview" w:date="2026-01-01T00:00:00Z">
+        <w:r>
+          <w:t xml:space="preserve"> </w:t>
+        </w:r>
+      </w:ins>
+      <m:oMath>
+        <m:r>
+          <m:t>n</m:t>
+        </m:r>
+      </m:oMath>
+      <w:ins w:id="75" w:author="PR Preview" w:date="2026-01-01T00:00:00Z">
+        <w:r>
+          <w:t xml:space="preserve"> </w:t>
+        </w:r>
+      </w:ins>
+      <w:ins w:id="76" w:author="PR Preview" w:date="2026-01-01T00:00:00Z">
+        <w:r>
+          <w:t xml:space="preserve">observations.</w:t>
+        </w:r>
+      </w:ins>
+      <w:ins w:id="77" w:author="PR Preview" w:date="2026-01-01T00:00:00Z">
+        <w:r>
+          <w:t xml:space="preserve"> </w:t>
+        </w:r>
+      </w:ins>
+      <w:ins w:id="78" w:author="PR Preview" w:date="2026-01-01T00:00:00Z">
+        <w:r>
+          <w:t xml:space="preserve">Write it</w:t>
+        </w:r>
+      </w:ins>
+      <w:ins w:id="79" w:author="PR Preview" w:date="2026-01-01T00:00:00Z">
+        <w:r>
+          <w:t xml:space="preserve"> </w:t>
+        </w:r>
+      </w:ins>
+      <w:ins w:id="80" w:author="PR Preview" w:date="2026-01-01T00:00:00Z">
+        <w:r>
+          <w:rPr>
+            <w:rStyle w:val="VerbatimChar"/>
+          </w:rPr>
+          <w:t xml:space="preserve">\mX</w:t>
+        </w:r>
+      </w:ins>
+      <w:ins w:id="81" w:author="PR Preview" w:date="2026-01-01T00:00:00Z">
+        <w:r>
+          <w:t xml:space="preserve">.</w:t>
+        </w:r>
+      </w:ins>
+    </w:p>
+    <w:p>
+      <w:pPr>
+        <w:pStyle w:val="Compact"/>
+        <w:numPr>
+          <w:ilvl w:val="0"/>
+          <w:numId w:val="1014"/>
+        </w:numPr>
+      </w:pPr>
+      <w:ins w:id="82" w:author="PR Preview" w:date="2026-01-01T00:00:00Z">
+        <w:r>
+          <w:t xml:space="preserve">The</w:t>
+        </w:r>
+      </w:ins>
+      <w:ins w:id="83" w:author="PR Preview" w:date="2026-01-01T00:00:00Z">
+        <w:r>
+          <w:t xml:space="preserve"> </w:t>
+        </w:r>
+      </w:ins>
+      <w:ins w:id="84" w:author="PR Preview" w:date="2026-01-01T00:00:00Z">
+        <w:r>
+          <w:rPr>
+            <w:i/>
+            <w:iCs/>
+          </w:rPr>
+          <w:t xml:space="preserve">design matrix</w:t>
+        </w:r>
+      </w:ins>
+      <w:ins w:id="85" w:author="PR Preview" w:date="2026-01-01T00:00:00Z">
+        <w:r>
+          <w:t xml:space="preserve"> </w:t>
+        </w:r>
+      </w:ins>
+      <w:ins w:id="86" w:author="PR Preview" w:date="2026-01-01T00:00:00Z">
+        <w:r>
+          <w:t xml:space="preserve">holds the inputs after any feature map and the intercept trick.</w:t>
+        </w:r>
+      </w:ins>
+      <w:ins w:id="87" w:author="PR Preview" w:date="2026-01-01T00:00:00Z">
+        <w:r>
+          <w:t xml:space="preserve"> </w:t>
+        </w:r>
+      </w:ins>
+      <w:ins w:id="88" w:author="PR Preview" w:date="2026-01-01T00:00:00Z">
+        <w:r>
+          <w:t xml:space="preserve">Its rows are the design vectors</w:t>
+        </w:r>
+      </w:ins>
+      <w:ins w:id="89" w:author="PR Preview" w:date="2026-01-01T00:00:00Z">
+        <w:r>
+          <w:t xml:space="preserve"> </w:t>
+        </w:r>
+      </w:ins>
+      <m:oMath>
+        <m:acc>
+          <m:accPr>
+            <m:chr m:val="̃"/>
+          </m:accPr>
+          <m:e>
+            <m:r>
+              <m:t>ϕ</m:t>
+            </m:r>
+          </m:e>
+        </m:acc>
+        <m:r>
+          <m:rPr>
+            <m:sty m:val="p"/>
+          </m:rPr>
+          <m:t>(</m:t>
+        </m:r>
+        <m:sSub>
+          <m:e>
+            <m:acc>
+              <m:accPr>
+                <m:chr m:val="̃"/>
+              </m:accPr>
+              <m:e>
+                <m:r>
+                  <m:t>x</m:t>
+                </m:r>
+              </m:e>
+            </m:acc>
+          </m:e>
+          <m:sub>
+            <m:r>
+              <m:t>i</m:t>
+            </m:r>
+          </m:sub>
+        </m:sSub>
+        <m:r>
+          <m:rPr>
+            <m:sty m:val="p"/>
+          </m:rPr>
+          <m:t>)</m:t>
+        </m:r>
+      </m:oMath>
+      <w:ins w:id="90" w:author="PR Preview" w:date="2026-01-01T00:00:00Z">
+        <w:r>
+          <w:t xml:space="preserve">.</w:t>
+        </w:r>
+      </w:ins>
+      <w:ins w:id="91" w:author="PR Preview" w:date="2026-01-01T00:00:00Z">
+        <w:r>
+          <w:t xml:space="preserve"> </w:t>
+        </w:r>
+      </w:ins>
+      <w:ins w:id="92" w:author="PR Preview" w:date="2026-01-01T00:00:00Z">
+        <w:r>
+          <w:t xml:space="preserve">Write it</w:t>
+        </w:r>
+      </w:ins>
+      <w:ins w:id="93" w:author="PR Preview" w:date="2026-01-01T00:00:00Z">
+        <w:r>
+          <w:t xml:space="preserve"> </w:t>
+        </w:r>
+      </w:ins>
+      <w:ins w:id="94" w:author="PR Preview" w:date="2026-01-01T00:00:00Z">
+        <w:r>
+          <w:rPr>
+            <w:rStyle w:val="VerbatimChar"/>
+          </w:rPr>
+          <w:t xml:space="preserve">\design(\mX)</w:t>
+        </w:r>
+      </w:ins>
+      <w:ins w:id="95" w:author="PR Preview" w:date="2026-01-01T00:00:00Z">
+        <w:r>
+          <w:t xml:space="preserve">, or</w:t>
+        </w:r>
+      </w:ins>
+      <w:ins w:id="96" w:author="PR Preview" w:date="2026-01-01T00:00:00Z">
+        <w:r>
+          <w:t xml:space="preserve"> </w:t>
+        </w:r>
+      </w:ins>
+      <w:ins w:id="97" w:author="PR Preview" w:date="2026-01-01T00:00:00Z">
+        <w:r>
+          <w:rPr>
+            <w:rStyle w:val="VerbatimChar"/>
+          </w:rPr>
+          <w:t xml:space="preserve">\design</w:t>
+        </w:r>
+      </w:ins>
+      <w:ins w:id="98" w:author="PR Preview" w:date="2026-01-01T00:00:00Z">
+        <w:r>
+          <w:t xml:space="preserve"> </w:t>
+        </w:r>
+      </w:ins>
+      <w:ins w:id="99" w:author="PR Preview" w:date="2026-01-01T00:00:00Z">
+        <w:r>
+          <w:t xml:space="preserve">for short.</w:t>
+        </w:r>
+      </w:ins>
+    </w:p>
+    <w:p>
+      <w:pPr>
+        <w:pStyle w:val="FirstParagraph"/>
+      </w:pPr>
+      <w:ins w:id="100" w:author="PR Preview" w:date="2026-01-01T00:00:00Z">
+        <w:r>
+          <w:t xml:space="preserve">The same split holds for one observation:</w:t>
+        </w:r>
+      </w:ins>
+      <w:ins w:id="101" w:author="PR Preview" w:date="2026-01-01T00:00:00Z">
+        <w:r>
+          <w:t xml:space="preserve"> </w:t>
+        </w:r>
+      </w:ins>
+      <w:ins w:id="102" w:author="PR Preview" w:date="2026-01-01T00:00:00Z">
+        <w:r>
+          <w:t xml:space="preserve">the predictor vector is</w:t>
+        </w:r>
+      </w:ins>
+      <w:ins w:id="103" w:author="PR Preview" w:date="2026-01-01T00:00:00Z">
+        <w:r>
+          <w:t xml:space="preserve"> </w:t>
+        </w:r>
+      </w:ins>
+      <w:ins w:id="104" w:author="PR Preview" w:date="2026-01-01T00:00:00Z">
+        <w:r>
+          <w:rPr>
+            <w:rStyle w:val="VerbatimChar"/>
+          </w:rPr>
+          <w:t xml:space="preserve">\vx</w:t>
+        </w:r>
+      </w:ins>
+      <w:ins w:id="105" w:author="PR Preview" w:date="2026-01-01T00:00:00Z">
+        <w:r>
+          <w:t xml:space="preserve">, and the design vector is</w:t>
+        </w:r>
+      </w:ins>
+      <w:ins w:id="106" w:author="PR Preview" w:date="2026-01-01T00:00:00Z">
+        <w:r>
+          <w:t xml:space="preserve"> </w:t>
+        </w:r>
+      </w:ins>
+      <w:ins w:id="107" w:author="PR Preview" w:date="2026-01-01T00:00:00Z">
+        <w:r>
+          <w:rPr>
+            <w:rStyle w:val="VerbatimChar"/>
+          </w:rPr>
+          <w:t xml:space="preserve">\vfeatmap(\vx)</w:t>
+        </w:r>
+      </w:ins>
+      <w:ins w:id="108" w:author="PR Preview" w:date="2026-01-01T00:00:00Z">
+        <w:r>
+          <w:t xml:space="preserve">.</w:t>
+        </w:r>
+      </w:ins>
+      <w:ins w:id="109" w:author="PR Preview" w:date="2026-01-01T00:00:00Z">
+        <w:r>
+          <w:t xml:space="preserve"> </w:t>
+        </w:r>
+      </w:ins>
+      <w:ins w:id="110" w:author="PR Preview" w:date="2026-01-01T00:00:00Z">
+        <w:r>
+          <w:t xml:space="preserve">Without a feature map or an intercept column,</w:t>
+        </w:r>
+      </w:ins>
+      <w:ins w:id="111" w:author="PR Preview" w:date="2026-01-01T00:00:00Z">
+        <w:r>
+          <w:t xml:space="preserve"> </w:t>
+        </w:r>
+      </w:ins>
+      <w:ins w:id="112" w:author="PR Preview" w:date="2026-01-01T00:00:00Z">
+        <w:r>
+          <w:t xml:space="preserve">the design matrix equals the predictor matrix, but say so rather than reuse one symbol for both.</w:t>
+        </w:r>
+      </w:ins>
+    </w:p>
+    <w:bookmarkStart w:id="63" w:name="exm-predictor-vs-design-matrix"/>
+    <w:p>
+      <w:pPr>
+        <w:pStyle w:val="BodyText"/>
+      </w:pPr>
+      <w:ins w:id="113" w:author="PR Preview" w:date="2026-01-01T00:00:00Z">
+        <w:r>
+          <w:rPr>
+            <w:b/>
+            <w:bCs/>
+          </w:rPr>
+          <w:t xml:space="preserve">Example 24 (Predictor matrix and design matrix)</w:t>
+        </w:r>
+      </w:ins>
+      <w:ins w:id="114" w:author="PR Preview" w:date="2026-01-01T00:00:00Z">
+        <w:r>
+          <w:t xml:space="preserve"> </w:t>
+        </w:r>
+      </w:ins>
+      <w:ins w:id="115" w:author="PR Preview" w:date="2026-01-01T00:00:00Z">
+        <w:r>
+          <w:t xml:space="preserve"> </w:t>
+        </w:r>
+      </w:ins>
+    </w:p>
+    <w:p>
+      <w:pPr>
+        <w:pStyle w:val="BlockText"/>
+      </w:pPr>
+      <w:ins w:id="116" w:author="PR Preview" w:date="2026-01-01T00:00:00Z">
+        <w:r>
+          <w:t xml:space="preserve">❌ Let</w:t>
+        </w:r>
+      </w:ins>
+      <w:ins w:id="117" w:author="PR Preview" w:date="2026-01-01T00:00:00Z">
+        <w:r>
+          <w:t xml:space="preserve"> </w:t>
+        </w:r>
+      </w:ins>
+      <m:oMath>
+        <m:r>
+          <m:t>X</m:t>
+        </m:r>
+      </m:oMath>
+      <w:ins w:id="118" w:author="PR Preview" w:date="2026-01-01T00:00:00Z">
+        <w:r>
+          <w:t xml:space="preserve"> </w:t>
+        </w:r>
+      </w:ins>
+      <w:ins w:id="119" w:author="PR Preview" w:date="2026-01-01T00:00:00Z">
+        <w:r>
+          <w:t xml:space="preserve">be the design matrix, and fit</w:t>
+        </w:r>
+      </w:ins>
+      <w:ins w:id="120" w:author="PR Preview" w:date="2026-01-01T00:00:00Z">
+        <w:r>
+          <w:t xml:space="preserve"> </w:t>
+        </w:r>
+      </w:ins>
+      <m:oMath>
+        <m:acc>
+          <m:accPr>
+            <m:chr m:val="̂"/>
+          </m:accPr>
+          <m:e>
+            <m:r>
+              <m:t>β</m:t>
+            </m:r>
+          </m:e>
+        </m:acc>
+        <m:r>
+          <m:rPr>
+            <m:sty m:val="p"/>
+          </m:rPr>
+          <m:t>=</m:t>
+        </m:r>
+        <m:r>
+          <m:rPr>
+            <m:sty m:val="p"/>
+          </m:rPr>
+          <m:t>(</m:t>
+        </m:r>
+        <m:sSup>
+          <m:e>
+            <m:r>
+              <m:t>X</m:t>
+            </m:r>
+          </m:e>
+          <m:sup>
+            <m:r>
+              <m:rPr>
+                <m:sty m:val="p"/>
+              </m:rPr>
+              <m:t>′</m:t>
+            </m:r>
+          </m:sup>
+        </m:sSup>
+        <m:r>
+          <m:t>X</m:t>
+        </m:r>
+        <m:sSup>
+          <m:e>
+            <m:r>
+              <m:rPr>
+                <m:sty m:val="p"/>
+              </m:rPr>
+              <m:t>)</m:t>
+            </m:r>
+          </m:e>
+          <m:sup>
+            <m:r>
+              <m:rPr>
+                <m:sty m:val="p"/>
+              </m:rPr>
+              <m:t>−</m:t>
+            </m:r>
+            <m:r>
+              <m:t>1</m:t>
+            </m:r>
+          </m:sup>
+        </m:sSup>
+        <m:sSup>
+          <m:e>
+            <m:r>
+              <m:t>X</m:t>
+            </m:r>
+          </m:e>
+          <m:sup>
+            <m:r>
+              <m:rPr>
+                <m:sty m:val="p"/>
+              </m:rPr>
+              <m:t>′</m:t>
+            </m:r>
+          </m:sup>
+        </m:sSup>
+        <m:r>
+          <m:t>y</m:t>
+        </m:r>
+      </m:oMath>
+      <w:ins w:id="121" w:author="PR Preview" w:date="2026-01-01T00:00:00Z">
+        <w:r>
+          <w:t xml:space="preserve">.</w:t>
+        </w:r>
+      </w:ins>
+    </w:p>
+    <w:p>
+      <w:pPr>
+        <w:pStyle w:val="BlockText"/>
+      </w:pPr>
+      <w:ins w:id="122" w:author="PR Preview" w:date="2026-01-01T00:00:00Z">
+        <w:r>
+          <w:t xml:space="preserve">✅ Let</w:t>
+        </w:r>
+      </w:ins>
+      <w:ins w:id="123" w:author="PR Preview" w:date="2026-01-01T00:00:00Z">
+        <w:r>
+          <w:t xml:space="preserve"> </w:t>
+        </w:r>
+      </w:ins>
+      <m:oMath>
+        <m:r>
+          <m:rPr>
+            <m:sty m:val="bi"/>
+          </m:rPr>
+          <m:t>X</m:t>
+        </m:r>
+      </m:oMath>
+      <w:ins w:id="124" w:author="PR Preview" w:date="2026-01-01T00:00:00Z">
+        <w:r>
+          <w:t xml:space="preserve"> </w:t>
+        </w:r>
+      </w:ins>
+      <w:ins w:id="125" w:author="PR Preview" w:date="2026-01-01T00:00:00Z">
+        <w:r>
+          <w:t xml:space="preserve">be the predictor matrix and</w:t>
+        </w:r>
+      </w:ins>
+      <w:ins w:id="126" w:author="PR Preview" w:date="2026-01-01T00:00:00Z">
+        <w:r>
+          <w:t xml:space="preserve"> </w:t>
+        </w:r>
+      </w:ins>
+      <m:oMath>
+        <m:r>
+          <m:t>D</m:t>
+        </m:r>
+        <m:r>
+          <m:rPr>
+            <m:sty m:val="p"/>
+          </m:rPr>
+          <m:t>(</m:t>
+        </m:r>
+        <m:r>
+          <m:rPr>
+            <m:sty m:val="bi"/>
+          </m:rPr>
+          <m:t>X</m:t>
+        </m:r>
+        <m:r>
+          <m:rPr>
+            <m:sty m:val="p"/>
+          </m:rPr>
+          <m:t>)</m:t>
+        </m:r>
+      </m:oMath>
+      <w:ins w:id="127" w:author="PR Preview" w:date="2026-01-01T00:00:00Z">
+        <w:r>
+          <w:t xml:space="preserve"> </w:t>
+        </w:r>
+      </w:ins>
+      <w:ins w:id="128" w:author="PR Preview" w:date="2026-01-01T00:00:00Z">
+        <w:r>
+          <w:t xml:space="preserve">the design matrix.</w:t>
+        </w:r>
+      </w:ins>
+      <w:ins w:id="129" w:author="PR Preview" w:date="2026-01-01T00:00:00Z">
+        <w:r>
+          <w:t xml:space="preserve"> </w:t>
+        </w:r>
+      </w:ins>
+      <w:ins w:id="130" w:author="PR Preview" w:date="2026-01-01T00:00:00Z">
+        <w:r>
+          <w:t xml:space="preserve">The fitted coefficients solve the normal equations for</w:t>
+        </w:r>
+      </w:ins>
+      <w:ins w:id="131" w:author="PR Preview" w:date="2026-01-01T00:00:00Z">
+        <w:r>
+          <w:t xml:space="preserve"> </w:t>
+        </w:r>
+      </w:ins>
+      <m:oMath>
+        <m:r>
+          <m:t>D</m:t>
+        </m:r>
+        <m:r>
+          <m:rPr>
+            <m:sty m:val="p"/>
+          </m:rPr>
+          <m:t>(</m:t>
+        </m:r>
+        <m:r>
+          <m:rPr>
+            <m:sty m:val="bi"/>
+          </m:rPr>
+          <m:t>X</m:t>
+        </m:r>
+        <m:r>
+          <m:rPr>
+            <m:sty m:val="p"/>
+          </m:rPr>
+          <m:t>)</m:t>
+        </m:r>
+      </m:oMath>
+      <w:ins w:id="132" w:author="PR Preview" w:date="2026-01-01T00:00:00Z">
+        <w:r>
+          <w:t xml:space="preserve">.</w:t>
+        </w:r>
+      </w:ins>
+    </w:p>
+    <w:p>
+      <w:pPr>
+        <w:pStyle w:val="FirstParagraph"/>
+      </w:pPr>
+      <w:ins w:id="133" w:author="PR Preview" w:date="2026-01-01T00:00:00Z">
+        <w:r>
+          <w:t xml:space="preserve">The ✅ version shows which matrix holds the raw inputs</w:t>
+        </w:r>
+      </w:ins>
+      <w:ins w:id="134" w:author="PR Preview" w:date="2026-01-01T00:00:00Z">
+        <w:r>
+          <w:t xml:space="preserve"> </w:t>
+        </w:r>
+      </w:ins>
+      <w:ins w:id="135" w:author="PR Preview" w:date="2026-01-01T00:00:00Z">
+        <w:r>
+          <w:t xml:space="preserve">and which holds the columns the model uses.</w:t>
+        </w:r>
+      </w:ins>
+    </w:p>
+    <w:bookmarkEnd w:id="63"/>
+    <w:bookmarkEnd w:id="64"/>
+    <w:bookmarkStart w:id="66" w:name="stating-formulas-in-their-general-form"/>
+    <w:p>
+      <w:pPr>
+        <w:pStyle w:val="Heading2"/>
+      </w:pPr>
+      <w:ins w:id="136" w:author="PR Preview" w:date="2026-01-01T00:00:00Z">
+        <w:r>
+          <w:t xml:space="preserve">14 Stating formulas in their general form</w:t>
+        </w:r>
+      </w:ins>
+    </w:p>
+    <w:p>
+      <w:pPr>
+        <w:pStyle w:val="FirstParagraph"/>
+      </w:pPr>
+      <w:ins w:id="137" w:author="PR Preview" w:date="2026-01-01T00:00:00Z">
+        <w:r>
+          <w:t xml:space="preserve">On a reference sheet, a formula sheet or a summary,</w:t>
+        </w:r>
+      </w:ins>
+      <w:ins w:id="138" w:author="PR Preview" w:date="2026-01-01T00:00:00Z">
+        <w:r>
+          <w:t xml:space="preserve"> </w:t>
+        </w:r>
+      </w:ins>
+      <w:ins w:id="139" w:author="PR Preview" w:date="2026-01-01T00:00:00Z">
+        <w:r>
+          <w:t xml:space="preserve">state each formula in its general form.</w:t>
+        </w:r>
+      </w:ins>
+      <w:ins w:id="140" w:author="PR Preview" w:date="2026-01-01T00:00:00Z">
+        <w:r>
+          <w:t xml:space="preserve"> </w:t>
+        </w:r>
+      </w:ins>
+      <w:ins w:id="141" w:author="PR Preview" w:date="2026-01-01T00:00:00Z">
+        <w:r>
+          <w:t xml:space="preserve">Do not state it only for a specific example.</w:t>
+        </w:r>
+      </w:ins>
+      <w:ins w:id="142" w:author="PR Preview" w:date="2026-01-01T00:00:00Z">
+        <w:r>
+          <w:t xml:space="preserve"> </w:t>
+        </w:r>
+      </w:ins>
+      <w:ins w:id="143" w:author="PR Preview" w:date="2026-01-01T00:00:00Z">
+        <w:r>
+          <w:t xml:space="preserve">A reader looks a formula up to apply it to a new case,</w:t>
+        </w:r>
+      </w:ins>
+      <w:ins w:id="144" w:author="PR Preview" w:date="2026-01-01T00:00:00Z">
+        <w:r>
+          <w:t xml:space="preserve"> </w:t>
+        </w:r>
+      </w:ins>
+      <w:ins w:id="145" w:author="PR Preview" w:date="2026-01-01T00:00:00Z">
+        <w:r>
+          <w:t xml:space="preserve">and an example shows only one case.</w:t>
+        </w:r>
+      </w:ins>
+    </w:p>
+    <w:bookmarkStart w:id="65" w:name="exm-general-form-formula"/>
+    <w:p>
+      <w:pPr>
+        <w:pStyle w:val="BodyText"/>
+      </w:pPr>
+      <w:ins w:id="146" w:author="PR Preview" w:date="2026-01-01T00:00:00Z">
+        <w:r>
+          <w:rPr>
+            <w:b/>
+            <w:bCs/>
+          </w:rPr>
+          <w:t xml:space="preserve">Example 25 (Stating the chain rule)</w:t>
+        </w:r>
+      </w:ins>
+      <w:ins w:id="147" w:author="PR Preview" w:date="2026-01-01T00:00:00Z">
+        <w:r>
+          <w:t xml:space="preserve"> </w:t>
+        </w:r>
+      </w:ins>
+      <w:ins w:id="148" w:author="PR Preview" w:date="2026-01-01T00:00:00Z">
+        <w:r>
+          <w:t xml:space="preserve"> </w:t>
+        </w:r>
+      </w:ins>
+    </w:p>
+    <w:p>
+      <w:pPr>
+        <w:pStyle w:val="BlockText"/>
+      </w:pPr>
+      <w:ins w:id="149" w:author="PR Preview" w:date="2026-01-01T00:00:00Z">
+        <w:r>
+          <w:t xml:space="preserve">❌</w:t>
+        </w:r>
+      </w:ins>
+      <w:ins w:id="150" w:author="PR Preview" w:date="2026-01-01T00:00:00Z">
+        <w:r>
+          <w:t xml:space="preserve"> </w:t>
+        </w:r>
+      </w:ins>
+      <m:oMath>
+        <m:f>
+          <m:fPr>
+            <m:type m:val="bar"/>
+          </m:fPr>
+          <m:num>
+            <m:r>
+              <m:t>d</m:t>
+            </m:r>
+            <m:r>
+              <m:rPr>
+                <m:sty m:val="p"/>
+              </m:rPr>
+              <m:t>(</m:t>
+            </m:r>
+            <m:sSup>
+              <m:e>
+                <m:r>
+                  <m:t>u</m:t>
+                </m:r>
+              </m:e>
+              <m:sup>
+                <m:r>
+                  <m:t>2</m:t>
+                </m:r>
+              </m:sup>
+            </m:sSup>
+            <m:r>
+              <m:rPr>
+                <m:sty m:val="p"/>
+              </m:rPr>
+              <m:t>)</m:t>
+            </m:r>
+          </m:num>
+          <m:den>
+            <m:r>
+              <m:t>d</m:t>
+            </m:r>
+            <m:r>
+              <m:t>w</m:t>
+            </m:r>
+          </m:den>
+        </m:f>
+        <m:r>
+          <m:rPr>
+            <m:sty m:val="p"/>
+          </m:rPr>
+          <m:t>=</m:t>
+        </m:r>
+        <m:r>
+          <m:t>2</m:t>
+        </m:r>
+        <m:r>
+          <m:t>u</m:t>
+        </m:r>
+        <m:f>
+          <m:fPr>
+            <m:type m:val="bar"/>
+          </m:fPr>
+          <m:num>
+            <m:r>
+              <m:t>d</m:t>
+            </m:r>
+            <m:r>
+              <m:t>u</m:t>
+            </m:r>
+          </m:num>
+          <m:den>
+            <m:r>
+              <m:t>d</m:t>
+            </m:r>
+            <m:r>
+              <m:t>w</m:t>
+            </m:r>
+          </m:den>
+        </m:f>
+      </m:oMath>
+    </w:p>
+    <w:p>
+      <w:pPr>
+        <w:pStyle w:val="BlockText"/>
+      </w:pPr>
+      <w:ins w:id="151" w:author="PR Preview" w:date="2026-01-01T00:00:00Z">
+        <w:r>
+          <w:t xml:space="preserve">✅</w:t>
+        </w:r>
+      </w:ins>
+      <w:ins w:id="152" w:author="PR Preview" w:date="2026-01-01T00:00:00Z">
+        <w:r>
+          <w:t xml:space="preserve"> </w:t>
+        </w:r>
+      </w:ins>
+      <m:oMath>
+        <m:f>
+          <m:fPr>
+            <m:type m:val="bar"/>
+          </m:fPr>
+          <m:num>
+            <m:r>
+              <m:t>d</m:t>
+            </m:r>
+            <m:r>
+              <m:t>f</m:t>
+            </m:r>
+            <m:r>
+              <m:rPr>
+                <m:sty m:val="p"/>
+              </m:rPr>
+              <m:t>(</m:t>
+            </m:r>
+            <m:r>
+              <m:t>u</m:t>
+            </m:r>
+            <m:r>
+              <m:rPr>
+                <m:sty m:val="p"/>
+              </m:rPr>
+              <m:t>)</m:t>
+            </m:r>
+          </m:num>
+          <m:den>
+            <m:r>
+              <m:t>d</m:t>
+            </m:r>
+            <m:r>
+              <m:t>w</m:t>
+            </m:r>
+          </m:den>
+        </m:f>
+        <m:r>
+          <m:rPr>
+            <m:sty m:val="p"/>
+          </m:rPr>
+          <m:t>=</m:t>
+        </m:r>
+        <m:sSup>
+          <m:e>
+            <m:r>
+              <m:t>f</m:t>
+            </m:r>
+          </m:e>
+          <m:sup>
+            <m:r>
+              <m:rPr>
+                <m:sty m:val="p"/>
+              </m:rPr>
+              <m:t>′</m:t>
+            </m:r>
+          </m:sup>
+        </m:sSup>
+        <m:r>
+          <m:rPr>
+            <m:sty m:val="p"/>
+          </m:rPr>
+          <m:t>(</m:t>
+        </m:r>
+        <m:r>
+          <m:t>u</m:t>
+        </m:r>
+        <m:r>
+          <m:rPr>
+            <m:sty m:val="p"/>
+          </m:rPr>
+          <m:t>)</m:t>
+        </m:r>
+        <m:f>
+          <m:fPr>
+            <m:type m:val="bar"/>
+          </m:fPr>
+          <m:num>
+            <m:r>
+              <m:t>d</m:t>
+            </m:r>
+            <m:r>
+              <m:t>u</m:t>
+            </m:r>
+          </m:num>
+          <m:den>
+            <m:r>
+              <m:t>d</m:t>
+            </m:r>
+            <m:r>
+              <m:t>w</m:t>
+            </m:r>
+          </m:den>
+        </m:f>
+      </m:oMath>
+    </w:p>
+    <w:p>
+      <w:pPr>
+        <w:pStyle w:val="FirstParagraph"/>
+      </w:pPr>
+      <w:ins w:id="153" w:author="PR Preview" w:date="2026-01-01T00:00:00Z">
+        <w:r>
+          <w:t xml:space="preserve">The ❌ line is the chain rule for squaring only.</w:t>
+        </w:r>
+      </w:ins>
+      <w:ins w:id="154" w:author="PR Preview" w:date="2026-01-01T00:00:00Z">
+        <w:r>
+          <w:t xml:space="preserve"> </w:t>
+        </w:r>
+      </w:ins>
+      <w:ins w:id="155" w:author="PR Preview" w:date="2026-01-01T00:00:00Z">
+        <w:r>
+          <w:t xml:space="preserve">The ✅ line holds for every differentiable</w:t>
+        </w:r>
+      </w:ins>
+      <w:ins w:id="156" w:author="PR Preview" w:date="2026-01-01T00:00:00Z">
+        <w:r>
+          <w:t xml:space="preserve"> </w:t>
+        </w:r>
+      </w:ins>
+      <m:oMath>
+        <m:r>
+          <m:t>f</m:t>
+        </m:r>
+      </m:oMath>
+      <w:ins w:id="157" w:author="PR Preview" w:date="2026-01-01T00:00:00Z">
+        <w:r>
+          <w:t xml:space="preserve">,</w:t>
+        </w:r>
+      </w:ins>
+      <w:ins w:id="158" w:author="PR Preview" w:date="2026-01-01T00:00:00Z">
+        <w:r>
+          <w:t xml:space="preserve"> </w:t>
+        </w:r>
+      </w:ins>
+      <w:ins w:id="159" w:author="PR Preview" w:date="2026-01-01T00:00:00Z">
+        <w:r>
+          <w:t xml:space="preserve">and the squaring case follows by taking</w:t>
+        </w:r>
+      </w:ins>
+      <w:ins w:id="160" w:author="PR Preview" w:date="2026-01-01T00:00:00Z">
+        <w:r>
+          <w:t xml:space="preserve"> </w:t>
+        </w:r>
+      </w:ins>
+      <m:oMath>
+        <m:r>
+          <m:t>f</m:t>
+        </m:r>
+        <m:r>
+          <m:rPr>
+            <m:sty m:val="p"/>
+          </m:rPr>
+          <m:t>(</m:t>
+        </m:r>
+        <m:r>
+          <m:t>u</m:t>
+        </m:r>
+        <m:r>
+          <m:rPr>
+            <m:sty m:val="p"/>
+          </m:rPr>
+          <m:t>)</m:t>
+        </m:r>
+        <m:r>
+          <m:rPr>
+            <m:sty m:val="p"/>
+          </m:rPr>
+          <m:t>=</m:t>
+        </m:r>
+        <m:sSup>
+          <m:e>
+            <m:r>
+              <m:t>u</m:t>
+            </m:r>
+          </m:e>
+          <m:sup>
+            <m:r>
+              <m:t>2</m:t>
+            </m:r>
+          </m:sup>
+        </m:sSup>
+      </m:oMath>
+      <w:ins w:id="161" w:author="PR Preview" w:date="2026-01-01T00:00:00Z">
+        <w:r>
+          <w:t xml:space="preserve">.</w:t>
+        </w:r>
+      </w:ins>
+    </w:p>
+    <w:bookmarkEnd w:id="65"/>
+    <w:p>
+      <w:pPr>
+        <w:pStyle w:val="BodyText"/>
+      </w:pPr>
+      <w:ins w:id="162" w:author="PR Preview" w:date="2026-01-01T00:00:00Z">
+        <w:r>
+          <w:t xml:space="preserve">Put a specific case on the sheet only as a labeled example next to the general formula.</w:t>
+        </w:r>
+      </w:ins>
+    </w:p>
+    <w:bookmarkEnd w:id="66"/>
+    <w:bookmarkStart w:id="68" w:name="X7f8c42fa04e60987c7b1508a72c3ab256e37ba7"/>
+    <w:p>
+      <w:pPr>
+        <w:pStyle w:val="Heading2"/>
+      </w:pPr>
+      <w:ins w:id="163" w:author="PR Preview" w:date="2026-01-01T00:00:00Z">
+        <w:r>
+          <w:t xml:space="preserve">15 Writing the mean function and the prediction function</w:t>
+        </w:r>
+      </w:ins>
+    </w:p>
+    <w:p>
+      <w:pPr>
+        <w:pStyle w:val="FirstParagraph"/>
+      </w:pPr>
+      <w:ins w:id="164" w:author="PR Preview" w:date="2026-01-01T00:00:00Z">
+        <w:r>
+          <w:t xml:space="preserve">Write the mean function as</w:t>
+        </w:r>
+      </w:ins>
+      <w:ins w:id="165" w:author="PR Preview" w:date="2026-01-01T00:00:00Z">
+        <w:r>
+          <w:t xml:space="preserve"> </w:t>
+        </w:r>
+      </w:ins>
+      <m:oMath>
+        <m:r>
+          <m:t>μ</m:t>
+        </m:r>
+      </m:oMath>
+      <w:ins w:id="166" w:author="PR Preview" w:date="2026-01-01T00:00:00Z">
+        <w:r>
+          <w:t xml:space="preserve">, not as</w:t>
+        </w:r>
+      </w:ins>
+      <w:ins w:id="167" w:author="PR Preview" w:date="2026-01-01T00:00:00Z">
+        <w:r>
+          <w:t xml:space="preserve"> </w:t>
+        </w:r>
+      </w:ins>
+      <m:oMath>
+        <m:r>
+          <m:t>f</m:t>
+        </m:r>
+      </m:oMath>
+      <w:ins w:id="168" w:author="PR Preview" w:date="2026-01-01T00:00:00Z">
+        <w:r>
+          <w:t xml:space="preserve">.</w:t>
+        </w:r>
+      </w:ins>
+      <w:ins w:id="169" w:author="PR Preview" w:date="2026-01-01T00:00:00Z">
+        <w:r>
+          <w:t xml:space="preserve"> </w:t>
+        </w:r>
+      </w:ins>
+      <w:ins w:id="170" w:author="PR Preview" w:date="2026-01-01T00:00:00Z">
+        <w:r>
+          <w:t xml:space="preserve">The mean function is the population mean of the outcome given the inputs,</w:t>
+        </w:r>
+      </w:ins>
+      <w:ins w:id="171" w:author="PR Preview" w:date="2026-01-01T00:00:00Z">
+        <w:r>
+          <w:t xml:space="preserve"> </w:t>
+        </w:r>
+      </w:ins>
+      <m:oMath>
+        <m:r>
+          <m:t>μ</m:t>
+        </m:r>
+        <m:r>
+          <m:rPr>
+            <m:sty m:val="p"/>
+          </m:rPr>
+          <m:t>(</m:t>
+        </m:r>
+        <m:r>
+          <m:t>x</m:t>
+        </m:r>
+        <m:r>
+          <m:rPr>
+            <m:sty m:val="p"/>
+          </m:rPr>
+          <m:t>)</m:t>
+        </m:r>
+      </m:oMath>
+      <w:ins w:id="172" w:author="PR Preview" w:date="2026-01-01T00:00:00Z">
+        <w:r>
+          <w:t xml:space="preserve">.</w:t>
+        </w:r>
+      </w:ins>
+      <w:ins w:id="173" w:author="PR Preview" w:date="2026-01-01T00:00:00Z">
+        <w:r>
+          <w:t xml:space="preserve"> </w:t>
+        </w:r>
+      </w:ins>
+      <w:ins w:id="174" w:author="PR Preview" w:date="2026-01-01T00:00:00Z">
+        <w:r>
+          <w:t xml:space="preserve">In a group that uses shared macros (see</w:t>
+        </w:r>
+      </w:ins>
+      <w:ins w:id="175" w:author="PR Preview" w:date="2026-01-01T00:00:00Z">
+        <w:r>
+          <w:t xml:space="preserve"> </w:t>
+        </w:r>
+      </w:ins>
+      <w:hyperlink w:anchor="using-shared-macros">
+        <w:ins w:id="176" w:author="PR Preview" w:date="2026-01-01T00:00:00Z">
+          <w:r>
+            <w:rPr>
+              <w:rStyle w:val="Hyperlink"/>
+            </w:rPr>
+            <w:t xml:space="preserve">Using shared macros</w:t>
+          </w:r>
+        </w:ins>
+      </w:hyperlink>
+      <w:ins w:id="177" w:author="PR Preview" w:date="2026-01-01T00:00:00Z">
+        <w:r>
+          <w:t xml:space="preserve">),</w:t>
+        </w:r>
+      </w:ins>
+      <w:ins w:id="178" w:author="PR Preview" w:date="2026-01-01T00:00:00Z">
+        <w:r>
+          <w:t xml:space="preserve"> </w:t>
+        </w:r>
+      </w:ins>
+      <w:ins w:id="179" w:author="PR Preview" w:date="2026-01-01T00:00:00Z">
+        <w:r>
+          <w:t xml:space="preserve">write it</w:t>
+        </w:r>
+      </w:ins>
+      <w:ins w:id="180" w:author="PR Preview" w:date="2026-01-01T00:00:00Z">
+        <w:r>
+          <w:t xml:space="preserve"> </w:t>
+        </w:r>
+      </w:ins>
+      <w:ins w:id="181" w:author="PR Preview" w:date="2026-01-01T00:00:00Z">
+        <w:r>
+          <w:rPr>
+            <w:rStyle w:val="VerbatimChar"/>
+          </w:rPr>
+          <w:t xml:space="preserve">\truemeanf{x}</w:t>
+        </w:r>
+      </w:ins>
+      <w:ins w:id="182" w:author="PR Preview" w:date="2026-01-01T00:00:00Z">
+        <w:r>
+          <w:t xml:space="preserve">.</w:t>
+        </w:r>
+      </w:ins>
+    </w:p>
+    <w:p>
+      <w:pPr>
+        <w:pStyle w:val="BodyText"/>
+      </w:pPr>
+      <w:ins w:id="183" w:author="PR Preview" w:date="2026-01-01T00:00:00Z">
+        <w:r>
+          <w:t xml:space="preserve">Name the object you mean.</w:t>
+        </w:r>
+      </w:ins>
+      <w:ins w:id="184" w:author="PR Preview" w:date="2026-01-01T00:00:00Z">
+        <w:r>
+          <w:t xml:space="preserve"> </w:t>
+        </w:r>
+      </w:ins>
+      <w:ins w:id="185" w:author="PR Preview" w:date="2026-01-01T00:00:00Z">
+        <w:r>
+          <w:t xml:space="preserve">When the text refers to the fitted prediction function as a concept,</w:t>
+        </w:r>
+      </w:ins>
+      <w:ins w:id="186" w:author="PR Preview" w:date="2026-01-01T00:00:00Z">
+        <w:r>
+          <w:t xml:space="preserve"> </w:t>
+        </w:r>
+      </w:ins>
+      <w:ins w:id="187" w:author="PR Preview" w:date="2026-01-01T00:00:00Z">
+        <w:r>
+          <w:t xml:space="preserve">the rule that turns an input into a predicted outcome,</w:t>
+        </w:r>
+      </w:ins>
+      <w:ins w:id="188" w:author="PR Preview" w:date="2026-01-01T00:00:00Z">
+        <w:r>
+          <w:t xml:space="preserve"> </w:t>
+        </w:r>
+      </w:ins>
+      <w:ins w:id="189" w:author="PR Preview" w:date="2026-01-01T00:00:00Z">
+        <w:r>
+          <w:t xml:space="preserve">write the fitted prediction function, not the fitted mean function.</w:t>
+        </w:r>
+      </w:ins>
+      <w:ins w:id="190" w:author="PR Preview" w:date="2026-01-01T00:00:00Z">
+        <w:r>
+          <w:t xml:space="preserve"> </w:t>
+        </w:r>
+      </w:ins>
+      <w:ins w:id="191" w:author="PR Preview" w:date="2026-01-01T00:00:00Z">
+        <w:r>
+          <w:t xml:space="preserve">Write it</w:t>
+        </w:r>
+      </w:ins>
+      <w:ins w:id="192" w:author="PR Preview" w:date="2026-01-01T00:00:00Z">
+        <w:r>
+          <w:t xml:space="preserve"> </w:t>
+        </w:r>
+      </w:ins>
+      <w:ins w:id="193" w:author="PR Preview" w:date="2026-01-01T00:00:00Z">
+        <w:r>
+          <w:rPr>
+            <w:rStyle w:val="VerbatimChar"/>
+          </w:rPr>
+          <w:t xml:space="preserve">\epredfnf{x}</w:t>
+        </w:r>
+      </w:ins>
+      <w:ins w:id="194" w:author="PR Preview" w:date="2026-01-01T00:00:00Z">
+        <w:r>
+          <w:t xml:space="preserve"> </w:t>
+        </w:r>
+      </w:ins>
+      <w:ins w:id="195" w:author="PR Preview" w:date="2026-01-01T00:00:00Z">
+        <w:r>
+          <w:t xml:space="preserve">(symbol</w:t>
+        </w:r>
+      </w:ins>
+      <w:ins w:id="196" w:author="PR Preview" w:date="2026-01-01T00:00:00Z">
+        <w:r>
+          <w:t xml:space="preserve"> </w:t>
+        </w:r>
+      </w:ins>
+      <m:oMath>
+        <m:acc>
+          <m:accPr>
+            <m:chr m:val="̂"/>
+          </m:accPr>
+          <m:e>
+            <m:r>
+              <m:t>g</m:t>
+            </m:r>
+          </m:e>
+        </m:acc>
+      </m:oMath>
+      <w:ins w:id="197" w:author="PR Preview" w:date="2026-01-01T00:00:00Z">
+        <w:r>
+          <w:t xml:space="preserve">) for an estimated one, or</w:t>
+        </w:r>
+      </w:ins>
+      <w:ins w:id="198" w:author="PR Preview" w:date="2026-01-01T00:00:00Z">
+        <w:r>
+          <w:t xml:space="preserve"> </w:t>
+        </w:r>
+      </w:ins>
+      <w:ins w:id="199" w:author="PR Preview" w:date="2026-01-01T00:00:00Z">
+        <w:r>
+          <w:rPr>
+            <w:rStyle w:val="VerbatimChar"/>
+          </w:rPr>
+          <w:t xml:space="preserve">\predfnf{x}</w:t>
+        </w:r>
+      </w:ins>
+      <w:ins w:id="200" w:author="PR Preview" w:date="2026-01-01T00:00:00Z">
+        <w:r>
+          <w:t xml:space="preserve"> </w:t>
+        </w:r>
+      </w:ins>
+      <w:ins w:id="201" w:author="PR Preview" w:date="2026-01-01T00:00:00Z">
+        <w:r>
+          <w:t xml:space="preserve">(symbol</w:t>
+        </w:r>
+      </w:ins>
+      <w:ins w:id="202" w:author="PR Preview" w:date="2026-01-01T00:00:00Z">
+        <w:r>
+          <w:t xml:space="preserve"> </w:t>
+        </w:r>
+      </w:ins>
+      <m:oMath>
+        <m:r>
+          <m:t>g</m:t>
+        </m:r>
+      </m:oMath>
+      <w:ins w:id="203" w:author="PR Preview" w:date="2026-01-01T00:00:00Z">
+        <w:r>
+          <w:t xml:space="preserve">) for any prediction function.</w:t>
+        </w:r>
+      </w:ins>
+      <w:ins w:id="204" w:author="PR Preview" w:date="2026-01-01T00:00:00Z">
+        <w:r>
+          <w:t xml:space="preserve"> </w:t>
+        </w:r>
+      </w:ins>
+      <w:ins w:id="205" w:author="PR Preview" w:date="2026-01-01T00:00:00Z">
+        <w:r>
+          <w:t xml:space="preserve">Use the fitted or estimated mean function only where the text is about</w:t>
+        </w:r>
+      </w:ins>
+      <w:ins w:id="206" w:author="PR Preview" w:date="2026-01-01T00:00:00Z">
+        <w:r>
+          <w:t xml:space="preserve"> </w:t>
+        </w:r>
+      </w:ins>
+      <w:ins w:id="207" w:author="PR Preview" w:date="2026-01-01T00:00:00Z">
+        <w:r>
+          <w:t xml:space="preserve">estimating the mean function</w:t>
+        </w:r>
+      </w:ins>
+      <w:ins w:id="208" w:author="PR Preview" w:date="2026-01-01T00:00:00Z">
+        <w:r>
+          <w:t xml:space="preserve"> </w:t>
+        </w:r>
+      </w:ins>
+      <m:oMath>
+        <m:r>
+          <m:t>μ</m:t>
+        </m:r>
+      </m:oMath>
+      <w:ins w:id="209" w:author="PR Preview" w:date="2026-01-01T00:00:00Z">
+        <w:r>
+          <w:t xml:space="preserve"> </w:t>
+        </w:r>
+      </w:ins>
+      <w:ins w:id="210" w:author="PR Preview" w:date="2026-01-01T00:00:00Z">
+        <w:r>
+          <w:t xml:space="preserve">itself.</w:t>
+        </w:r>
+      </w:ins>
+    </w:p>
+    <w:bookmarkStart w:id="67" w:name="exm-mean-vs-prediction-function"/>
+    <w:p>
+      <w:pPr>
+        <w:pStyle w:val="BodyText"/>
+      </w:pPr>
+      <w:ins w:id="211" w:author="PR Preview" w:date="2026-01-01T00:00:00Z">
+        <w:r>
+          <w:rPr>
+            <w:b/>
+            <w:bCs/>
+          </w:rPr>
+          <w:t xml:space="preserve">Example 26 (Mean function and fitted prediction function)</w:t>
+        </w:r>
+      </w:ins>
+      <w:ins w:id="212" w:author="PR Preview" w:date="2026-01-01T00:00:00Z">
+        <w:r>
+          <w:t xml:space="preserve"> </w:t>
+        </w:r>
+      </w:ins>
+      <w:ins w:id="213" w:author="PR Preview" w:date="2026-01-01T00:00:00Z">
+        <w:r>
+          <w:t xml:space="preserve"> </w:t>
+        </w:r>
+      </w:ins>
+    </w:p>
+    <w:p>
+      <w:pPr>
+        <w:pStyle w:val="BlockText"/>
+      </w:pPr>
+      <w:ins w:id="214" w:author="PR Preview" w:date="2026-01-01T00:00:00Z">
+        <w:r>
+          <w:t xml:space="preserve">❌ The expected squared error of the fitted mean function at</w:t>
+        </w:r>
+      </w:ins>
+      <w:ins w:id="215" w:author="PR Preview" w:date="2026-01-01T00:00:00Z">
+        <w:r>
+          <w:t xml:space="preserve"> </w:t>
+        </w:r>
+      </w:ins>
+      <m:oMath>
+        <m:r>
+          <m:t>x</m:t>
+        </m:r>
+      </m:oMath>
+      <w:ins w:id="216" w:author="PR Preview" w:date="2026-01-01T00:00:00Z">
+        <w:r>
+          <w:t xml:space="preserve"> </w:t>
+        </w:r>
+      </w:ins>
+      <w:ins w:id="217" w:author="PR Preview" w:date="2026-01-01T00:00:00Z">
+        <w:r>
+          <w:t xml:space="preserve">is</w:t>
+        </w:r>
+      </w:ins>
+      <w:ins w:id="218" w:author="PR Preview" w:date="2026-01-01T00:00:00Z">
+        <w:r>
+          <w:t xml:space="preserve"> </w:t>
+        </w:r>
+      </w:ins>
+      <w:ins w:id="219" w:author="PR Preview" w:date="2026-01-01T00:00:00Z">
+        <w:r>
+          <w:t xml:space="preserve">$\E{(y - \hat{f}(x))^2}$</w:t>
+        </w:r>
+      </w:ins>
+      <w:ins w:id="220" w:author="PR Preview" w:date="2026-01-01T00:00:00Z">
+        <w:r>
+          <w:t xml:space="preserve">.</w:t>
+        </w:r>
+      </w:ins>
+    </w:p>
+    <w:p>
+      <w:pPr>
+        <w:pStyle w:val="BlockText"/>
+      </w:pPr>
+      <w:ins w:id="221" w:author="PR Preview" w:date="2026-01-01T00:00:00Z">
+        <w:r>
+          <w:t xml:space="preserve">✅ The expected squared error of the fitted prediction function at</w:t>
+        </w:r>
+      </w:ins>
+      <w:ins w:id="222" w:author="PR Preview" w:date="2026-01-01T00:00:00Z">
+        <w:r>
+          <w:t xml:space="preserve"> </w:t>
+        </w:r>
+      </w:ins>
+      <m:oMath>
+        <m:r>
+          <m:t>x</m:t>
+        </m:r>
+      </m:oMath>
+      <w:ins w:id="223" w:author="PR Preview" w:date="2026-01-01T00:00:00Z">
+        <w:r>
+          <w:t xml:space="preserve"> </w:t>
+        </w:r>
+      </w:ins>
+      <w:ins w:id="224" w:author="PR Preview" w:date="2026-01-01T00:00:00Z">
+        <w:r>
+          <w:t xml:space="preserve">is</w:t>
+        </w:r>
+      </w:ins>
+      <w:ins w:id="225" w:author="PR Preview" w:date="2026-01-01T00:00:00Z">
+        <w:r>
+          <w:t xml:space="preserve"> </w:t>
+        </w:r>
+      </w:ins>
+      <w:ins w:id="226" w:author="PR Preview" w:date="2026-01-01T00:00:00Z">
+        <w:r>
+          <w:t xml:space="preserve">$\E{(y - \hat{g}(x))^2}$</w:t>
+        </w:r>
+      </w:ins>
+      <w:ins w:id="227" w:author="PR Preview" w:date="2026-01-01T00:00:00Z">
+        <w:r>
+          <w:t xml:space="preserve">,</w:t>
+        </w:r>
+      </w:ins>
+      <w:ins w:id="228" w:author="PR Preview" w:date="2026-01-01T00:00:00Z">
+        <w:r>
+          <w:t xml:space="preserve"> </w:t>
+        </w:r>
+      </w:ins>
+      <w:ins w:id="229" w:author="PR Preview" w:date="2026-01-01T00:00:00Z">
+        <w:r>
+          <w:t xml:space="preserve">and its bias is</w:t>
+        </w:r>
+      </w:ins>
+      <w:ins w:id="230" w:author="PR Preview" w:date="2026-01-01T00:00:00Z">
+        <w:r>
+          <w:t xml:space="preserve"> </w:t>
+        </w:r>
+      </w:ins>
+      <w:ins w:id="231" w:author="PR Preview" w:date="2026-01-01T00:00:00Z">
+        <w:r>
+          <w:t xml:space="preserve">$\E{\hat{g}(x)} - \mu(x)$</w:t>
+        </w:r>
+      </w:ins>
+      <w:ins w:id="232" w:author="PR Preview" w:date="2026-01-01T00:00:00Z">
+        <w:r>
+          <w:t xml:space="preserve">.</w:t>
+        </w:r>
+      </w:ins>
+    </w:p>
+    <w:p>
+      <w:pPr>
+        <w:pStyle w:val="FirstParagraph"/>
+      </w:pPr>
+      <w:ins w:id="233" w:author="PR Preview" w:date="2026-01-01T00:00:00Z">
+        <w:r>
+          <w:t xml:space="preserve">The ✅ version names the fitted prediction function where the concept is a prediction,</w:t>
+        </w:r>
+      </w:ins>
+      <w:ins w:id="234" w:author="PR Preview" w:date="2026-01-01T00:00:00Z">
+        <w:r>
+          <w:t xml:space="preserve"> </w:t>
+        </w:r>
+      </w:ins>
+      <w:ins w:id="235" w:author="PR Preview" w:date="2026-01-01T00:00:00Z">
+        <w:r>
+          <w:t xml:space="preserve">and keeps</w:t>
+        </w:r>
+      </w:ins>
+      <w:ins w:id="236" w:author="PR Preview" w:date="2026-01-01T00:00:00Z">
+        <w:r>
+          <w:t xml:space="preserve"> </w:t>
+        </w:r>
+      </w:ins>
+      <m:oMath>
+        <m:r>
+          <m:t>μ</m:t>
+        </m:r>
+      </m:oMath>
+      <w:ins w:id="237" w:author="PR Preview" w:date="2026-01-01T00:00:00Z">
+        <w:r>
+          <w:t xml:space="preserve"> </w:t>
+        </w:r>
+      </w:ins>
+      <w:ins w:id="238" w:author="PR Preview" w:date="2026-01-01T00:00:00Z">
+        <w:r>
+          <w:t xml:space="preserve">for the mean it is compared with.</w:t>
+        </w:r>
+      </w:ins>
+    </w:p>
+    <w:bookmarkEnd w:id="67"/>
+    <w:bookmarkEnd w:id="68"/>
+    <w:bookmarkStart w:id="71" w:name="writing-out-notational-shorthands"/>
+    <w:p>
+      <w:pPr>
+        <w:pStyle w:val="Heading2"/>
+      </w:pPr>
+      <w:ins w:id="239" w:author="PR Preview" w:date="2026-01-01T00:00:00Z">
+        <w:r>
+          <w:t xml:space="preserve">16 Writing out notational shorthands</w:t>
+        </w:r>
+      </w:ins>
     </w:p>
     <w:p>
       <w:pPr>
@@ -13824,7 +15782,7 @@
       <w:r>
         <w:t xml:space="preserve"> </w:t>
       </w:r>
-      <w:hyperlink r:id="rId62">
+      <w:hyperlink r:id="rId69">
         <w:r>
           <w:rPr>
             <w:rStyle w:val="Hyperlink"/>
@@ -13865,35 +15823,84 @@
         <w:t xml:space="preserve">catalogs common shorthands and their full forms.</w:t>
       </w:r>
     </w:p>
-    <w:bookmarkStart w:id="63" w:name="exm-notational-shorthand"/>
+    <w:bookmarkStart w:id="70" w:name="exm-notational-shorthand"/>
     <w:p>
       <w:pPr>
         <w:pStyle w:val="BodyText"/>
       </w:pPr>
-      <w:r>
-        <w:rPr>
-          <w:b/>
-          <w:bCs/>
-        </w:rPr>
-        <w:t xml:space="preserve">Example 24 (Writing out the limits of a sum and the range of an index)</w:t>
-      </w:r>
-      <w:r>
-        <w:t xml:space="preserve"> </w:t>
-      </w:r>
-      <w:r>
-        <w:t xml:space="preserve">For a discrete random variable</w:t>
-      </w:r>
-      <w:r>
-        <w:t xml:space="preserve"> </w:t>
-      </w:r>
+      <w:del w:id="240" w:author="PR Preview" w:date="2026-01-01T00:00:00Z">
+        <w:r>
+          <w:rPr>
+            <w:b/>
+            <w:bCs/>
+          </w:rPr>
+          <w:delText xml:space="preserve">Example 24 (Writing out the limits of a sum and the range of an index)</w:delText>
+        </w:r>
+      </w:del>
+      <w:del w:id="241" w:author="PR Preview" w:date="2026-01-01T00:00:00Z">
+        <w:r>
+          <w:delText xml:space="preserve"> </w:delText>
+        </w:r>
+      </w:del>
+      <w:del w:id="242" w:author="PR Preview" w:date="2026-01-01T00:00:00Z">
+        <w:r>
+          <w:delText xml:space="preserve">For a discrete random variable</w:delText>
+        </w:r>
+      </w:del>
+      <w:del w:id="243" w:author="PR Preview" w:date="2026-01-01T00:00:00Z">
+        <w:r>
+          <w:delText xml:space="preserve"> </w:delText>
+        </w:r>
+      </w:del>
       <m:oMath>
         <m:r>
           <m:t>X</m:t>
         </m:r>
       </m:oMath>
-      <w:r>
-        <w:t xml:space="preserve">:</w:t>
-      </w:r>
+      <w:del w:id="244" w:author="PR Preview" w:date="2026-01-01T00:00:00Z">
+        <w:r>
+          <w:delText xml:space="preserve">:</w:delText>
+        </w:r>
+      </w:del>
+    </w:p>
+    <w:p>
+      <w:pPr>
+        <w:pStyle w:val="BodyText"/>
+      </w:pPr>
+      <w:ins w:id="245" w:author="PR Preview" w:date="2026-01-01T00:00:00Z">
+        <w:r>
+          <w:rPr>
+            <w:b/>
+            <w:bCs/>
+          </w:rPr>
+          <w:t xml:space="preserve">Example 27 (Writing out the limits of a sum and the range of an index)</w:t>
+        </w:r>
+      </w:ins>
+      <w:ins w:id="246" w:author="PR Preview" w:date="2026-01-01T00:00:00Z">
+        <w:r>
+          <w:t xml:space="preserve"> </w:t>
+        </w:r>
+      </w:ins>
+      <w:ins w:id="247" w:author="PR Preview" w:date="2026-01-01T00:00:00Z">
+        <w:r>
+          <w:t xml:space="preserve">For a discrete random variable</w:t>
+        </w:r>
+      </w:ins>
+      <w:ins w:id="248" w:author="PR Preview" w:date="2026-01-01T00:00:00Z">
+        <w:r>
+          <w:t xml:space="preserve"> </w:t>
+        </w:r>
+      </w:ins>
+      <m:oMath>
+        <m:r>
+          <m:t>X</m:t>
+        </m:r>
+      </m:oMath>
+      <w:ins w:id="249" w:author="PR Preview" w:date="2026-01-01T00:00:00Z">
+        <w:r>
+          <w:t xml:space="preserve">:</w:t>
+        </w:r>
+      </w:ins>
     </w:p>
     <w:p>
       <w:pPr>
@@ -14432,16 +16439,28 @@
         <w:t xml:space="preserve">observations.</w:t>
       </w:r>
     </w:p>
-    <w:bookmarkEnd w:id="63"/>
-    <w:bookmarkEnd w:id="64"/>
-    <w:bookmarkStart w:id="69" w:name="stating-assumptions-before-using-them"/>
+    <w:bookmarkEnd w:id="70"/>
+    <w:bookmarkEnd w:id="71"/>
+    <w:bookmarkStart w:id="76" w:name="stating-assumptions-before-using-them"/>
     <w:p>
       <w:pPr>
         <w:pStyle w:val="Heading2"/>
       </w:pPr>
-      <w:r>
-        <w:t xml:space="preserve">13 Stating assumptions before using them</w:t>
-      </w:r>
+      <w:del w:id="250" w:author="PR Preview" w:date="2026-01-01T00:00:00Z">
+        <w:r>
+          <w:delText xml:space="preserve">13 Stating assumptions before using them</w:delText>
+        </w:r>
+      </w:del>
+    </w:p>
+    <w:p>
+      <w:pPr>
+        <w:pStyle w:val="Heading2"/>
+      </w:pPr>
+      <w:ins w:id="251" w:author="PR Preview" w:date="2026-01-01T00:00:00Z">
+        <w:r>
+          <w:t xml:space="preserve">17 Stating assumptions before using them</w:t>
+        </w:r>
+      </w:ins>
     </w:p>
     <w:p>
       <w:pPr>
@@ -14494,7 +16513,7 @@
         <w:pStyle w:val="Compact"/>
         <w:numPr>
           <w:ilvl w:val="0"/>
-          <w:numId w:val="1013"/>
+          <w:numId w:val="1015"/>
         </w:numPr>
       </w:pPr>
       <w:r>
@@ -14532,7 +16551,7 @@
         <w:pStyle w:val="Compact"/>
         <w:numPr>
           <w:ilvl w:val="0"/>
-          <w:numId w:val="1013"/>
+          <w:numId w:val="1015"/>
         </w:numPr>
       </w:pPr>
       <w:r>
@@ -14544,7 +16563,7 @@
         <w:pStyle w:val="Compact"/>
         <w:numPr>
           <w:ilvl w:val="0"/>
-          <w:numId w:val="1013"/>
+          <w:numId w:val="1015"/>
         </w:numPr>
       </w:pPr>
       <w:r>
@@ -14556,7 +16575,7 @@
         <w:pStyle w:val="Compact"/>
         <w:numPr>
           <w:ilvl w:val="0"/>
-          <w:numId w:val="1013"/>
+          <w:numId w:val="1015"/>
         </w:numPr>
       </w:pPr>
       <w:r>
@@ -14637,7 +16656,7 @@
         <w:pStyle w:val="Compact"/>
         <w:numPr>
           <w:ilvl w:val="0"/>
-          <w:numId w:val="1014"/>
+          <w:numId w:val="1016"/>
         </w:numPr>
       </w:pPr>
       <w:r>
@@ -14664,7 +16683,7 @@
         <w:pStyle w:val="Compact"/>
         <w:numPr>
           <w:ilvl w:val="0"/>
-          <w:numId w:val="1014"/>
+          <w:numId w:val="1016"/>
         </w:numPr>
       </w:pPr>
       <w:r>
@@ -14777,53 +16796,67 @@
         <w:t xml:space="preserve">because the assumptions use the names it introduces.</w:t>
       </w:r>
     </w:p>
-    <w:bookmarkStart w:id="65" w:name="exm-assumptions-first"/>
+    <w:bookmarkStart w:id="72" w:name="exm-assumptions-first"/>
     <w:p>
       <w:pPr>
         <w:pStyle w:val="BodyText"/>
       </w:pPr>
-      <w:r>
-        <w:rPr>
-          <w:b/>
-          <w:bCs/>
-        </w:rPr>
-        <w:t xml:space="preserve">Example 25 (Stating the restriction on</w:t>
-      </w:r>
-      <w:r>
-        <w:rPr>
-          <w:b/>
-          <w:bCs/>
-        </w:rPr>
-        <w:t xml:space="preserve"> </w:t>
-      </w:r>
+      <w:del w:id="252" w:author="PR Preview" w:date="2026-01-01T00:00:00Z">
+        <w:r>
+          <w:rPr>
+            <w:b/>
+            <w:bCs/>
+          </w:rPr>
+          <w:delText xml:space="preserve">Example 25 (Stating the restriction on</w:delText>
+        </w:r>
+      </w:del>
+      <w:del w:id="253" w:author="PR Preview" w:date="2026-01-01T00:00:00Z">
+        <w:r>
+          <w:rPr>
+            <w:b/>
+            <w:bCs/>
+          </w:rPr>
+          <w:delText xml:space="preserve"> </w:delText>
+        </w:r>
+      </w:del>
       <m:oMath>
         <m:r>
           <m:t>x</m:t>
         </m:r>
       </m:oMath>
-      <w:r>
-        <w:rPr>
-          <w:b/>
-          <w:bCs/>
-        </w:rPr>
-        <w:t xml:space="preserve"> </w:t>
-      </w:r>
-      <w:r>
-        <w:rPr>
-          <w:b/>
-          <w:bCs/>
-        </w:rPr>
-        <w:t xml:space="preserve">before using it)</w:t>
-      </w:r>
-      <w:r>
-        <w:t xml:space="preserve"> </w:t>
-      </w:r>
-      <w:r>
-        <w:t xml:space="preserve">To show that</w:t>
-      </w:r>
-      <w:r>
-        <w:t xml:space="preserve"> </w:t>
-      </w:r>
+      <w:del w:id="254" w:author="PR Preview" w:date="2026-01-01T00:00:00Z">
+        <w:r>
+          <w:rPr>
+            <w:b/>
+            <w:bCs/>
+          </w:rPr>
+          <w:delText xml:space="preserve"> </w:delText>
+        </w:r>
+      </w:del>
+      <w:del w:id="255" w:author="PR Preview" w:date="2026-01-01T00:00:00Z">
+        <w:r>
+          <w:rPr>
+            <w:b/>
+            <w:bCs/>
+          </w:rPr>
+          <w:delText xml:space="preserve">before using it)</w:delText>
+        </w:r>
+      </w:del>
+      <w:del w:id="256" w:author="PR Preview" w:date="2026-01-01T00:00:00Z">
+        <w:r>
+          <w:delText xml:space="preserve"> </w:delText>
+        </w:r>
+      </w:del>
+      <w:del w:id="257" w:author="PR Preview" w:date="2026-01-01T00:00:00Z">
+        <w:r>
+          <w:delText xml:space="preserve">To show that</w:delText>
+        </w:r>
+      </w:del>
+      <w:del w:id="258" w:author="PR Preview" w:date="2026-01-01T00:00:00Z">
+        <w:r>
+          <w:delText xml:space="preserve"> </w:delText>
+        </w:r>
+      </w:del>
       <m:oMath>
         <m:r>
           <m:t>x</m:t>
@@ -14838,15 +16871,21 @@
           <m:t>2</m:t>
         </m:r>
       </m:oMath>
-      <w:r>
-        <w:t xml:space="preserve"> </w:t>
-      </w:r>
-      <w:r>
-        <w:t xml:space="preserve">is a strict local minimizer of</w:t>
-      </w:r>
-      <w:r>
-        <w:t xml:space="preserve"> </w:t>
-      </w:r>
+      <w:del w:id="259" w:author="PR Preview" w:date="2026-01-01T00:00:00Z">
+        <w:r>
+          <w:delText xml:space="preserve"> </w:delText>
+        </w:r>
+      </w:del>
+      <w:del w:id="260" w:author="PR Preview" w:date="2026-01-01T00:00:00Z">
+        <w:r>
+          <w:delText xml:space="preserve">is a strict local minimizer of</w:delText>
+        </w:r>
+      </w:del>
+      <w:del w:id="261" w:author="PR Preview" w:date="2026-01-01T00:00:00Z">
+        <w:r>
+          <w:delText xml:space="preserve"> </w:delText>
+        </w:r>
+      </w:del>
       <m:oMath>
         <m:r>
           <m:t>f</m:t>
@@ -14906,18 +16945,26 @@
           </m:sup>
         </m:sSup>
       </m:oMath>
-      <w:r>
-        <w:t xml:space="preserve">,</w:t>
-      </w:r>
-      <w:r>
-        <w:t xml:space="preserve"> </w:t>
-      </w:r>
-      <w:r>
-        <w:t xml:space="preserve">we show that</w:t>
-      </w:r>
-      <w:r>
-        <w:t xml:space="preserve"> </w:t>
-      </w:r>
+      <w:del w:id="262" w:author="PR Preview" w:date="2026-01-01T00:00:00Z">
+        <w:r>
+          <w:delText xml:space="preserve">,</w:delText>
+        </w:r>
+      </w:del>
+      <w:del w:id="263" w:author="PR Preview" w:date="2026-01-01T00:00:00Z">
+        <w:r>
+          <w:delText xml:space="preserve"> </w:delText>
+        </w:r>
+      </w:del>
+      <w:del w:id="264" w:author="PR Preview" w:date="2026-01-01T00:00:00Z">
+        <w:r>
+          <w:delText xml:space="preserve">we show that</w:delText>
+        </w:r>
+      </w:del>
+      <w:del w:id="265" w:author="PR Preview" w:date="2026-01-01T00:00:00Z">
+        <w:r>
+          <w:delText xml:space="preserve"> </w:delText>
+        </w:r>
+      </w:del>
       <m:oMath>
         <m:r>
           <m:t>f</m:t>
@@ -14962,26 +17009,279 @@
           <m:t>)</m:t>
         </m:r>
       </m:oMath>
-      <w:r>
-        <w:t xml:space="preserve"> </w:t>
-      </w:r>
-      <w:r>
-        <w:t xml:space="preserve">for every</w:t>
-      </w:r>
-      <w:r>
-        <w:t xml:space="preserve"> </w:t>
-      </w:r>
+      <w:del w:id="266" w:author="PR Preview" w:date="2026-01-01T00:00:00Z">
+        <w:r>
+          <w:delText xml:space="preserve"> </w:delText>
+        </w:r>
+      </w:del>
+      <w:del w:id="267" w:author="PR Preview" w:date="2026-01-01T00:00:00Z">
+        <w:r>
+          <w:delText xml:space="preserve">for every</w:delText>
+        </w:r>
+      </w:del>
+      <w:del w:id="268" w:author="PR Preview" w:date="2026-01-01T00:00:00Z">
+        <w:r>
+          <w:delText xml:space="preserve"> </w:delText>
+        </w:r>
+      </w:del>
       <m:oMath>
         <m:r>
           <m:t>x</m:t>
         </m:r>
       </m:oMath>
-      <w:r>
-        <w:t xml:space="preserve"> </w:t>
-      </w:r>
-      <w:r>
-        <w:t xml:space="preserve">near 2 other than 2 itself.</w:t>
-      </w:r>
+      <w:del w:id="269" w:author="PR Preview" w:date="2026-01-01T00:00:00Z">
+        <w:r>
+          <w:delText xml:space="preserve"> </w:delText>
+        </w:r>
+      </w:del>
+      <w:del w:id="270" w:author="PR Preview" w:date="2026-01-01T00:00:00Z">
+        <w:r>
+          <w:delText xml:space="preserve">near 2 other than 2 itself.</w:delText>
+        </w:r>
+      </w:del>
+    </w:p>
+    <w:p>
+      <w:pPr>
+        <w:pStyle w:val="BodyText"/>
+      </w:pPr>
+      <w:ins w:id="271" w:author="PR Preview" w:date="2026-01-01T00:00:00Z">
+        <w:r>
+          <w:rPr>
+            <w:b/>
+            <w:bCs/>
+          </w:rPr>
+          <w:t xml:space="preserve">Example 28 (Stating the restriction on</w:t>
+        </w:r>
+      </w:ins>
+      <w:ins w:id="272" w:author="PR Preview" w:date="2026-01-01T00:00:00Z">
+        <w:r>
+          <w:rPr>
+            <w:b/>
+            <w:bCs/>
+          </w:rPr>
+          <w:t xml:space="preserve"> </w:t>
+        </w:r>
+      </w:ins>
+      <m:oMath>
+        <m:r>
+          <m:t>x</m:t>
+        </m:r>
+      </m:oMath>
+      <w:ins w:id="273" w:author="PR Preview" w:date="2026-01-01T00:00:00Z">
+        <w:r>
+          <w:rPr>
+            <w:b/>
+            <w:bCs/>
+          </w:rPr>
+          <w:t xml:space="preserve"> </w:t>
+        </w:r>
+      </w:ins>
+      <w:ins w:id="274" w:author="PR Preview" w:date="2026-01-01T00:00:00Z">
+        <w:r>
+          <w:rPr>
+            <w:b/>
+            <w:bCs/>
+          </w:rPr>
+          <w:t xml:space="preserve">before using it)</w:t>
+        </w:r>
+      </w:ins>
+      <w:ins w:id="275" w:author="PR Preview" w:date="2026-01-01T00:00:00Z">
+        <w:r>
+          <w:t xml:space="preserve"> </w:t>
+        </w:r>
+      </w:ins>
+      <w:ins w:id="276" w:author="PR Preview" w:date="2026-01-01T00:00:00Z">
+        <w:r>
+          <w:t xml:space="preserve">To show that</w:t>
+        </w:r>
+      </w:ins>
+      <w:ins w:id="277" w:author="PR Preview" w:date="2026-01-01T00:00:00Z">
+        <w:r>
+          <w:t xml:space="preserve"> </w:t>
+        </w:r>
+      </w:ins>
+      <m:oMath>
+        <m:r>
+          <m:t>x</m:t>
+        </m:r>
+        <m:r>
+          <m:rPr>
+            <m:sty m:val="p"/>
+          </m:rPr>
+          <m:t>=</m:t>
+        </m:r>
+        <m:r>
+          <m:t>2</m:t>
+        </m:r>
+      </m:oMath>
+      <w:ins w:id="278" w:author="PR Preview" w:date="2026-01-01T00:00:00Z">
+        <w:r>
+          <w:t xml:space="preserve"> </w:t>
+        </w:r>
+      </w:ins>
+      <w:ins w:id="279" w:author="PR Preview" w:date="2026-01-01T00:00:00Z">
+        <w:r>
+          <w:t xml:space="preserve">is a strict local minimizer of</w:t>
+        </w:r>
+      </w:ins>
+      <w:ins w:id="280" w:author="PR Preview" w:date="2026-01-01T00:00:00Z">
+        <w:r>
+          <w:t xml:space="preserve"> </w:t>
+        </w:r>
+      </w:ins>
+      <m:oMath>
+        <m:r>
+          <m:t>f</m:t>
+        </m:r>
+        <m:r>
+          <m:rPr>
+            <m:sty m:val="p"/>
+          </m:rPr>
+          <m:t>(</m:t>
+        </m:r>
+        <m:r>
+          <m:t>x</m:t>
+        </m:r>
+        <m:r>
+          <m:rPr>
+            <m:sty m:val="p"/>
+          </m:rPr>
+          <m:t>)</m:t>
+        </m:r>
+        <m:r>
+          <m:rPr>
+            <m:sty m:val="p"/>
+          </m:rPr>
+          <m:t>=</m:t>
+        </m:r>
+        <m:r>
+          <m:rPr>
+            <m:sty m:val="p"/>
+          </m:rPr>
+          <m:t>(</m:t>
+        </m:r>
+        <m:r>
+          <m:t>x</m:t>
+        </m:r>
+        <m:r>
+          <m:rPr>
+            <m:sty m:val="p"/>
+          </m:rPr>
+          <m:t>−</m:t>
+        </m:r>
+        <m:r>
+          <m:t>2</m:t>
+        </m:r>
+        <m:sSup>
+          <m:e>
+            <m:r>
+              <m:rPr>
+                <m:sty m:val="p"/>
+              </m:rPr>
+              <m:t>)</m:t>
+            </m:r>
+          </m:e>
+          <m:sup>
+            <m:r>
+              <m:t>2</m:t>
+            </m:r>
+          </m:sup>
+        </m:sSup>
+      </m:oMath>
+      <w:ins w:id="281" w:author="PR Preview" w:date="2026-01-01T00:00:00Z">
+        <w:r>
+          <w:t xml:space="preserve">,</w:t>
+        </w:r>
+      </w:ins>
+      <w:ins w:id="282" w:author="PR Preview" w:date="2026-01-01T00:00:00Z">
+        <w:r>
+          <w:t xml:space="preserve"> </w:t>
+        </w:r>
+      </w:ins>
+      <w:ins w:id="283" w:author="PR Preview" w:date="2026-01-01T00:00:00Z">
+        <w:r>
+          <w:t xml:space="preserve">we show that</w:t>
+        </w:r>
+      </w:ins>
+      <w:ins w:id="284" w:author="PR Preview" w:date="2026-01-01T00:00:00Z">
+        <w:r>
+          <w:t xml:space="preserve"> </w:t>
+        </w:r>
+      </w:ins>
+      <m:oMath>
+        <m:r>
+          <m:t>f</m:t>
+        </m:r>
+        <m:r>
+          <m:rPr>
+            <m:sty m:val="p"/>
+          </m:rPr>
+          <m:t>(</m:t>
+        </m:r>
+        <m:r>
+          <m:t>x</m:t>
+        </m:r>
+        <m:r>
+          <m:rPr>
+            <m:sty m:val="p"/>
+          </m:rPr>
+          <m:t>)</m:t>
+        </m:r>
+        <m:r>
+          <m:rPr>
+            <m:sty m:val="p"/>
+          </m:rPr>
+          <m:t>&gt;</m:t>
+        </m:r>
+        <m:r>
+          <m:t>f</m:t>
+        </m:r>
+        <m:r>
+          <m:rPr>
+            <m:sty m:val="p"/>
+          </m:rPr>
+          <m:t>(</m:t>
+        </m:r>
+        <m:r>
+          <m:t>2</m:t>
+        </m:r>
+        <m:r>
+          <m:rPr>
+            <m:sty m:val="p"/>
+          </m:rPr>
+          <m:t>)</m:t>
+        </m:r>
+      </m:oMath>
+      <w:ins w:id="285" w:author="PR Preview" w:date="2026-01-01T00:00:00Z">
+        <w:r>
+          <w:t xml:space="preserve"> </w:t>
+        </w:r>
+      </w:ins>
+      <w:ins w:id="286" w:author="PR Preview" w:date="2026-01-01T00:00:00Z">
+        <w:r>
+          <w:t xml:space="preserve">for every</w:t>
+        </w:r>
+      </w:ins>
+      <w:ins w:id="287" w:author="PR Preview" w:date="2026-01-01T00:00:00Z">
+        <w:r>
+          <w:t xml:space="preserve"> </w:t>
+        </w:r>
+      </w:ins>
+      <m:oMath>
+        <m:r>
+          <m:t>x</m:t>
+        </m:r>
+      </m:oMath>
+      <w:ins w:id="288" w:author="PR Preview" w:date="2026-01-01T00:00:00Z">
+        <w:r>
+          <w:t xml:space="preserve"> </w:t>
+        </w:r>
+      </w:ins>
+      <w:ins w:id="289" w:author="PR Preview" w:date="2026-01-01T00:00:00Z">
+        <w:r>
+          <w:t xml:space="preserve">near 2 other than 2 itself.</w:t>
+        </w:r>
+      </w:ins>
     </w:p>
     <w:p>
       <w:pPr>
@@ -15459,25 +17759,55 @@
         <w:t xml:space="preserve">and the justification says exactly where the condition is used.</w:t>
       </w:r>
     </w:p>
-    <w:bookmarkEnd w:id="65"/>
-    <w:bookmarkStart w:id="66" w:name="exm-assumptions-bullet-list"/>
+    <w:bookmarkEnd w:id="72"/>
+    <w:bookmarkStart w:id="73" w:name="exm-assumptions-bullet-list"/>
     <w:p>
       <w:pPr>
         <w:pStyle w:val="BodyText"/>
       </w:pPr>
-      <w:r>
-        <w:rPr>
-          <w:b/>
-          <w:bCs/>
-        </w:rPr>
-        <w:t xml:space="preserve">Example 26 (Writing several assumptions as one list)</w:t>
-      </w:r>
-      <w:r>
-        <w:t xml:space="preserve"> </w:t>
-      </w:r>
-      <w:r>
-        <w:t xml:space="preserve"> </w:t>
-      </w:r>
+      <w:del w:id="290" w:author="PR Preview" w:date="2026-01-01T00:00:00Z">
+        <w:r>
+          <w:rPr>
+            <w:b/>
+            <w:bCs/>
+          </w:rPr>
+          <w:delText xml:space="preserve">Example 26 (Writing several assumptions as one list)</w:delText>
+        </w:r>
+      </w:del>
+      <w:del w:id="291" w:author="PR Preview" w:date="2026-01-01T00:00:00Z">
+        <w:r>
+          <w:delText xml:space="preserve"> </w:delText>
+        </w:r>
+      </w:del>
+      <w:del w:id="292" w:author="PR Preview" w:date="2026-01-01T00:00:00Z">
+        <w:r>
+          <w:delText xml:space="preserve"> </w:delText>
+        </w:r>
+      </w:del>
+    </w:p>
+    <w:p>
+      <w:pPr>
+        <w:pStyle w:val="BodyText"/>
+      </w:pPr>
+      <w:ins w:id="293" w:author="PR Preview" w:date="2026-01-01T00:00:00Z">
+        <w:r>
+          <w:rPr>
+            <w:b/>
+            <w:bCs/>
+          </w:rPr>
+          <w:t xml:space="preserve">Example 29 (Writing several assumptions as one list)</w:t>
+        </w:r>
+      </w:ins>
+      <w:ins w:id="294" w:author="PR Preview" w:date="2026-01-01T00:00:00Z">
+        <w:r>
+          <w:t xml:space="preserve"> </w:t>
+        </w:r>
+      </w:ins>
+      <w:ins w:id="295" w:author="PR Preview" w:date="2026-01-01T00:00:00Z">
+        <w:r>
+          <w:t xml:space="preserve"> </w:t>
+        </w:r>
+      </w:ins>
     </w:p>
     <w:p>
       <w:pPr>
@@ -15560,7 +17890,7 @@
         <w:pStyle w:val="Compact"/>
         <w:numPr>
           <w:ilvl w:val="0"/>
-          <w:numId w:val="1015"/>
+          <w:numId w:val="1017"/>
         </w:numPr>
       </w:pPr>
       <w:r>
@@ -15597,7 +17927,7 @@
         <w:pStyle w:val="Compact"/>
         <w:numPr>
           <w:ilvl w:val="0"/>
-          <w:numId w:val="1015"/>
+          <w:numId w:val="1017"/>
         </w:numPr>
       </w:pPr>
       <w:r>
@@ -15609,7 +17939,7 @@
         <w:pStyle w:val="Compact"/>
         <w:numPr>
           <w:ilvl w:val="0"/>
-          <w:numId w:val="1015"/>
+          <w:numId w:val="1017"/>
         </w:numPr>
       </w:pPr>
       <w:r>
@@ -15665,25 +17995,55 @@
         <w:t xml:space="preserve">and the bullets show that the three assumptions are parallel and separate.</w:t>
       </w:r>
     </w:p>
-    <w:bookmarkEnd w:id="66"/>
-    <w:bookmarkStart w:id="67" w:name="exm-notation-bullet-list"/>
+    <w:bookmarkEnd w:id="73"/>
+    <w:bookmarkStart w:id="74" w:name="exm-notation-bullet-list"/>
     <w:p>
       <w:pPr>
         <w:pStyle w:val="BodyText"/>
       </w:pPr>
-      <w:r>
-        <w:rPr>
-          <w:b/>
-          <w:bCs/>
-        </w:rPr>
-        <w:t xml:space="preserve">Example 27 (Writing several names as one list)</w:t>
-      </w:r>
-      <w:r>
-        <w:t xml:space="preserve"> </w:t>
-      </w:r>
-      <w:r>
-        <w:t xml:space="preserve"> </w:t>
-      </w:r>
+      <w:del w:id="296" w:author="PR Preview" w:date="2026-01-01T00:00:00Z">
+        <w:r>
+          <w:rPr>
+            <w:b/>
+            <w:bCs/>
+          </w:rPr>
+          <w:delText xml:space="preserve">Example 27 (Writing several names as one list)</w:delText>
+        </w:r>
+      </w:del>
+      <w:del w:id="297" w:author="PR Preview" w:date="2026-01-01T00:00:00Z">
+        <w:r>
+          <w:delText xml:space="preserve"> </w:delText>
+        </w:r>
+      </w:del>
+      <w:del w:id="298" w:author="PR Preview" w:date="2026-01-01T00:00:00Z">
+        <w:r>
+          <w:delText xml:space="preserve"> </w:delText>
+        </w:r>
+      </w:del>
+    </w:p>
+    <w:p>
+      <w:pPr>
+        <w:pStyle w:val="BodyText"/>
+      </w:pPr>
+      <w:ins w:id="299" w:author="PR Preview" w:date="2026-01-01T00:00:00Z">
+        <w:r>
+          <w:rPr>
+            <w:b/>
+            <w:bCs/>
+          </w:rPr>
+          <w:t xml:space="preserve">Example 30 (Writing several names as one list)</w:t>
+        </w:r>
+      </w:ins>
+      <w:ins w:id="300" w:author="PR Preview" w:date="2026-01-01T00:00:00Z">
+        <w:r>
+          <w:t xml:space="preserve"> </w:t>
+        </w:r>
+      </w:ins>
+      <w:ins w:id="301" w:author="PR Preview" w:date="2026-01-01T00:00:00Z">
+        <w:r>
+          <w:t xml:space="preserve"> </w:t>
+        </w:r>
+      </w:ins>
     </w:p>
     <w:p>
       <w:pPr>
@@ -15767,7 +18127,7 @@
         <w:pStyle w:val="Compact"/>
         <w:numPr>
           <w:ilvl w:val="0"/>
-          <w:numId w:val="1016"/>
+          <w:numId w:val="1018"/>
         </w:numPr>
       </w:pPr>
       <m:oMath>
@@ -15787,7 +18147,7 @@
         <w:pStyle w:val="Compact"/>
         <w:numPr>
           <w:ilvl w:val="0"/>
-          <w:numId w:val="1016"/>
+          <w:numId w:val="1018"/>
         </w:numPr>
       </w:pPr>
       <m:oMath>
@@ -15814,7 +18174,7 @@
         <w:pStyle w:val="Compact"/>
         <w:numPr>
           <w:ilvl w:val="0"/>
-          <w:numId w:val="1016"/>
+          <w:numId w:val="1018"/>
         </w:numPr>
       </w:pPr>
       <m:oMath>
@@ -15880,25 +18240,55 @@
         <w:t xml:space="preserve">a separate assumptions list after this one would state it.</w:t>
       </w:r>
     </w:p>
-    <w:bookmarkEnd w:id="67"/>
-    <w:bookmarkStart w:id="68" w:name="exm-parametrization-is-notation"/>
+    <w:bookmarkEnd w:id="74"/>
+    <w:bookmarkStart w:id="75" w:name="exm-parametrization-is-notation"/>
     <w:p>
       <w:pPr>
         <w:pStyle w:val="BodyText"/>
       </w:pPr>
-      <w:r>
-        <w:rPr>
-          <w:b/>
-          <w:bCs/>
-        </w:rPr>
-        <w:t xml:space="preserve">Example 28 (Defining the noise is a parametrization, not an assumption)</w:t>
-      </w:r>
-      <w:r>
-        <w:t xml:space="preserve"> </w:t>
-      </w:r>
-      <w:r>
-        <w:t xml:space="preserve"> </w:t>
-      </w:r>
+      <w:del w:id="302" w:author="PR Preview" w:date="2026-01-01T00:00:00Z">
+        <w:r>
+          <w:rPr>
+            <w:b/>
+            <w:bCs/>
+          </w:rPr>
+          <w:delText xml:space="preserve">Example 28 (Defining the noise is a parametrization, not an assumption)</w:delText>
+        </w:r>
+      </w:del>
+      <w:del w:id="303" w:author="PR Preview" w:date="2026-01-01T00:00:00Z">
+        <w:r>
+          <w:delText xml:space="preserve"> </w:delText>
+        </w:r>
+      </w:del>
+      <w:del w:id="304" w:author="PR Preview" w:date="2026-01-01T00:00:00Z">
+        <w:r>
+          <w:delText xml:space="preserve"> </w:delText>
+        </w:r>
+      </w:del>
+    </w:p>
+    <w:p>
+      <w:pPr>
+        <w:pStyle w:val="BodyText"/>
+      </w:pPr>
+      <w:ins w:id="305" w:author="PR Preview" w:date="2026-01-01T00:00:00Z">
+        <w:r>
+          <w:rPr>
+            <w:b/>
+            <w:bCs/>
+          </w:rPr>
+          <w:t xml:space="preserve">Example 31 (Defining the noise is a parametrization, not an assumption)</w:t>
+        </w:r>
+      </w:ins>
+      <w:ins w:id="306" w:author="PR Preview" w:date="2026-01-01T00:00:00Z">
+        <w:r>
+          <w:t xml:space="preserve"> </w:t>
+        </w:r>
+      </w:ins>
+      <w:ins w:id="307" w:author="PR Preview" w:date="2026-01-01T00:00:00Z">
+        <w:r>
+          <w:t xml:space="preserve"> </w:t>
+        </w:r>
+      </w:ins>
     </w:p>
     <w:p>
       <w:pPr>
@@ -15913,7 +18303,7 @@
         <w:pStyle w:val="Compact"/>
         <w:numPr>
           <w:ilvl w:val="0"/>
-          <w:numId w:val="1017"/>
+          <w:numId w:val="1019"/>
         </w:numPr>
       </w:pPr>
       <w:r>
@@ -15934,7 +18324,7 @@
         <w:pStyle w:val="Compact"/>
         <w:numPr>
           <w:ilvl w:val="0"/>
-          <w:numId w:val="1017"/>
+          <w:numId w:val="1019"/>
         </w:numPr>
       </w:pPr>
       <w:r>
@@ -15977,7 +18367,7 @@
         <w:pStyle w:val="Compact"/>
         <w:numPr>
           <w:ilvl w:val="0"/>
-          <w:numId w:val="1018"/>
+          <w:numId w:val="1020"/>
         </w:numPr>
       </w:pPr>
       <w:r>
@@ -16016,7 +18406,7 @@
         <w:pStyle w:val="Compact"/>
         <w:numPr>
           <w:ilvl w:val="0"/>
-          <w:numId w:val="1018"/>
+          <w:numId w:val="1020"/>
         </w:numPr>
       </w:pPr>
       <w:r>
@@ -16176,8 +18566,8 @@
         <w:t xml:space="preserve">.</w:t>
       </w:r>
     </w:p>
-    <w:bookmarkEnd w:id="68"/>
-    <w:bookmarkEnd w:id="69"/>
+    <w:bookmarkEnd w:id="75"/>
+    <w:bookmarkEnd w:id="76"/>
     <w:sectPr>
       <w:footnotePr>
         <w:numRestart w:val="eachSect"/>
@@ -16558,6 +18948,12 @@
     <w:abstractNumId w:val="991"/>
   </w:num>
   <w:num w:numId="1018">
+    <w:abstractNumId w:val="991"/>
+  </w:num>
+  <w:num w:numId="1019">
+    <w:abstractNumId w:val="991"/>
+  </w:num>
+  <w:num w:numId="1020">
     <w:abstractNumId w:val="991"/>
   </w:num>
 </w:numbering>

--- a/pr-preview/pr-351/chapters/notation-tracked-changes.docx
+++ b/pr-preview/pr-351/chapters/notation-tracked-changes.docx
@@ -26,7 +26,7 @@
       </w:pPr>
       <w:ins w:id="2" w:author="PR Preview" w:date="2026-01-01T00:00:00Z">
         <w:r>
-          <w:t xml:space="preserve">Last modified: 2026-10-26 01:08:23 (PDT)</w:t>
+          <w:t xml:space="preserve">Last modified: 2026-10-26 01:19:16 (PDT)</w:t>
         </w:r>
       </w:ins>
     </w:p>

--- a/pr-preview/pr-351/chapters/notation-tracked-changes.docx
+++ b/pr-preview/pr-351/chapters/notation-tracked-changes.docx
@@ -16,7 +16,7 @@
       </w:pPr>
       <w:del w:id="1" w:author="PR Preview" w:date="2026-01-01T00:00:00Z">
         <w:r>
-          <w:delText xml:space="preserve">Last modified: 2026-10-25 19:48:50 (PDT)</w:delText>
+          <w:delText xml:space="preserve">Last modified: 2026-10-26 01:48:18 (PDT)</w:delText>
         </w:r>
       </w:del>
     </w:p>
@@ -26,7 +26,7 @@
       </w:pPr>
       <w:ins w:id="2" w:author="PR Preview" w:date="2026-01-01T00:00:00Z">
         <w:r>
-          <w:t xml:space="preserve">Last modified: 2026-10-26 01:19:16 (PDT)</w:t>
+          <w:t xml:space="preserve">Last modified: 2026-10-26 01:57:12 (PDT)</w:t>
         </w:r>
       </w:ins>
     </w:p>
@@ -3733,7 +3733,7 @@
         <w:t xml:space="preserve"> </w:t>
       </w:r>
       <w:r>
-        <w:t xml:space="preserve">It is where the general rules meet the specific problem,</w:t>
+        <w:t xml:space="preserve">This replacement applies the general rules to the specific problem,</w:t>
       </w:r>
       <w:r>
         <w:t xml:space="preserve"> </w:t>
@@ -4725,7 +4725,7 @@
         <w:pStyle w:val="FirstParagraph"/>
       </w:pPr>
       <w:r>
-        <w:t xml:space="preserve">A reader who meets the inner derivative first</w:t>
+        <w:t xml:space="preserve">A reader who encounters the inner derivative first</w:t>
       </w:r>
       <w:r>
         <w:t xml:space="preserve"> </w:t>
@@ -12165,7 +12165,7 @@
         <w:t xml:space="preserve"> </w:t>
       </w:r>
       <w:r>
-        <w:t xml:space="preserve">List every symbol that the reader meets in the document’s notation table,</w:t>
+        <w:t xml:space="preserve">List every symbol that the reader encounters in the document’s notation table,</w:t>
       </w:r>
       <w:r>
         <w:t xml:space="preserve"> </w:t>
@@ -12447,71 +12447,45 @@
       <w:pPr>
         <w:pStyle w:val="BodyText"/>
       </w:pPr>
-      <w:ins w:id="3" w:author="PR Preview" w:date="2026-01-01T00:00:00Z">
-        <w:r>
-          <w:t xml:space="preserve">Write each expression in its most compact form,</w:t>
-        </w:r>
-      </w:ins>
-      <w:ins w:id="4" w:author="PR Preview" w:date="2026-01-01T00:00:00Z">
-        <w:r>
-          <w:t xml:space="preserve"> </w:t>
-        </w:r>
-      </w:ins>
-      <w:ins w:id="5" w:author="PR Preview" w:date="2026-01-01T00:00:00Z">
-        <w:r>
-          <w:t xml:space="preserve">built from named sub-pieces that are defined separately.</w:t>
-        </w:r>
-      </w:ins>
-      <w:ins w:id="6" w:author="PR Preview" w:date="2026-01-01T00:00:00Z">
-        <w:r>
-          <w:t xml:space="preserve"> </w:t>
-        </w:r>
-      </w:ins>
-      <w:ins w:id="7" w:author="PR Preview" w:date="2026-01-01T00:00:00Z">
-        <w:r>
-          <w:t xml:space="preserve">Use one form per expression, and keep it simple.</w:t>
-        </w:r>
-      </w:ins>
-      <w:ins w:id="8" w:author="PR Preview" w:date="2026-01-01T00:00:00Z">
-        <w:r>
-          <w:t xml:space="preserve"> </w:t>
-        </w:r>
-      </w:ins>
-      <w:ins w:id="9" w:author="PR Preview" w:date="2026-01-01T00:00:00Z">
-        <w:r>
-          <w:t xml:space="preserve">For example, write the expected squared error</w:t>
-        </w:r>
-      </w:ins>
-      <w:ins w:id="10" w:author="PR Preview" w:date="2026-01-01T00:00:00Z">
-        <w:r>
-          <w:t xml:space="preserve"> </w:t>
-        </w:r>
-      </w:ins>
-      <w:ins w:id="11" w:author="PR Preview" w:date="2026-01-01T00:00:00Z">
-        <w:r>
-          <w:t xml:space="preserve">as the squared bias plus the variance plus the irreducible error,</w:t>
-        </w:r>
-      </w:ins>
-      <w:ins w:id="12" w:author="PR Preview" w:date="2026-01-01T00:00:00Z">
-        <w:r>
-          <w:t xml:space="preserve"> </w:t>
-        </w:r>
-      </w:ins>
-      <w:ins w:id="13" w:author="PR Preview" w:date="2026-01-01T00:00:00Z">
-        <w:r>
-          <w:t xml:space="preserve">and define each of the three pieces on its own,</w:t>
-        </w:r>
-      </w:ins>
-      <w:ins w:id="14" w:author="PR Preview" w:date="2026-01-01T00:00:00Z">
-        <w:r>
-          <w:t xml:space="preserve"> </w:t>
-        </w:r>
-      </w:ins>
-      <w:ins w:id="15" w:author="PR Preview" w:date="2026-01-01T00:00:00Z">
-        <w:r>
-          <w:t xml:space="preserve">instead of expanding them inside the formula.</w:t>
-        </w:r>
-      </w:ins>
+      <w:r>
+        <w:t xml:space="preserve">Write each expression in its most compact form,</w:t>
+      </w:r>
+      <w:r>
+        <w:t xml:space="preserve"> </w:t>
+      </w:r>
+      <w:r>
+        <w:t xml:space="preserve">built from named sub-pieces that are defined separately.</w:t>
+      </w:r>
+      <w:r>
+        <w:t xml:space="preserve"> </w:t>
+      </w:r>
+      <w:r>
+        <w:t xml:space="preserve">Use one form per expression, and keep it simple.</w:t>
+      </w:r>
+      <w:r>
+        <w:t xml:space="preserve"> </w:t>
+      </w:r>
+      <w:r>
+        <w:t xml:space="preserve">For example, write the expected squared error</w:t>
+      </w:r>
+      <w:r>
+        <w:t xml:space="preserve"> </w:t>
+      </w:r>
+      <w:r>
+        <w:t xml:space="preserve">as the squared bias plus the variance plus the irreducible error,</w:t>
+      </w:r>
+      <w:r>
+        <w:t xml:space="preserve"> </w:t>
+      </w:r>
+      <w:r>
+        <w:t xml:space="preserve">and define each of the three pieces on its own,</w:t>
+      </w:r>
+      <w:r>
+        <w:t xml:space="preserve"> </w:t>
+      </w:r>
+      <w:r>
+        <w:t xml:space="preserve">instead of expanding them inside the formula.</w:t>
+      </w:r>
     </w:p>
     <w:p>
       <w:pPr>
@@ -13460,71 +13434,43 @@
       <w:pPr>
         <w:pStyle w:val="Heading2"/>
       </w:pPr>
-      <w:del w:id="16" w:author="PR Preview" w:date="2026-01-01T00:00:00Z">
-        <w:r>
-          <w:delText xml:space="preserve">12 Writing out notational shorthands</w:delText>
-        </w:r>
-      </w:del>
-    </w:p>
-    <w:p>
-      <w:pPr>
-        <w:pStyle w:val="Heading2"/>
-      </w:pPr>
-      <w:ins w:id="17" w:author="PR Preview" w:date="2026-01-01T00:00:00Z">
-        <w:r>
-          <w:t xml:space="preserve">12 Using the notation that best represents the concept</w:t>
-        </w:r>
-      </w:ins>
+      <w:r>
+        <w:t xml:space="preserve">12 Using the notation that best represents the concept</w:t>
+      </w:r>
     </w:p>
     <w:p>
       <w:pPr>
         <w:pStyle w:val="FirstParagraph"/>
       </w:pPr>
-      <w:ins w:id="18" w:author="PR Preview" w:date="2026-01-01T00:00:00Z">
-        <w:r>
-          <w:t xml:space="preserve">Use the notation that best represents the concept being depicted.</w:t>
-        </w:r>
-      </w:ins>
-      <w:ins w:id="19" w:author="PR Preview" w:date="2026-01-01T00:00:00Z">
-        <w:r>
-          <w:t xml:space="preserve"> </w:t>
-        </w:r>
-      </w:ins>
-      <w:ins w:id="20" w:author="PR Preview" w:date="2026-01-01T00:00:00Z">
-        <w:r>
-          <w:t xml:space="preserve">Choose the symbol, the macro and the name by asking what the object is,</w:t>
-        </w:r>
-      </w:ins>
-      <w:ins w:id="21" w:author="PR Preview" w:date="2026-01-01T00:00:00Z">
-        <w:r>
-          <w:t xml:space="preserve"> </w:t>
-        </w:r>
-      </w:ins>
-      <w:ins w:id="22" w:author="PR Preview" w:date="2026-01-01T00:00:00Z">
-        <w:r>
-          <w:t xml:space="preserve">not by asking what is quicker to type or what the nearby text used.</w:t>
-        </w:r>
-      </w:ins>
-      <w:ins w:id="23" w:author="PR Preview" w:date="2026-01-01T00:00:00Z">
-        <w:r>
-          <w:t xml:space="preserve"> </w:t>
-        </w:r>
-      </w:ins>
-      <w:ins w:id="24" w:author="PR Preview" w:date="2026-01-01T00:00:00Z">
-        <w:r>
-          <w:t xml:space="preserve">A symbol that fits a different concept sends the reader to the wrong idea.</w:t>
-        </w:r>
-      </w:ins>
+      <w:r>
+        <w:t xml:space="preserve">Use the notation that best represents the concept being depicted.</w:t>
+      </w:r>
+      <w:r>
+        <w:t xml:space="preserve"> </w:t>
+      </w:r>
+      <w:r>
+        <w:t xml:space="preserve">Choose the symbol, the macro and the name by asking what the object is,</w:t>
+      </w:r>
+      <w:r>
+        <w:t xml:space="preserve"> </w:t>
+      </w:r>
+      <w:r>
+        <w:t xml:space="preserve">not by asking what is quicker to type or what the nearby text used.</w:t>
+      </w:r>
+      <w:r>
+        <w:t xml:space="preserve"> </w:t>
+      </w:r>
+      <w:r>
+        <w:t xml:space="preserve">A symbol that fits a different concept sends the reader to the wrong idea.</w:t>
+      </w:r>
     </w:p>
     <w:p>
       <w:pPr>
         <w:pStyle w:val="BodyText"/>
       </w:pPr>
-      <w:ins w:id="25" w:author="PR Preview" w:date="2026-01-01T00:00:00Z">
-        <w:r>
-          <w:t xml:space="preserve">The rules that follow are cases of this principle:</w:t>
-        </w:r>
-      </w:ins>
+      <w:r>
+        <w:t xml:space="preserve">The rules that follow are cases of this principle:</w:t>
+      </w:r>
     </w:p>
     <w:p>
       <w:pPr>
@@ -13534,11 +13480,9 @@
           <w:numId w:val="1013"/>
         </w:numPr>
       </w:pPr>
-      <w:ins w:id="26" w:author="PR Preview" w:date="2026-01-01T00:00:00Z">
-        <w:r>
-          <w:t xml:space="preserve">The predictor matrix and the design matrix are different objects, so they get different symbols.</w:t>
-        </w:r>
-      </w:ins>
+      <w:r>
+        <w:t xml:space="preserve">The predictor matrix and the design matrix are different objects, so they get different symbols.</w:t>
+      </w:r>
     </w:p>
     <w:p>
       <w:pPr>
@@ -13548,41 +13492,27 @@
           <w:numId w:val="1013"/>
         </w:numPr>
       </w:pPr>
-      <w:ins w:id="27" w:author="PR Preview" w:date="2026-01-01T00:00:00Z">
-        <w:r>
-          <w:t xml:space="preserve">The mean function is a mean, so it is</w:t>
-        </w:r>
-      </w:ins>
-      <w:ins w:id="28" w:author="PR Preview" w:date="2026-01-01T00:00:00Z">
-        <w:r>
-          <w:t xml:space="preserve"> </w:t>
-        </w:r>
-      </w:ins>
-      <m:oMath>
-        <m:r>
-          <m:t>μ</m:t>
-        </m:r>
-      </m:oMath>
-      <w:ins w:id="29" w:author="PR Preview" w:date="2026-01-01T00:00:00Z">
-        <w:r>
-          <w:t xml:space="preserve">, not</w:t>
-        </w:r>
-      </w:ins>
-      <w:ins w:id="30" w:author="PR Preview" w:date="2026-01-01T00:00:00Z">
-        <w:r>
-          <w:t xml:space="preserve"> </w:t>
-        </w:r>
-      </w:ins>
-      <m:oMath>
-        <m:r>
-          <m:t>f</m:t>
-        </m:r>
-      </m:oMath>
-      <w:ins w:id="31" w:author="PR Preview" w:date="2026-01-01T00:00:00Z">
-        <w:r>
-          <w:t xml:space="preserve">.</w:t>
-        </w:r>
-      </w:ins>
+      <w:r>
+        <w:t xml:space="preserve">The mean function is a mean, so it is</w:t>
+      </w:r>
+      <w:r>
+        <w:t xml:space="preserve"> </w:t>
+      </w:r>
+      <w:r>
+        <w:t xml:space="preserve">$\truemean$</w:t>
+      </w:r>
+      <w:r>
+        <w:t xml:space="preserve">, not</w:t>
+      </w:r>
+      <w:r>
+        <w:t xml:space="preserve"> </w:t>
+      </w:r>
+      <w:r>
+        <w:t xml:space="preserve">$\predfn$</w:t>
+      </w:r>
+      <w:r>
+        <w:t xml:space="preserve">.</w:t>
+      </w:r>
     </w:p>
     <w:p>
       <w:pPr>
@@ -13592,11 +13522,9 @@
           <w:numId w:val="1013"/>
         </w:numPr>
       </w:pPr>
-      <w:ins w:id="32" w:author="PR Preview" w:date="2026-01-01T00:00:00Z">
-        <w:r>
-          <w:t xml:space="preserve">The fitted prediction function is a prediction function, so it is named as one, not as a fitted mean function.</w:t>
-        </w:r>
-      </w:ins>
+      <w:r>
+        <w:t xml:space="preserve">The fitted prediction function is a prediction function, so it is named as one, not as a fitted mean function.</w:t>
+      </w:r>
     </w:p>
     <w:p>
       <w:pPr>
@@ -13606,41 +13534,29 @@
           <w:numId w:val="1013"/>
         </w:numPr>
       </w:pPr>
-      <w:ins w:id="33" w:author="PR Preview" w:date="2026-01-01T00:00:00Z">
-        <w:r>
-          <w:t xml:space="preserve">A reference formula is a general statement, so it is written in its general form, not for one example.</w:t>
-        </w:r>
-      </w:ins>
+      <w:r>
+        <w:t xml:space="preserve">A reference formula is a general statement, so it is written in its general form, not for one example.</w:t>
+      </w:r>
     </w:p>
     <w:p>
       <w:pPr>
         <w:pStyle w:val="FirstParagraph"/>
       </w:pPr>
-      <w:ins w:id="34" w:author="PR Preview" w:date="2026-01-01T00:00:00Z">
-        <w:r>
-          <w:t xml:space="preserve">When no rule covers a case, ask the same question:</w:t>
-        </w:r>
-      </w:ins>
-      <w:ins w:id="35" w:author="PR Preview" w:date="2026-01-01T00:00:00Z">
-        <w:r>
-          <w:t xml:space="preserve"> </w:t>
-        </w:r>
-      </w:ins>
-      <w:ins w:id="36" w:author="PR Preview" w:date="2026-01-01T00:00:00Z">
-        <w:r>
-          <w:t xml:space="preserve">which symbol, name and form best represents the concept here?</w:t>
-        </w:r>
-      </w:ins>
-      <w:ins w:id="37" w:author="PR Preview" w:date="2026-01-01T00:00:00Z">
-        <w:r>
-          <w:t xml:space="preserve"> </w:t>
-        </w:r>
-      </w:ins>
-      <w:ins w:id="38" w:author="PR Preview" w:date="2026-01-01T00:00:00Z">
-        <w:r>
-          <w:t xml:space="preserve">Then record the answer as a rule, with this principle as its reason.</w:t>
-        </w:r>
-      </w:ins>
+      <w:r>
+        <w:t xml:space="preserve">When no rule covers a case, ask the same question:</w:t>
+      </w:r>
+      <w:r>
+        <w:t xml:space="preserve"> </w:t>
+      </w:r>
+      <w:r>
+        <w:t xml:space="preserve">which symbol, name and form best represents the concept here?</w:t>
+      </w:r>
+      <w:r>
+        <w:t xml:space="preserve"> </w:t>
+      </w:r>
+      <w:r>
+        <w:t xml:space="preserve">Then record the answer as a rule, with this principle as its reason.</w:t>
+      </w:r>
     </w:p>
     <w:bookmarkEnd w:id="62"/>
     <w:bookmarkStart w:id="64" w:name="X9857f22a379a2f58c5963942aa246933a5ce6a5"/>
@@ -13648,159 +13564,107 @@
       <w:pPr>
         <w:pStyle w:val="Heading2"/>
       </w:pPr>
-      <w:ins w:id="39" w:author="PR Preview" w:date="2026-01-01T00:00:00Z">
-        <w:r>
-          <w:t xml:space="preserve">13 Writing the predictor and design matrices</w:t>
-        </w:r>
-      </w:ins>
+      <w:r>
+        <w:t xml:space="preserve">13 Writing the predictor and design matrices</w:t>
+      </w:r>
     </w:p>
     <w:p>
       <w:pPr>
         <w:pStyle w:val="FirstParagraph"/>
       </w:pPr>
-      <w:ins w:id="40" w:author="PR Preview" w:date="2026-01-01T00:00:00Z">
-        <w:r>
-          <w:t xml:space="preserve">Write a matrix in matrix styling, not in the plain italic of a scalar.</w:t>
-        </w:r>
-      </w:ins>
-      <w:ins w:id="41" w:author="PR Preview" w:date="2026-01-01T00:00:00Z">
-        <w:r>
-          <w:t xml:space="preserve"> </w:t>
-        </w:r>
-      </w:ins>
-      <w:ins w:id="42" w:author="PR Preview" w:date="2026-01-01T00:00:00Z">
-        <w:r>
-          <w:t xml:space="preserve">This holds for the predictor matrix</w:t>
-        </w:r>
-      </w:ins>
-      <w:ins w:id="43" w:author="PR Preview" w:date="2026-01-01T00:00:00Z">
-        <w:r>
-          <w:t xml:space="preserve"> </w:t>
-        </w:r>
-      </w:ins>
+      <w:r>
+        <w:t xml:space="preserve">Write a matrix in matrix styling, not in the plain italic of a scalar.</w:t>
+      </w:r>
+      <w:r>
+        <w:t xml:space="preserve"> </w:t>
+      </w:r>
+      <w:r>
+        <w:t xml:space="preserve">This holds for the predictor matrix</w:t>
+      </w:r>
+      <w:r>
+        <w:t xml:space="preserve"> </w:t>
+      </w:r>
+      <w:r>
+        <w:t xml:space="preserve">$\mX$</w:t>
+      </w:r>
+      <w:r>
+        <w:t xml:space="preserve"> </w:t>
+      </w:r>
+      <w:r>
+        <w:t xml:space="preserve">in every file you edit:</w:t>
+      </w:r>
+      <w:r>
+        <w:t xml:space="preserve"> </w:t>
+      </w:r>
+      <w:r>
+        <w:t xml:space="preserve">notes, assignments, solutions, slides and note sheets.</w:t>
+      </w:r>
+      <w:r>
+        <w:t xml:space="preserve"> </w:t>
+      </w:r>
+      <w:r>
+        <w:t xml:space="preserve">A plain italic</w:t>
+      </w:r>
+      <w:r>
+        <w:t xml:space="preserve"> </w:t>
+      </w:r>
       <m:oMath>
         <m:r>
           <m:t>X</m:t>
         </m:r>
       </m:oMath>
-      <w:ins w:id="44" w:author="PR Preview" w:date="2026-01-01T00:00:00Z">
-        <w:r>
-          <w:t xml:space="preserve"> </w:t>
-        </w:r>
-      </w:ins>
-      <w:ins w:id="45" w:author="PR Preview" w:date="2026-01-01T00:00:00Z">
-        <w:r>
-          <w:t xml:space="preserve">in every file you edit:</w:t>
-        </w:r>
-      </w:ins>
-      <w:ins w:id="46" w:author="PR Preview" w:date="2026-01-01T00:00:00Z">
-        <w:r>
-          <w:t xml:space="preserve"> </w:t>
-        </w:r>
-      </w:ins>
-      <w:ins w:id="47" w:author="PR Preview" w:date="2026-01-01T00:00:00Z">
-        <w:r>
-          <w:t xml:space="preserve">notes, assignments, solutions, slides and note sheets.</w:t>
-        </w:r>
-      </w:ins>
-      <w:ins w:id="48" w:author="PR Preview" w:date="2026-01-01T00:00:00Z">
-        <w:r>
-          <w:t xml:space="preserve"> </w:t>
-        </w:r>
-      </w:ins>
-      <w:ins w:id="49" w:author="PR Preview" w:date="2026-01-01T00:00:00Z">
-        <w:r>
-          <w:t xml:space="preserve">A plain</w:t>
-        </w:r>
-      </w:ins>
-      <w:ins w:id="50" w:author="PR Preview" w:date="2026-01-01T00:00:00Z">
-        <w:r>
-          <w:t xml:space="preserve"> </w:t>
-        </w:r>
-      </w:ins>
-      <m:oMath>
-        <m:r>
-          <m:t>X</m:t>
-        </m:r>
-      </m:oMath>
-      <w:ins w:id="51" w:author="PR Preview" w:date="2026-01-01T00:00:00Z">
-        <w:r>
-          <w:t xml:space="preserve"> </w:t>
-        </w:r>
-      </w:ins>
-      <w:ins w:id="52" w:author="PR Preview" w:date="2026-01-01T00:00:00Z">
-        <w:r>
-          <w:t xml:space="preserve">reads as a random variable or a single number.</w:t>
-        </w:r>
-      </w:ins>
-      <w:ins w:id="53" w:author="PR Preview" w:date="2026-01-01T00:00:00Z">
-        <w:r>
-          <w:t xml:space="preserve"> </w:t>
-        </w:r>
-      </w:ins>
-      <w:ins w:id="54" w:author="PR Preview" w:date="2026-01-01T00:00:00Z">
-        <w:r>
-          <w:t xml:space="preserve">In a group that uses shared macros (see</w:t>
-        </w:r>
-      </w:ins>
-      <w:ins w:id="55" w:author="PR Preview" w:date="2026-01-01T00:00:00Z">
-        <w:r>
-          <w:t xml:space="preserve"> </w:t>
-        </w:r>
-      </w:ins>
+      <w:r>
+        <w:t xml:space="preserve"> </w:t>
+      </w:r>
+      <w:r>
+        <w:t xml:space="preserve">reads as a random variable or a single number.</w:t>
+      </w:r>
+      <w:r>
+        <w:t xml:space="preserve"> </w:t>
+      </w:r>
+      <w:r>
+        <w:t xml:space="preserve">In a group that uses shared macros (see</w:t>
+      </w:r>
+      <w:r>
+        <w:t xml:space="preserve"> </w:t>
+      </w:r>
       <w:hyperlink w:anchor="using-shared-macros">
-        <w:ins w:id="56" w:author="PR Preview" w:date="2026-01-01T00:00:00Z">
-          <w:r>
-            <w:rPr>
-              <w:rStyle w:val="Hyperlink"/>
-            </w:rPr>
-            <w:t xml:space="preserve">Using shared macros</w:t>
-          </w:r>
-        </w:ins>
-      </w:hyperlink>
-      <w:ins w:id="57" w:author="PR Preview" w:date="2026-01-01T00:00:00Z">
-        <w:r>
-          <w:t xml:space="preserve">),</w:t>
-        </w:r>
-      </w:ins>
-      <w:ins w:id="58" w:author="PR Preview" w:date="2026-01-01T00:00:00Z">
-        <w:r>
-          <w:t xml:space="preserve"> </w:t>
-        </w:r>
-      </w:ins>
-      <w:ins w:id="59" w:author="PR Preview" w:date="2026-01-01T00:00:00Z">
-        <w:r>
-          <w:t xml:space="preserve">write the predictor matrix with the matrix macro</w:t>
-        </w:r>
-      </w:ins>
-      <w:ins w:id="60" w:author="PR Preview" w:date="2026-01-01T00:00:00Z">
-        <w:r>
-          <w:t xml:space="preserve"> </w:t>
-        </w:r>
-      </w:ins>
-      <w:ins w:id="61" w:author="PR Preview" w:date="2026-01-01T00:00:00Z">
         <w:r>
           <w:rPr>
-            <w:rStyle w:val="VerbatimChar"/>
+            <w:rStyle w:val="Hyperlink"/>
           </w:rPr>
-          <w:t xml:space="preserve">\mX</w:t>
+          <w:t xml:space="preserve">Using shared macros</w:t>
         </w:r>
-      </w:ins>
-      <w:ins w:id="62" w:author="PR Preview" w:date="2026-01-01T00:00:00Z">
-        <w:r>
-          <w:t xml:space="preserve">.</w:t>
-        </w:r>
-      </w:ins>
+      </w:hyperlink>
+      <w:r>
+        <w:t xml:space="preserve">),</w:t>
+      </w:r>
+      <w:r>
+        <w:t xml:space="preserve"> </w:t>
+      </w:r>
+      <w:r>
+        <w:t xml:space="preserve">write the predictor matrix with the matrix macro</w:t>
+      </w:r>
+      <w:r>
+        <w:t xml:space="preserve"> </w:t>
+      </w:r>
+      <w:r>
+        <w:rPr>
+          <w:rStyle w:val="VerbatimChar"/>
+        </w:rPr>
+        <w:t xml:space="preserve">\mX</w:t>
+      </w:r>
+      <w:r>
+        <w:t xml:space="preserve">.</w:t>
+      </w:r>
     </w:p>
     <w:p>
       <w:pPr>
         <w:pStyle w:val="BodyText"/>
       </w:pPr>
-      <w:ins w:id="63" w:author="PR Preview" w:date="2026-01-01T00:00:00Z">
-        <w:r>
-          <w:t xml:space="preserve">Keep two objects apart, because they are not the same matrix:</w:t>
-        </w:r>
-      </w:ins>
+      <w:r>
+        <w:t xml:space="preserve">Keep two objects apart, because they are not the same matrix:</w:t>
+      </w:r>
     </w:p>
     <w:p>
       <w:pPr>
@@ -13810,129 +13674,75 @@
           <w:numId w:val="1014"/>
         </w:numPr>
       </w:pPr>
-      <w:ins w:id="64" w:author="PR Preview" w:date="2026-01-01T00:00:00Z">
-        <w:r>
-          <w:t xml:space="preserve">The</w:t>
-        </w:r>
-      </w:ins>
-      <w:ins w:id="65" w:author="PR Preview" w:date="2026-01-01T00:00:00Z">
-        <w:r>
-          <w:t xml:space="preserve"> </w:t>
-        </w:r>
-      </w:ins>
-      <w:ins w:id="66" w:author="PR Preview" w:date="2026-01-01T00:00:00Z">
-        <w:r>
-          <w:rPr>
-            <w:i/>
-            <w:iCs/>
-          </w:rPr>
-          <w:t xml:space="preserve">predictor matrix</w:t>
-        </w:r>
-      </w:ins>
-      <w:ins w:id="67" w:author="PR Preview" w:date="2026-01-01T00:00:00Z">
-        <w:r>
-          <w:t xml:space="preserve"> </w:t>
-        </w:r>
-      </w:ins>
-      <w:ins w:id="68" w:author="PR Preview" w:date="2026-01-01T00:00:00Z">
-        <w:r>
-          <w:t xml:space="preserve">holds the raw inputs.</w:t>
-        </w:r>
-      </w:ins>
-      <w:ins w:id="69" w:author="PR Preview" w:date="2026-01-01T00:00:00Z">
-        <w:r>
-          <w:t xml:space="preserve"> </w:t>
-        </w:r>
-      </w:ins>
-      <w:ins w:id="70" w:author="PR Preview" w:date="2026-01-01T00:00:00Z">
-        <w:r>
-          <w:t xml:space="preserve">Its rows are the predictor vectors</w:t>
-        </w:r>
-      </w:ins>
-      <w:ins w:id="71" w:author="PR Preview" w:date="2026-01-01T00:00:00Z">
-        <w:r>
-          <w:t xml:space="preserve"> </w:t>
-        </w:r>
-      </w:ins>
-      <m:oMath>
-        <m:sSub>
-          <m:e>
-            <m:acc>
-              <m:accPr>
-                <m:chr m:val="̃"/>
-              </m:accPr>
-              <m:e>
-                <m:r>
-                  <m:t>x</m:t>
-                </m:r>
-              </m:e>
-            </m:acc>
-          </m:e>
-          <m:sub>
-            <m:r>
-              <m:t>i</m:t>
-            </m:r>
-          </m:sub>
-        </m:sSub>
-      </m:oMath>
-      <w:ins w:id="72" w:author="PR Preview" w:date="2026-01-01T00:00:00Z">
-        <w:r>
-          <w:t xml:space="preserve"> </w:t>
-        </w:r>
-      </w:ins>
-      <w:ins w:id="73" w:author="PR Preview" w:date="2026-01-01T00:00:00Z">
-        <w:r>
-          <w:t xml:space="preserve">of the</w:t>
-        </w:r>
-      </w:ins>
-      <w:ins w:id="74" w:author="PR Preview" w:date="2026-01-01T00:00:00Z">
-        <w:r>
-          <w:t xml:space="preserve"> </w:t>
-        </w:r>
-      </w:ins>
+      <w:r>
+        <w:t xml:space="preserve">The</w:t>
+      </w:r>
+      <w:r>
+        <w:t xml:space="preserve"> </w:t>
+      </w:r>
+      <w:r>
+        <w:rPr>
+          <w:i/>
+          <w:iCs/>
+        </w:rPr>
+        <w:t xml:space="preserve">predictor matrix</w:t>
+      </w:r>
+      <w:r>
+        <w:t xml:space="preserve"> </w:t>
+      </w:r>
+      <w:r>
+        <w:t xml:space="preserve">holds the raw inputs.</w:t>
+      </w:r>
+      <w:r>
+        <w:t xml:space="preserve"> </w:t>
+      </w:r>
+      <w:r>
+        <w:t xml:space="preserve">Its rows are the predictor vectors</w:t>
+      </w:r>
+      <w:r>
+        <w:t xml:space="preserve"> </w:t>
+      </w:r>
+      <w:r>
+        <w:t xml:space="preserve">$\vx_i$</w:t>
+      </w:r>
+      <w:r>
+        <w:t xml:space="preserve"> </w:t>
+      </w:r>
+      <w:r>
+        <w:t xml:space="preserve">of the</w:t>
+      </w:r>
+      <w:r>
+        <w:t xml:space="preserve"> </w:t>
+      </w:r>
       <m:oMath>
         <m:r>
           <m:t>n</m:t>
         </m:r>
       </m:oMath>
-      <w:ins w:id="75" w:author="PR Preview" w:date="2026-01-01T00:00:00Z">
-        <w:r>
-          <w:t xml:space="preserve"> </w:t>
-        </w:r>
-      </w:ins>
-      <w:ins w:id="76" w:author="PR Preview" w:date="2026-01-01T00:00:00Z">
-        <w:r>
-          <w:t xml:space="preserve">observations.</w:t>
-        </w:r>
-      </w:ins>
-      <w:ins w:id="77" w:author="PR Preview" w:date="2026-01-01T00:00:00Z">
-        <w:r>
-          <w:t xml:space="preserve"> </w:t>
-        </w:r>
-      </w:ins>
-      <w:ins w:id="78" w:author="PR Preview" w:date="2026-01-01T00:00:00Z">
-        <w:r>
-          <w:t xml:space="preserve">Write it</w:t>
-        </w:r>
-      </w:ins>
-      <w:ins w:id="79" w:author="PR Preview" w:date="2026-01-01T00:00:00Z">
-        <w:r>
-          <w:t xml:space="preserve"> </w:t>
-        </w:r>
-      </w:ins>
-      <w:ins w:id="80" w:author="PR Preview" w:date="2026-01-01T00:00:00Z">
-        <w:r>
-          <w:rPr>
-            <w:rStyle w:val="VerbatimChar"/>
-          </w:rPr>
-          <w:t xml:space="preserve">\mX</w:t>
-        </w:r>
-      </w:ins>
-      <w:ins w:id="81" w:author="PR Preview" w:date="2026-01-01T00:00:00Z">
-        <w:r>
-          <w:t xml:space="preserve">.</w:t>
-        </w:r>
-      </w:ins>
+      <w:r>
+        <w:t xml:space="preserve"> </w:t>
+      </w:r>
+      <w:r>
+        <w:t xml:space="preserve">observations.</w:t>
+      </w:r>
+      <w:r>
+        <w:t xml:space="preserve"> </w:t>
+      </w:r>
+      <w:r>
+        <w:t xml:space="preserve">Write it</w:t>
+      </w:r>
+      <w:r>
+        <w:t xml:space="preserve"> </w:t>
+      </w:r>
+      <w:r>
+        <w:rPr>
+          <w:rStyle w:val="VerbatimChar"/>
+        </w:rPr>
+        <w:t xml:space="preserve">\mX</w:t>
+      </w:r>
+      <w:r>
+        <w:t xml:space="preserve">.</w:t>
+      </w:r>
     </w:p>
     <w:p>
       <w:pPr>
@@ -13942,285 +13752,167 @@
           <w:numId w:val="1014"/>
         </w:numPr>
       </w:pPr>
-      <w:ins w:id="82" w:author="PR Preview" w:date="2026-01-01T00:00:00Z">
-        <w:r>
-          <w:t xml:space="preserve">The</w:t>
-        </w:r>
-      </w:ins>
-      <w:ins w:id="83" w:author="PR Preview" w:date="2026-01-01T00:00:00Z">
-        <w:r>
-          <w:t xml:space="preserve"> </w:t>
-        </w:r>
-      </w:ins>
-      <w:ins w:id="84" w:author="PR Preview" w:date="2026-01-01T00:00:00Z">
-        <w:r>
-          <w:rPr>
-            <w:i/>
-            <w:iCs/>
-          </w:rPr>
-          <w:t xml:space="preserve">design matrix</w:t>
-        </w:r>
-      </w:ins>
-      <w:ins w:id="85" w:author="PR Preview" w:date="2026-01-01T00:00:00Z">
-        <w:r>
-          <w:t xml:space="preserve"> </w:t>
-        </w:r>
-      </w:ins>
-      <w:ins w:id="86" w:author="PR Preview" w:date="2026-01-01T00:00:00Z">
-        <w:r>
-          <w:t xml:space="preserve">holds the inputs after any feature map and the intercept trick.</w:t>
-        </w:r>
-      </w:ins>
-      <w:ins w:id="87" w:author="PR Preview" w:date="2026-01-01T00:00:00Z">
-        <w:r>
-          <w:t xml:space="preserve"> </w:t>
-        </w:r>
-      </w:ins>
-      <w:ins w:id="88" w:author="PR Preview" w:date="2026-01-01T00:00:00Z">
-        <w:r>
-          <w:t xml:space="preserve">Its rows are the design vectors</w:t>
-        </w:r>
-      </w:ins>
-      <w:ins w:id="89" w:author="PR Preview" w:date="2026-01-01T00:00:00Z">
-        <w:r>
-          <w:t xml:space="preserve"> </w:t>
-        </w:r>
-      </w:ins>
-      <m:oMath>
-        <m:acc>
-          <m:accPr>
-            <m:chr m:val="̃"/>
-          </m:accPr>
-          <m:e>
-            <m:r>
-              <m:t>ϕ</m:t>
-            </m:r>
-          </m:e>
-        </m:acc>
-        <m:r>
-          <m:rPr>
-            <m:sty m:val="p"/>
-          </m:rPr>
-          <m:t>(</m:t>
-        </m:r>
-        <m:sSub>
-          <m:e>
-            <m:acc>
-              <m:accPr>
-                <m:chr m:val="̃"/>
-              </m:accPr>
-              <m:e>
-                <m:r>
-                  <m:t>x</m:t>
-                </m:r>
-              </m:e>
-            </m:acc>
-          </m:e>
-          <m:sub>
-            <m:r>
-              <m:t>i</m:t>
-            </m:r>
-          </m:sub>
-        </m:sSub>
-        <m:r>
-          <m:rPr>
-            <m:sty m:val="p"/>
-          </m:rPr>
-          <m:t>)</m:t>
-        </m:r>
-      </m:oMath>
-      <w:ins w:id="90" w:author="PR Preview" w:date="2026-01-01T00:00:00Z">
-        <w:r>
-          <w:t xml:space="preserve">.</w:t>
-        </w:r>
-      </w:ins>
-      <w:ins w:id="91" w:author="PR Preview" w:date="2026-01-01T00:00:00Z">
-        <w:r>
-          <w:t xml:space="preserve"> </w:t>
-        </w:r>
-      </w:ins>
-      <w:ins w:id="92" w:author="PR Preview" w:date="2026-01-01T00:00:00Z">
-        <w:r>
-          <w:t xml:space="preserve">Write it</w:t>
-        </w:r>
-      </w:ins>
-      <w:ins w:id="93" w:author="PR Preview" w:date="2026-01-01T00:00:00Z">
-        <w:r>
-          <w:t xml:space="preserve"> </w:t>
-        </w:r>
-      </w:ins>
-      <w:ins w:id="94" w:author="PR Preview" w:date="2026-01-01T00:00:00Z">
-        <w:r>
-          <w:rPr>
-            <w:rStyle w:val="VerbatimChar"/>
-          </w:rPr>
-          <w:t xml:space="preserve">\design(\mX)</w:t>
-        </w:r>
-      </w:ins>
-      <w:ins w:id="95" w:author="PR Preview" w:date="2026-01-01T00:00:00Z">
-        <w:r>
-          <w:t xml:space="preserve">, or</w:t>
-        </w:r>
-      </w:ins>
-      <w:ins w:id="96" w:author="PR Preview" w:date="2026-01-01T00:00:00Z">
-        <w:r>
-          <w:t xml:space="preserve"> </w:t>
-        </w:r>
-      </w:ins>
-      <w:ins w:id="97" w:author="PR Preview" w:date="2026-01-01T00:00:00Z">
-        <w:r>
-          <w:rPr>
-            <w:rStyle w:val="VerbatimChar"/>
-          </w:rPr>
-          <w:t xml:space="preserve">\design</w:t>
-        </w:r>
-      </w:ins>
-      <w:ins w:id="98" w:author="PR Preview" w:date="2026-01-01T00:00:00Z">
-        <w:r>
-          <w:t xml:space="preserve"> </w:t>
-        </w:r>
-      </w:ins>
-      <w:ins w:id="99" w:author="PR Preview" w:date="2026-01-01T00:00:00Z">
-        <w:r>
-          <w:t xml:space="preserve">for short.</w:t>
-        </w:r>
-      </w:ins>
+      <w:r>
+        <w:t xml:space="preserve">The</w:t>
+      </w:r>
+      <w:r>
+        <w:t xml:space="preserve"> </w:t>
+      </w:r>
+      <w:r>
+        <w:rPr>
+          <w:i/>
+          <w:iCs/>
+        </w:rPr>
+        <w:t xml:space="preserve">design matrix</w:t>
+      </w:r>
+      <w:r>
+        <w:t xml:space="preserve"> </w:t>
+      </w:r>
+      <w:r>
+        <w:t xml:space="preserve">holds the inputs after any feature map and the intercept trick.</w:t>
+      </w:r>
+      <w:r>
+        <w:t xml:space="preserve"> </w:t>
+      </w:r>
+      <w:r>
+        <w:t xml:space="preserve">Its rows are the design vectors</w:t>
+      </w:r>
+      <w:r>
+        <w:t xml:space="preserve"> </w:t>
+      </w:r>
+      <w:r>
+        <w:t xml:space="preserve">$\vfeatmap(\vx_i)$</w:t>
+      </w:r>
+      <w:r>
+        <w:t xml:space="preserve">.</w:t>
+      </w:r>
+      <w:r>
+        <w:t xml:space="preserve"> </w:t>
+      </w:r>
+      <w:r>
+        <w:t xml:space="preserve">Write it</w:t>
+      </w:r>
+      <w:r>
+        <w:t xml:space="preserve"> </w:t>
+      </w:r>
+      <w:r>
+        <w:rPr>
+          <w:rStyle w:val="VerbatimChar"/>
+        </w:rPr>
+        <w:t xml:space="preserve">\design(\mX)</w:t>
+      </w:r>
+      <w:r>
+        <w:t xml:space="preserve">, or</w:t>
+      </w:r>
+      <w:r>
+        <w:t xml:space="preserve"> </w:t>
+      </w:r>
+      <w:r>
+        <w:rPr>
+          <w:rStyle w:val="VerbatimChar"/>
+        </w:rPr>
+        <w:t xml:space="preserve">\design</w:t>
+      </w:r>
+      <w:r>
+        <w:t xml:space="preserve"> </w:t>
+      </w:r>
+      <w:r>
+        <w:t xml:space="preserve">for short.</w:t>
+      </w:r>
     </w:p>
     <w:p>
       <w:pPr>
         <w:pStyle w:val="FirstParagraph"/>
       </w:pPr>
-      <w:ins w:id="100" w:author="PR Preview" w:date="2026-01-01T00:00:00Z">
-        <w:r>
-          <w:t xml:space="preserve">The same split holds for one observation:</w:t>
-        </w:r>
-      </w:ins>
-      <w:ins w:id="101" w:author="PR Preview" w:date="2026-01-01T00:00:00Z">
-        <w:r>
-          <w:t xml:space="preserve"> </w:t>
-        </w:r>
-      </w:ins>
-      <w:ins w:id="102" w:author="PR Preview" w:date="2026-01-01T00:00:00Z">
-        <w:r>
-          <w:t xml:space="preserve">the predictor vector is</w:t>
-        </w:r>
-      </w:ins>
-      <w:ins w:id="103" w:author="PR Preview" w:date="2026-01-01T00:00:00Z">
-        <w:r>
-          <w:t xml:space="preserve"> </w:t>
-        </w:r>
-      </w:ins>
-      <w:ins w:id="104" w:author="PR Preview" w:date="2026-01-01T00:00:00Z">
-        <w:r>
-          <w:rPr>
-            <w:rStyle w:val="VerbatimChar"/>
-          </w:rPr>
-          <w:t xml:space="preserve">\vx</w:t>
-        </w:r>
-      </w:ins>
-      <w:ins w:id="105" w:author="PR Preview" w:date="2026-01-01T00:00:00Z">
-        <w:r>
-          <w:t xml:space="preserve">, and the design vector is</w:t>
-        </w:r>
-      </w:ins>
-      <w:ins w:id="106" w:author="PR Preview" w:date="2026-01-01T00:00:00Z">
-        <w:r>
-          <w:t xml:space="preserve"> </w:t>
-        </w:r>
-      </w:ins>
-      <w:ins w:id="107" w:author="PR Preview" w:date="2026-01-01T00:00:00Z">
-        <w:r>
-          <w:rPr>
-            <w:rStyle w:val="VerbatimChar"/>
-          </w:rPr>
-          <w:t xml:space="preserve">\vfeatmap(\vx)</w:t>
-        </w:r>
-      </w:ins>
-      <w:ins w:id="108" w:author="PR Preview" w:date="2026-01-01T00:00:00Z">
-        <w:r>
-          <w:t xml:space="preserve">.</w:t>
-        </w:r>
-      </w:ins>
-      <w:ins w:id="109" w:author="PR Preview" w:date="2026-01-01T00:00:00Z">
-        <w:r>
-          <w:t xml:space="preserve"> </w:t>
-        </w:r>
-      </w:ins>
-      <w:ins w:id="110" w:author="PR Preview" w:date="2026-01-01T00:00:00Z">
-        <w:r>
-          <w:t xml:space="preserve">Without a feature map or an intercept column,</w:t>
-        </w:r>
-      </w:ins>
-      <w:ins w:id="111" w:author="PR Preview" w:date="2026-01-01T00:00:00Z">
-        <w:r>
-          <w:t xml:space="preserve"> </w:t>
-        </w:r>
-      </w:ins>
-      <w:ins w:id="112" w:author="PR Preview" w:date="2026-01-01T00:00:00Z">
-        <w:r>
-          <w:t xml:space="preserve">the design matrix equals the predictor matrix, but say so rather than reuse one symbol for both.</w:t>
-        </w:r>
-      </w:ins>
+      <w:r>
+        <w:t xml:space="preserve">The same split holds for one observation:</w:t>
+      </w:r>
+      <w:r>
+        <w:t xml:space="preserve"> </w:t>
+      </w:r>
+      <w:r>
+        <w:t xml:space="preserve">the predictor vector is</w:t>
+      </w:r>
+      <w:r>
+        <w:t xml:space="preserve"> </w:t>
+      </w:r>
+      <w:r>
+        <w:rPr>
+          <w:rStyle w:val="VerbatimChar"/>
+        </w:rPr>
+        <w:t xml:space="preserve">\vx</w:t>
+      </w:r>
+      <w:r>
+        <w:t xml:space="preserve">, and the design vector is</w:t>
+      </w:r>
+      <w:r>
+        <w:t xml:space="preserve"> </w:t>
+      </w:r>
+      <w:r>
+        <w:rPr>
+          <w:rStyle w:val="VerbatimChar"/>
+        </w:rPr>
+        <w:t xml:space="preserve">\vfeatmap(\vx)</w:t>
+      </w:r>
+      <w:r>
+        <w:t xml:space="preserve">.</w:t>
+      </w:r>
+      <w:r>
+        <w:t xml:space="preserve"> </w:t>
+      </w:r>
+      <w:r>
+        <w:t xml:space="preserve">Without a feature map or an intercept column,</w:t>
+      </w:r>
+      <w:r>
+        <w:t xml:space="preserve"> </w:t>
+      </w:r>
+      <w:r>
+        <w:t xml:space="preserve">the design matrix equals the predictor matrix, but say so rather than reuse one symbol for both.</w:t>
+      </w:r>
     </w:p>
     <w:bookmarkStart w:id="63" w:name="exm-predictor-vs-design-matrix"/>
     <w:p>
       <w:pPr>
         <w:pStyle w:val="BodyText"/>
       </w:pPr>
-      <w:ins w:id="113" w:author="PR Preview" w:date="2026-01-01T00:00:00Z">
-        <w:r>
-          <w:rPr>
-            <w:b/>
-            <w:bCs/>
-          </w:rPr>
-          <w:t xml:space="preserve">Example 24 (Predictor matrix and design matrix)</w:t>
-        </w:r>
-      </w:ins>
-      <w:ins w:id="114" w:author="PR Preview" w:date="2026-01-01T00:00:00Z">
-        <w:r>
-          <w:t xml:space="preserve"> </w:t>
-        </w:r>
-      </w:ins>
-      <w:ins w:id="115" w:author="PR Preview" w:date="2026-01-01T00:00:00Z">
-        <w:r>
-          <w:t xml:space="preserve"> </w:t>
-        </w:r>
-      </w:ins>
+      <w:r>
+        <w:rPr>
+          <w:b/>
+          <w:bCs/>
+        </w:rPr>
+        <w:t xml:space="preserve">Example 24 (Predictor matrix and design matrix)</w:t>
+      </w:r>
+      <w:r>
+        <w:t xml:space="preserve"> </w:t>
+      </w:r>
+      <w:r>
+        <w:t xml:space="preserve"> </w:t>
+      </w:r>
     </w:p>
     <w:p>
       <w:pPr>
         <w:pStyle w:val="BlockText"/>
       </w:pPr>
-      <w:ins w:id="116" w:author="PR Preview" w:date="2026-01-01T00:00:00Z">
-        <w:r>
-          <w:t xml:space="preserve">❌ Let</w:t>
-        </w:r>
-      </w:ins>
-      <w:ins w:id="117" w:author="PR Preview" w:date="2026-01-01T00:00:00Z">
-        <w:r>
-          <w:t xml:space="preserve"> </w:t>
-        </w:r>
-      </w:ins>
+      <w:r>
+        <w:t xml:space="preserve">❌ Let</w:t>
+      </w:r>
+      <w:r>
+        <w:t xml:space="preserve"> </w:t>
+      </w:r>
       <m:oMath>
         <m:r>
           <m:t>X</m:t>
         </m:r>
       </m:oMath>
-      <w:ins w:id="118" w:author="PR Preview" w:date="2026-01-01T00:00:00Z">
-        <w:r>
-          <w:t xml:space="preserve"> </w:t>
-        </w:r>
-      </w:ins>
-      <w:ins w:id="119" w:author="PR Preview" w:date="2026-01-01T00:00:00Z">
-        <w:r>
-          <w:t xml:space="preserve">be the design matrix, and fit</w:t>
-        </w:r>
-      </w:ins>
-      <w:ins w:id="120" w:author="PR Preview" w:date="2026-01-01T00:00:00Z">
-        <w:r>
-          <w:t xml:space="preserve"> </w:t>
-        </w:r>
-      </w:ins>
+      <w:r>
+        <w:t xml:space="preserve"> </w:t>
+      </w:r>
+      <w:r>
+        <w:t xml:space="preserve">be the design matrix, and fit</w:t>
+      </w:r>
+      <w:r>
+        <w:t xml:space="preserve"> </w:t>
+      </w:r>
       <m:oMath>
         <m:acc>
           <m:accPr>
@@ -14302,145 +13994,70 @@
           <m:t>y</m:t>
         </m:r>
       </m:oMath>
-      <w:ins w:id="121" w:author="PR Preview" w:date="2026-01-01T00:00:00Z">
-        <w:r>
-          <w:t xml:space="preserve">.</w:t>
-        </w:r>
-      </w:ins>
+      <w:r>
+        <w:t xml:space="preserve">.</w:t>
+      </w:r>
     </w:p>
     <w:p>
       <w:pPr>
         <w:pStyle w:val="BlockText"/>
       </w:pPr>
-      <w:ins w:id="122" w:author="PR Preview" w:date="2026-01-01T00:00:00Z">
-        <w:r>
-          <w:t xml:space="preserve">✅ Let</w:t>
-        </w:r>
-      </w:ins>
-      <w:ins w:id="123" w:author="PR Preview" w:date="2026-01-01T00:00:00Z">
-        <w:r>
-          <w:t xml:space="preserve"> </w:t>
-        </w:r>
-      </w:ins>
-      <m:oMath>
-        <m:r>
-          <m:rPr>
-            <m:sty m:val="bi"/>
-          </m:rPr>
-          <m:t>X</m:t>
-        </m:r>
-      </m:oMath>
-      <w:ins w:id="124" w:author="PR Preview" w:date="2026-01-01T00:00:00Z">
-        <w:r>
-          <w:t xml:space="preserve"> </w:t>
-        </w:r>
-      </w:ins>
-      <w:ins w:id="125" w:author="PR Preview" w:date="2026-01-01T00:00:00Z">
-        <w:r>
-          <w:t xml:space="preserve">be the predictor matrix and</w:t>
-        </w:r>
-      </w:ins>
-      <w:ins w:id="126" w:author="PR Preview" w:date="2026-01-01T00:00:00Z">
-        <w:r>
-          <w:t xml:space="preserve"> </w:t>
-        </w:r>
-      </w:ins>
-      <m:oMath>
-        <m:r>
-          <m:t>D</m:t>
-        </m:r>
-        <m:r>
-          <m:rPr>
-            <m:sty m:val="p"/>
-          </m:rPr>
-          <m:t>(</m:t>
-        </m:r>
-        <m:r>
-          <m:rPr>
-            <m:sty m:val="bi"/>
-          </m:rPr>
-          <m:t>X</m:t>
-        </m:r>
-        <m:r>
-          <m:rPr>
-            <m:sty m:val="p"/>
-          </m:rPr>
-          <m:t>)</m:t>
-        </m:r>
-      </m:oMath>
-      <w:ins w:id="127" w:author="PR Preview" w:date="2026-01-01T00:00:00Z">
-        <w:r>
-          <w:t xml:space="preserve"> </w:t>
-        </w:r>
-      </w:ins>
-      <w:ins w:id="128" w:author="PR Preview" w:date="2026-01-01T00:00:00Z">
-        <w:r>
-          <w:t xml:space="preserve">the design matrix.</w:t>
-        </w:r>
-      </w:ins>
-      <w:ins w:id="129" w:author="PR Preview" w:date="2026-01-01T00:00:00Z">
-        <w:r>
-          <w:t xml:space="preserve"> </w:t>
-        </w:r>
-      </w:ins>
-      <w:ins w:id="130" w:author="PR Preview" w:date="2026-01-01T00:00:00Z">
-        <w:r>
-          <w:t xml:space="preserve">The fitted coefficients solve the normal equations for</w:t>
-        </w:r>
-      </w:ins>
-      <w:ins w:id="131" w:author="PR Preview" w:date="2026-01-01T00:00:00Z">
-        <w:r>
-          <w:t xml:space="preserve"> </w:t>
-        </w:r>
-      </w:ins>
-      <m:oMath>
-        <m:r>
-          <m:t>D</m:t>
-        </m:r>
-        <m:r>
-          <m:rPr>
-            <m:sty m:val="p"/>
-          </m:rPr>
-          <m:t>(</m:t>
-        </m:r>
-        <m:r>
-          <m:rPr>
-            <m:sty m:val="bi"/>
-          </m:rPr>
-          <m:t>X</m:t>
-        </m:r>
-        <m:r>
-          <m:rPr>
-            <m:sty m:val="p"/>
-          </m:rPr>
-          <m:t>)</m:t>
-        </m:r>
-      </m:oMath>
-      <w:ins w:id="132" w:author="PR Preview" w:date="2026-01-01T00:00:00Z">
-        <w:r>
-          <w:t xml:space="preserve">.</w:t>
-        </w:r>
-      </w:ins>
+      <w:r>
+        <w:t xml:space="preserve">✅ Let</w:t>
+      </w:r>
+      <w:r>
+        <w:t xml:space="preserve"> </w:t>
+      </w:r>
+      <w:r>
+        <w:t xml:space="preserve">$\mX$</w:t>
+      </w:r>
+      <w:r>
+        <w:t xml:space="preserve"> </w:t>
+      </w:r>
+      <w:r>
+        <w:t xml:space="preserve">be the predictor matrix and</w:t>
+      </w:r>
+      <w:r>
+        <w:t xml:space="preserve"> </w:t>
+      </w:r>
+      <w:r>
+        <w:t xml:space="preserve">$\design(\mX)$</w:t>
+      </w:r>
+      <w:r>
+        <w:t xml:space="preserve"> </w:t>
+      </w:r>
+      <w:r>
+        <w:t xml:space="preserve">the design matrix.</w:t>
+      </w:r>
+      <w:r>
+        <w:t xml:space="preserve"> </w:t>
+      </w:r>
+      <w:r>
+        <w:t xml:space="preserve">The fitted coefficients solve the normal equations for</w:t>
+      </w:r>
+      <w:r>
+        <w:t xml:space="preserve"> </w:t>
+      </w:r>
+      <w:r>
+        <w:t xml:space="preserve">$\design(\mX)$</w:t>
+      </w:r>
+      <w:r>
+        <w:t xml:space="preserve">.</w:t>
+      </w:r>
     </w:p>
     <w:p>
       <w:pPr>
         <w:pStyle w:val="FirstParagraph"/>
       </w:pPr>
-      <w:ins w:id="133" w:author="PR Preview" w:date="2026-01-01T00:00:00Z">
-        <w:r>
-          <w:t xml:space="preserve">The ✅ version shows which matrix holds the raw inputs</w:t>
-        </w:r>
-      </w:ins>
-      <w:ins w:id="134" w:author="PR Preview" w:date="2026-01-01T00:00:00Z">
-        <w:r>
-          <w:t xml:space="preserve"> </w:t>
-        </w:r>
-      </w:ins>
-      <w:ins w:id="135" w:author="PR Preview" w:date="2026-01-01T00:00:00Z">
-        <w:r>
-          <w:t xml:space="preserve">and which holds the columns the model uses.</w:t>
-        </w:r>
-      </w:ins>
+      <w:r>
+        <w:t xml:space="preserve">The ✅ version shows which matrix holds the raw inputs</w:t>
+      </w:r>
+      <w:r>
+        <w:t xml:space="preserve"> </w:t>
+      </w:r>
+      <w:r>
+        <w:t xml:space="preserve">and which holds the columns the model uses.</w:t>
+      </w:r>
     </w:p>
     <w:bookmarkEnd w:id="63"/>
     <w:bookmarkEnd w:id="64"/>
@@ -14449,101 +14066,71 @@
       <w:pPr>
         <w:pStyle w:val="Heading2"/>
       </w:pPr>
-      <w:ins w:id="136" w:author="PR Preview" w:date="2026-01-01T00:00:00Z">
-        <w:r>
-          <w:t xml:space="preserve">14 Stating formulas in their general form</w:t>
-        </w:r>
-      </w:ins>
+      <w:r>
+        <w:t xml:space="preserve">14 Stating formulas in their general form</w:t>
+      </w:r>
     </w:p>
     <w:p>
       <w:pPr>
         <w:pStyle w:val="FirstParagraph"/>
       </w:pPr>
-      <w:ins w:id="137" w:author="PR Preview" w:date="2026-01-01T00:00:00Z">
-        <w:r>
-          <w:t xml:space="preserve">On a reference sheet, a formula sheet or a summary,</w:t>
-        </w:r>
-      </w:ins>
-      <w:ins w:id="138" w:author="PR Preview" w:date="2026-01-01T00:00:00Z">
-        <w:r>
-          <w:t xml:space="preserve"> </w:t>
-        </w:r>
-      </w:ins>
-      <w:ins w:id="139" w:author="PR Preview" w:date="2026-01-01T00:00:00Z">
-        <w:r>
-          <w:t xml:space="preserve">state each formula in its general form.</w:t>
-        </w:r>
-      </w:ins>
-      <w:ins w:id="140" w:author="PR Preview" w:date="2026-01-01T00:00:00Z">
-        <w:r>
-          <w:t xml:space="preserve"> </w:t>
-        </w:r>
-      </w:ins>
-      <w:ins w:id="141" w:author="PR Preview" w:date="2026-01-01T00:00:00Z">
-        <w:r>
-          <w:t xml:space="preserve">Do not state it only for a specific example.</w:t>
-        </w:r>
-      </w:ins>
-      <w:ins w:id="142" w:author="PR Preview" w:date="2026-01-01T00:00:00Z">
-        <w:r>
-          <w:t xml:space="preserve"> </w:t>
-        </w:r>
-      </w:ins>
-      <w:ins w:id="143" w:author="PR Preview" w:date="2026-01-01T00:00:00Z">
-        <w:r>
-          <w:t xml:space="preserve">A reader looks a formula up to apply it to a new case,</w:t>
-        </w:r>
-      </w:ins>
-      <w:ins w:id="144" w:author="PR Preview" w:date="2026-01-01T00:00:00Z">
-        <w:r>
-          <w:t xml:space="preserve"> </w:t>
-        </w:r>
-      </w:ins>
-      <w:ins w:id="145" w:author="PR Preview" w:date="2026-01-01T00:00:00Z">
-        <w:r>
-          <w:t xml:space="preserve">and an example shows only one case.</w:t>
-        </w:r>
-      </w:ins>
+      <w:r>
+        <w:t xml:space="preserve">On a reference sheet, a formula sheet or a summary,</w:t>
+      </w:r>
+      <w:r>
+        <w:t xml:space="preserve"> </w:t>
+      </w:r>
+      <w:r>
+        <w:t xml:space="preserve">state each formula in its general form.</w:t>
+      </w:r>
+      <w:r>
+        <w:t xml:space="preserve"> </w:t>
+      </w:r>
+      <w:r>
+        <w:t xml:space="preserve">Do not state it only for a specific example.</w:t>
+      </w:r>
+      <w:r>
+        <w:t xml:space="preserve"> </w:t>
+      </w:r>
+      <w:r>
+        <w:t xml:space="preserve">A reader looks a formula up to apply it to a new case,</w:t>
+      </w:r>
+      <w:r>
+        <w:t xml:space="preserve"> </w:t>
+      </w:r>
+      <w:r>
+        <w:t xml:space="preserve">and an example shows only one case.</w:t>
+      </w:r>
     </w:p>
     <w:bookmarkStart w:id="65" w:name="exm-general-form-formula"/>
     <w:p>
       <w:pPr>
         <w:pStyle w:val="BodyText"/>
       </w:pPr>
-      <w:ins w:id="146" w:author="PR Preview" w:date="2026-01-01T00:00:00Z">
-        <w:r>
-          <w:rPr>
-            <w:b/>
-            <w:bCs/>
-          </w:rPr>
-          <w:t xml:space="preserve">Example 25 (Stating the chain rule)</w:t>
-        </w:r>
-      </w:ins>
-      <w:ins w:id="147" w:author="PR Preview" w:date="2026-01-01T00:00:00Z">
-        <w:r>
-          <w:t xml:space="preserve"> </w:t>
-        </w:r>
-      </w:ins>
-      <w:ins w:id="148" w:author="PR Preview" w:date="2026-01-01T00:00:00Z">
-        <w:r>
-          <w:t xml:space="preserve"> </w:t>
-        </w:r>
-      </w:ins>
+      <w:r>
+        <w:rPr>
+          <w:b/>
+          <w:bCs/>
+        </w:rPr>
+        <w:t xml:space="preserve">Example 25 (Stating the chain rule)</w:t>
+      </w:r>
+      <w:r>
+        <w:t xml:space="preserve"> </w:t>
+      </w:r>
+      <w:r>
+        <w:t xml:space="preserve"> </w:t>
+      </w:r>
     </w:p>
     <w:p>
       <w:pPr>
         <w:pStyle w:val="BlockText"/>
       </w:pPr>
-      <w:ins w:id="149" w:author="PR Preview" w:date="2026-01-01T00:00:00Z">
-        <w:r>
-          <w:t xml:space="preserve">❌</w:t>
-        </w:r>
-      </w:ins>
-      <w:ins w:id="150" w:author="PR Preview" w:date="2026-01-01T00:00:00Z">
-        <w:r>
-          <w:t xml:space="preserve"> </w:t>
-        </w:r>
-      </w:ins>
+      <w:r>
+        <w:t xml:space="preserve">❌</w:t>
+      </w:r>
+      <w:r>
+        <w:t xml:space="preserve"> </w:t>
+      </w:r>
       <m:oMath>
         <m:f>
           <m:fPr>
@@ -14626,53 +14213,68 @@
       <w:pPr>
         <w:pStyle w:val="BlockText"/>
       </w:pPr>
-      <w:ins w:id="151" w:author="PR Preview" w:date="2026-01-01T00:00:00Z">
-        <w:r>
-          <w:t xml:space="preserve">✅</w:t>
-        </w:r>
-      </w:ins>
-      <w:ins w:id="152" w:author="PR Preview" w:date="2026-01-01T00:00:00Z">
-        <w:r>
-          <w:t xml:space="preserve"> </w:t>
-        </w:r>
-      </w:ins>
-      <m:oMath>
-        <m:f>
-          <m:fPr>
-            <m:type m:val="bar"/>
-          </m:fPr>
-          <m:num>
-            <m:r>
-              <m:t>d</m:t>
-            </m:r>
-            <m:r>
-              <m:t>f</m:t>
-            </m:r>
-            <m:r>
-              <m:rPr>
-                <m:sty m:val="p"/>
-              </m:rPr>
-              <m:t>(</m:t>
-            </m:r>
-            <m:r>
-              <m:t>u</m:t>
-            </m:r>
-            <m:r>
-              <m:rPr>
-                <m:sty m:val="p"/>
-              </m:rPr>
-              <m:t>)</m:t>
-            </m:r>
-          </m:num>
-          <m:den>
-            <m:r>
-              <m:t>d</m:t>
-            </m:r>
-            <m:r>
-              <m:t>w</m:t>
-            </m:r>
-          </m:den>
-        </m:f>
+      <w:r>
+        <w:t xml:space="preserve">✅</w:t>
+      </w:r>
+      <w:r>
+        <w:t xml:space="preserve"> </w:t>
+      </w:r>
+      <w:r>
+        <w:t xml:space="preserve">$\dif{f(u)}{w} = f'(u) \dif{u}{w}$</w:t>
+      </w:r>
+    </w:p>
+    <w:p>
+      <w:pPr>
+        <w:pStyle w:val="FirstParagraph"/>
+      </w:pPr>
+      <w:r>
+        <w:t xml:space="preserve">The ❌ line is the chain rule for squaring only.</w:t>
+      </w:r>
+      <w:r>
+        <w:t xml:space="preserve"> </w:t>
+      </w:r>
+      <w:r>
+        <w:t xml:space="preserve">The ✅ line holds for every differentiable</w:t>
+      </w:r>
+      <w:r>
+        <w:t xml:space="preserve"> </w:t>
+      </w:r>
+      <m:oMath>
+        <m:r>
+          <m:t>f</m:t>
+        </m:r>
+      </m:oMath>
+      <w:r>
+        <w:t xml:space="preserve">,</w:t>
+      </w:r>
+      <w:r>
+        <w:t xml:space="preserve"> </w:t>
+      </w:r>
+      <w:r>
+        <w:t xml:space="preserve">and the squaring case follows by taking</w:t>
+      </w:r>
+      <w:r>
+        <w:t xml:space="preserve"> </w:t>
+      </w:r>
+      <m:oMath>
+        <m:r>
+          <m:t>f</m:t>
+        </m:r>
+        <m:r>
+          <m:rPr>
+            <m:sty m:val="p"/>
+          </m:rPr>
+          <m:t>(</m:t>
+        </m:r>
+        <m:r>
+          <m:t>u</m:t>
+        </m:r>
+        <m:r>
+          <m:rPr>
+            <m:sty m:val="p"/>
+          </m:rPr>
+          <m:t>)</m:t>
+        </m:r>
         <m:r>
           <m:rPr>
             <m:sty m:val="p"/>
@@ -14682,159 +14284,28 @@
         <m:sSup>
           <m:e>
             <m:r>
-              <m:t>f</m:t>
+              <m:t>u</m:t>
             </m:r>
           </m:e>
           <m:sup>
             <m:r>
-              <m:rPr>
-                <m:sty m:val="p"/>
-              </m:rPr>
-              <m:t>′</m:t>
+              <m:t>2</m:t>
             </m:r>
           </m:sup>
         </m:sSup>
-        <m:r>
-          <m:rPr>
-            <m:sty m:val="p"/>
-          </m:rPr>
-          <m:t>(</m:t>
-        </m:r>
-        <m:r>
-          <m:t>u</m:t>
-        </m:r>
-        <m:r>
-          <m:rPr>
-            <m:sty m:val="p"/>
-          </m:rPr>
-          <m:t>)</m:t>
-        </m:r>
-        <m:f>
-          <m:fPr>
-            <m:type m:val="bar"/>
-          </m:fPr>
-          <m:num>
-            <m:r>
-              <m:t>d</m:t>
-            </m:r>
-            <m:r>
-              <m:t>u</m:t>
-            </m:r>
-          </m:num>
-          <m:den>
-            <m:r>
-              <m:t>d</m:t>
-            </m:r>
-            <m:r>
-              <m:t>w</m:t>
-            </m:r>
-          </m:den>
-        </m:f>
-      </m:oMath>
-    </w:p>
-    <w:p>
-      <w:pPr>
-        <w:pStyle w:val="FirstParagraph"/>
-      </w:pPr>
-      <w:ins w:id="153" w:author="PR Preview" w:date="2026-01-01T00:00:00Z">
-        <w:r>
-          <w:t xml:space="preserve">The ❌ line is the chain rule for squaring only.</w:t>
-        </w:r>
-      </w:ins>
-      <w:ins w:id="154" w:author="PR Preview" w:date="2026-01-01T00:00:00Z">
-        <w:r>
-          <w:t xml:space="preserve"> </w:t>
-        </w:r>
-      </w:ins>
-      <w:ins w:id="155" w:author="PR Preview" w:date="2026-01-01T00:00:00Z">
-        <w:r>
-          <w:t xml:space="preserve">The ✅ line holds for every differentiable</w:t>
-        </w:r>
-      </w:ins>
-      <w:ins w:id="156" w:author="PR Preview" w:date="2026-01-01T00:00:00Z">
-        <w:r>
-          <w:t xml:space="preserve"> </w:t>
-        </w:r>
-      </w:ins>
-      <m:oMath>
-        <m:r>
-          <m:t>f</m:t>
-        </m:r>
-      </m:oMath>
-      <w:ins w:id="157" w:author="PR Preview" w:date="2026-01-01T00:00:00Z">
-        <w:r>
-          <w:t xml:space="preserve">,</w:t>
-        </w:r>
-      </w:ins>
-      <w:ins w:id="158" w:author="PR Preview" w:date="2026-01-01T00:00:00Z">
-        <w:r>
-          <w:t xml:space="preserve"> </w:t>
-        </w:r>
-      </w:ins>
-      <w:ins w:id="159" w:author="PR Preview" w:date="2026-01-01T00:00:00Z">
-        <w:r>
-          <w:t xml:space="preserve">and the squaring case follows by taking</w:t>
-        </w:r>
-      </w:ins>
-      <w:ins w:id="160" w:author="PR Preview" w:date="2026-01-01T00:00:00Z">
-        <w:r>
-          <w:t xml:space="preserve"> </w:t>
-        </w:r>
-      </w:ins>
-      <m:oMath>
-        <m:r>
-          <m:t>f</m:t>
-        </m:r>
-        <m:r>
-          <m:rPr>
-            <m:sty m:val="p"/>
-          </m:rPr>
-          <m:t>(</m:t>
-        </m:r>
-        <m:r>
-          <m:t>u</m:t>
-        </m:r>
-        <m:r>
-          <m:rPr>
-            <m:sty m:val="p"/>
-          </m:rPr>
-          <m:t>)</m:t>
-        </m:r>
-        <m:r>
-          <m:rPr>
-            <m:sty m:val="p"/>
-          </m:rPr>
-          <m:t>=</m:t>
-        </m:r>
-        <m:sSup>
-          <m:e>
-            <m:r>
-              <m:t>u</m:t>
-            </m:r>
-          </m:e>
-          <m:sup>
-            <m:r>
-              <m:t>2</m:t>
-            </m:r>
-          </m:sup>
-        </m:sSup>
-      </m:oMath>
-      <w:ins w:id="161" w:author="PR Preview" w:date="2026-01-01T00:00:00Z">
-        <w:r>
-          <w:t xml:space="preserve">.</w:t>
-        </w:r>
-      </w:ins>
+      </m:oMath>
+      <w:r>
+        <w:t xml:space="preserve">.</w:t>
+      </w:r>
     </w:p>
     <w:bookmarkEnd w:id="65"/>
     <w:p>
       <w:pPr>
         <w:pStyle w:val="BodyText"/>
       </w:pPr>
-      <w:ins w:id="162" w:author="PR Preview" w:date="2026-01-01T00:00:00Z">
-        <w:r>
-          <w:t xml:space="preserve">Put a specific case on the sheet only as a labeled example next to the general formula.</w:t>
-        </w:r>
-      </w:ins>
+      <w:r>
+        <w:t xml:space="preserve">Put a specific case on the sheet only as a labeled example next to the general formula.</w:t>
+      </w:r>
     </w:p>
     <w:bookmarkEnd w:id="66"/>
     <w:bookmarkStart w:id="68" w:name="X7f8c42fa04e60987c7b1508a72c3ab256e37ba7"/>
@@ -14842,502 +14313,314 @@
       <w:pPr>
         <w:pStyle w:val="Heading2"/>
       </w:pPr>
-      <w:ins w:id="163" w:author="PR Preview" w:date="2026-01-01T00:00:00Z">
-        <w:r>
-          <w:t xml:space="preserve">15 Writing the mean function and the prediction function</w:t>
-        </w:r>
-      </w:ins>
+      <w:r>
+        <w:t xml:space="preserve">15 Writing the mean function and the prediction function</w:t>
+      </w:r>
     </w:p>
     <w:p>
       <w:pPr>
         <w:pStyle w:val="FirstParagraph"/>
       </w:pPr>
-      <w:ins w:id="164" w:author="PR Preview" w:date="2026-01-01T00:00:00Z">
-        <w:r>
-          <w:t xml:space="preserve">Write the mean function as</w:t>
-        </w:r>
-      </w:ins>
-      <w:ins w:id="165" w:author="PR Preview" w:date="2026-01-01T00:00:00Z">
-        <w:r>
-          <w:t xml:space="preserve"> </w:t>
-        </w:r>
-      </w:ins>
-      <m:oMath>
-        <m:r>
-          <m:t>μ</m:t>
-        </m:r>
-      </m:oMath>
-      <w:ins w:id="166" w:author="PR Preview" w:date="2026-01-01T00:00:00Z">
-        <w:r>
-          <w:t xml:space="preserve">, not as</w:t>
-        </w:r>
-      </w:ins>
-      <w:ins w:id="167" w:author="PR Preview" w:date="2026-01-01T00:00:00Z">
-        <w:r>
-          <w:t xml:space="preserve"> </w:t>
-        </w:r>
-      </w:ins>
-      <m:oMath>
-        <m:r>
-          <m:t>f</m:t>
-        </m:r>
-      </m:oMath>
-      <w:ins w:id="168" w:author="PR Preview" w:date="2026-01-01T00:00:00Z">
-        <w:r>
-          <w:t xml:space="preserve">.</w:t>
-        </w:r>
-      </w:ins>
-      <w:ins w:id="169" w:author="PR Preview" w:date="2026-01-01T00:00:00Z">
-        <w:r>
-          <w:t xml:space="preserve"> </w:t>
-        </w:r>
-      </w:ins>
-      <w:ins w:id="170" w:author="PR Preview" w:date="2026-01-01T00:00:00Z">
-        <w:r>
-          <w:t xml:space="preserve">The mean function is the population mean of the outcome given the inputs,</w:t>
-        </w:r>
-      </w:ins>
-      <w:ins w:id="171" w:author="PR Preview" w:date="2026-01-01T00:00:00Z">
-        <w:r>
-          <w:t xml:space="preserve"> </w:t>
-        </w:r>
-      </w:ins>
-      <m:oMath>
-        <m:r>
-          <m:t>μ</m:t>
-        </m:r>
-        <m:r>
-          <m:rPr>
-            <m:sty m:val="p"/>
-          </m:rPr>
-          <m:t>(</m:t>
-        </m:r>
-        <m:r>
-          <m:t>x</m:t>
-        </m:r>
-        <m:r>
-          <m:rPr>
-            <m:sty m:val="p"/>
-          </m:rPr>
-          <m:t>)</m:t>
-        </m:r>
-      </m:oMath>
-      <w:ins w:id="172" w:author="PR Preview" w:date="2026-01-01T00:00:00Z">
-        <w:r>
-          <w:t xml:space="preserve">.</w:t>
-        </w:r>
-      </w:ins>
-      <w:ins w:id="173" w:author="PR Preview" w:date="2026-01-01T00:00:00Z">
-        <w:r>
-          <w:t xml:space="preserve"> </w:t>
-        </w:r>
-      </w:ins>
-      <w:ins w:id="174" w:author="PR Preview" w:date="2026-01-01T00:00:00Z">
-        <w:r>
-          <w:t xml:space="preserve">In a group that uses shared macros (see</w:t>
-        </w:r>
-      </w:ins>
-      <w:ins w:id="175" w:author="PR Preview" w:date="2026-01-01T00:00:00Z">
-        <w:r>
-          <w:t xml:space="preserve"> </w:t>
-        </w:r>
-      </w:ins>
+      <w:r>
+        <w:t xml:space="preserve">Write the mean function as</w:t>
+      </w:r>
+      <w:r>
+        <w:t xml:space="preserve"> </w:t>
+      </w:r>
+      <w:r>
+        <w:t xml:space="preserve">$\truemean$</w:t>
+      </w:r>
+      <w:r>
+        <w:t xml:space="preserve">, not as</w:t>
+      </w:r>
+      <w:r>
+        <w:t xml:space="preserve"> </w:t>
+      </w:r>
+      <w:r>
+        <w:t xml:space="preserve">$\predfn$</w:t>
+      </w:r>
+      <w:r>
+        <w:t xml:space="preserve">.</w:t>
+      </w:r>
+      <w:r>
+        <w:t xml:space="preserve"> </w:t>
+      </w:r>
+      <w:r>
+        <w:t xml:space="preserve">The mean function is the population mean of the outcome given the inputs,</w:t>
+      </w:r>
+      <w:r>
+        <w:t xml:space="preserve"> </w:t>
+      </w:r>
+      <w:r>
+        <w:t xml:space="preserve">$\truemeanf{x}$</w:t>
+      </w:r>
+      <w:r>
+        <w:t xml:space="preserve">.</w:t>
+      </w:r>
+      <w:r>
+        <w:t xml:space="preserve"> </w:t>
+      </w:r>
+      <w:r>
+        <w:t xml:space="preserve">In a group that uses shared macros (see</w:t>
+      </w:r>
+      <w:r>
+        <w:t xml:space="preserve"> </w:t>
+      </w:r>
       <w:hyperlink w:anchor="using-shared-macros">
-        <w:ins w:id="176" w:author="PR Preview" w:date="2026-01-01T00:00:00Z">
-          <w:r>
-            <w:rPr>
-              <w:rStyle w:val="Hyperlink"/>
-            </w:rPr>
-            <w:t xml:space="preserve">Using shared macros</w:t>
-          </w:r>
-        </w:ins>
-      </w:hyperlink>
-      <w:ins w:id="177" w:author="PR Preview" w:date="2026-01-01T00:00:00Z">
-        <w:r>
-          <w:t xml:space="preserve">),</w:t>
-        </w:r>
-      </w:ins>
-      <w:ins w:id="178" w:author="PR Preview" w:date="2026-01-01T00:00:00Z">
-        <w:r>
-          <w:t xml:space="preserve"> </w:t>
-        </w:r>
-      </w:ins>
-      <w:ins w:id="179" w:author="PR Preview" w:date="2026-01-01T00:00:00Z">
-        <w:r>
-          <w:t xml:space="preserve">write it</w:t>
-        </w:r>
-      </w:ins>
-      <w:ins w:id="180" w:author="PR Preview" w:date="2026-01-01T00:00:00Z">
-        <w:r>
-          <w:t xml:space="preserve"> </w:t>
-        </w:r>
-      </w:ins>
-      <w:ins w:id="181" w:author="PR Preview" w:date="2026-01-01T00:00:00Z">
         <w:r>
           <w:rPr>
-            <w:rStyle w:val="VerbatimChar"/>
+            <w:rStyle w:val="Hyperlink"/>
           </w:rPr>
-          <w:t xml:space="preserve">\truemeanf{x}</w:t>
+          <w:t xml:space="preserve">Using shared macros</w:t>
         </w:r>
-      </w:ins>
-      <w:ins w:id="182" w:author="PR Preview" w:date="2026-01-01T00:00:00Z">
-        <w:r>
-          <w:t xml:space="preserve">.</w:t>
-        </w:r>
-      </w:ins>
+      </w:hyperlink>
+      <w:r>
+        <w:t xml:space="preserve">),</w:t>
+      </w:r>
+      <w:r>
+        <w:t xml:space="preserve"> </w:t>
+      </w:r>
+      <w:r>
+        <w:t xml:space="preserve">write it</w:t>
+      </w:r>
+      <w:r>
+        <w:t xml:space="preserve"> </w:t>
+      </w:r>
+      <w:r>
+        <w:rPr>
+          <w:rStyle w:val="VerbatimChar"/>
+        </w:rPr>
+        <w:t xml:space="preserve">\truemeanf{x}</w:t>
+      </w:r>
+      <w:r>
+        <w:t xml:space="preserve">.</w:t>
+      </w:r>
     </w:p>
     <w:p>
       <w:pPr>
         <w:pStyle w:val="BodyText"/>
       </w:pPr>
-      <w:ins w:id="183" w:author="PR Preview" w:date="2026-01-01T00:00:00Z">
-        <w:r>
-          <w:t xml:space="preserve">Name the object you mean.</w:t>
-        </w:r>
-      </w:ins>
-      <w:ins w:id="184" w:author="PR Preview" w:date="2026-01-01T00:00:00Z">
-        <w:r>
-          <w:t xml:space="preserve"> </w:t>
-        </w:r>
-      </w:ins>
-      <w:ins w:id="185" w:author="PR Preview" w:date="2026-01-01T00:00:00Z">
-        <w:r>
-          <w:t xml:space="preserve">When the text refers to the fitted prediction function as a concept,</w:t>
-        </w:r>
-      </w:ins>
-      <w:ins w:id="186" w:author="PR Preview" w:date="2026-01-01T00:00:00Z">
-        <w:r>
-          <w:t xml:space="preserve"> </w:t>
-        </w:r>
-      </w:ins>
-      <w:ins w:id="187" w:author="PR Preview" w:date="2026-01-01T00:00:00Z">
-        <w:r>
-          <w:t xml:space="preserve">the rule that turns an input into a predicted outcome,</w:t>
-        </w:r>
-      </w:ins>
-      <w:ins w:id="188" w:author="PR Preview" w:date="2026-01-01T00:00:00Z">
-        <w:r>
-          <w:t xml:space="preserve"> </w:t>
-        </w:r>
-      </w:ins>
-      <w:ins w:id="189" w:author="PR Preview" w:date="2026-01-01T00:00:00Z">
-        <w:r>
-          <w:t xml:space="preserve">write the fitted prediction function, not the fitted mean function.</w:t>
-        </w:r>
-      </w:ins>
-      <w:ins w:id="190" w:author="PR Preview" w:date="2026-01-01T00:00:00Z">
-        <w:r>
-          <w:t xml:space="preserve"> </w:t>
-        </w:r>
-      </w:ins>
-      <w:ins w:id="191" w:author="PR Preview" w:date="2026-01-01T00:00:00Z">
-        <w:r>
-          <w:t xml:space="preserve">Write it</w:t>
-        </w:r>
-      </w:ins>
-      <w:ins w:id="192" w:author="PR Preview" w:date="2026-01-01T00:00:00Z">
-        <w:r>
-          <w:t xml:space="preserve"> </w:t>
-        </w:r>
-      </w:ins>
-      <w:ins w:id="193" w:author="PR Preview" w:date="2026-01-01T00:00:00Z">
-        <w:r>
-          <w:rPr>
-            <w:rStyle w:val="VerbatimChar"/>
-          </w:rPr>
-          <w:t xml:space="preserve">\epredfnf{x}</w:t>
-        </w:r>
-      </w:ins>
-      <w:ins w:id="194" w:author="PR Preview" w:date="2026-01-01T00:00:00Z">
-        <w:r>
-          <w:t xml:space="preserve"> </w:t>
-        </w:r>
-      </w:ins>
-      <w:ins w:id="195" w:author="PR Preview" w:date="2026-01-01T00:00:00Z">
-        <w:r>
-          <w:t xml:space="preserve">(symbol</w:t>
-        </w:r>
-      </w:ins>
-      <w:ins w:id="196" w:author="PR Preview" w:date="2026-01-01T00:00:00Z">
-        <w:r>
-          <w:t xml:space="preserve"> </w:t>
-        </w:r>
-      </w:ins>
-      <m:oMath>
-        <m:acc>
-          <m:accPr>
-            <m:chr m:val="̂"/>
-          </m:accPr>
-          <m:e>
-            <m:r>
-              <m:t>g</m:t>
-            </m:r>
-          </m:e>
-        </m:acc>
-      </m:oMath>
-      <w:ins w:id="197" w:author="PR Preview" w:date="2026-01-01T00:00:00Z">
-        <w:r>
-          <w:t xml:space="preserve">) for an estimated one, or</w:t>
-        </w:r>
-      </w:ins>
-      <w:ins w:id="198" w:author="PR Preview" w:date="2026-01-01T00:00:00Z">
-        <w:r>
-          <w:t xml:space="preserve"> </w:t>
-        </w:r>
-      </w:ins>
-      <w:ins w:id="199" w:author="PR Preview" w:date="2026-01-01T00:00:00Z">
-        <w:r>
-          <w:rPr>
-            <w:rStyle w:val="VerbatimChar"/>
-          </w:rPr>
-          <w:t xml:space="preserve">\predfnf{x}</w:t>
-        </w:r>
-      </w:ins>
-      <w:ins w:id="200" w:author="PR Preview" w:date="2026-01-01T00:00:00Z">
-        <w:r>
-          <w:t xml:space="preserve"> </w:t>
-        </w:r>
-      </w:ins>
-      <w:ins w:id="201" w:author="PR Preview" w:date="2026-01-01T00:00:00Z">
-        <w:r>
-          <w:t xml:space="preserve">(symbol</w:t>
-        </w:r>
-      </w:ins>
-      <w:ins w:id="202" w:author="PR Preview" w:date="2026-01-01T00:00:00Z">
-        <w:r>
-          <w:t xml:space="preserve"> </w:t>
-        </w:r>
-      </w:ins>
-      <m:oMath>
-        <m:r>
-          <m:t>g</m:t>
-        </m:r>
-      </m:oMath>
-      <w:ins w:id="203" w:author="PR Preview" w:date="2026-01-01T00:00:00Z">
-        <w:r>
-          <w:t xml:space="preserve">) for any prediction function.</w:t>
-        </w:r>
-      </w:ins>
-      <w:ins w:id="204" w:author="PR Preview" w:date="2026-01-01T00:00:00Z">
-        <w:r>
-          <w:t xml:space="preserve"> </w:t>
-        </w:r>
-      </w:ins>
-      <w:ins w:id="205" w:author="PR Preview" w:date="2026-01-01T00:00:00Z">
-        <w:r>
-          <w:t xml:space="preserve">Use the fitted or estimated mean function only where the text is about</w:t>
-        </w:r>
-      </w:ins>
-      <w:ins w:id="206" w:author="PR Preview" w:date="2026-01-01T00:00:00Z">
-        <w:r>
-          <w:t xml:space="preserve"> </w:t>
-        </w:r>
-      </w:ins>
-      <w:ins w:id="207" w:author="PR Preview" w:date="2026-01-01T00:00:00Z">
-        <w:r>
-          <w:t xml:space="preserve">estimating the mean function</w:t>
-        </w:r>
-      </w:ins>
-      <w:ins w:id="208" w:author="PR Preview" w:date="2026-01-01T00:00:00Z">
-        <w:r>
-          <w:t xml:space="preserve"> </w:t>
-        </w:r>
-      </w:ins>
-      <m:oMath>
-        <m:r>
-          <m:t>μ</m:t>
-        </m:r>
-      </m:oMath>
-      <w:ins w:id="209" w:author="PR Preview" w:date="2026-01-01T00:00:00Z">
-        <w:r>
-          <w:t xml:space="preserve"> </w:t>
-        </w:r>
-      </w:ins>
-      <w:ins w:id="210" w:author="PR Preview" w:date="2026-01-01T00:00:00Z">
-        <w:r>
-          <w:t xml:space="preserve">itself.</w:t>
-        </w:r>
-      </w:ins>
+      <w:r>
+        <w:t xml:space="preserve">Name the object you mean.</w:t>
+      </w:r>
+      <w:r>
+        <w:t xml:space="preserve"> </w:t>
+      </w:r>
+      <w:r>
+        <w:t xml:space="preserve">When the text refers to the fitted prediction function as a concept,</w:t>
+      </w:r>
+      <w:r>
+        <w:t xml:space="preserve"> </w:t>
+      </w:r>
+      <w:r>
+        <w:t xml:space="preserve">the rule that turns an input into a predicted outcome,</w:t>
+      </w:r>
+      <w:r>
+        <w:t xml:space="preserve"> </w:t>
+      </w:r>
+      <w:r>
+        <w:t xml:space="preserve">write the fitted prediction function, not the fitted mean function.</w:t>
+      </w:r>
+      <w:r>
+        <w:t xml:space="preserve"> </w:t>
+      </w:r>
+      <w:r>
+        <w:t xml:space="preserve">Write it</w:t>
+      </w:r>
+      <w:r>
+        <w:t xml:space="preserve"> </w:t>
+      </w:r>
+      <w:r>
+        <w:rPr>
+          <w:rStyle w:val="VerbatimChar"/>
+        </w:rPr>
+        <w:t xml:space="preserve">\epredfnf{x}</w:t>
+      </w:r>
+      <w:r>
+        <w:t xml:space="preserve"> </w:t>
+      </w:r>
+      <w:r>
+        <w:t xml:space="preserve">(symbol</w:t>
+      </w:r>
+      <w:r>
+        <w:t xml:space="preserve"> </w:t>
+      </w:r>
+      <w:r>
+        <w:t xml:space="preserve">$\epredfn$</w:t>
+      </w:r>
+      <w:r>
+        <w:t xml:space="preserve">) for an estimated one, or</w:t>
+      </w:r>
+      <w:r>
+        <w:t xml:space="preserve"> </w:t>
+      </w:r>
+      <w:r>
+        <w:rPr>
+          <w:rStyle w:val="VerbatimChar"/>
+        </w:rPr>
+        <w:t xml:space="preserve">\predfnf{x}</w:t>
+      </w:r>
+      <w:r>
+        <w:t xml:space="preserve"> </w:t>
+      </w:r>
+      <w:r>
+        <w:t xml:space="preserve">(symbol</w:t>
+      </w:r>
+      <w:r>
+        <w:t xml:space="preserve"> </w:t>
+      </w:r>
+      <w:r>
+        <w:t xml:space="preserve">$\predfn$</w:t>
+      </w:r>
+      <w:r>
+        <w:t xml:space="preserve">) for any prediction function.</w:t>
+      </w:r>
+      <w:r>
+        <w:t xml:space="preserve"> </w:t>
+      </w:r>
+      <w:r>
+        <w:t xml:space="preserve">Use the fitted or estimated mean function only where the text is about</w:t>
+      </w:r>
+      <w:r>
+        <w:t xml:space="preserve"> </w:t>
+      </w:r>
+      <w:r>
+        <w:t xml:space="preserve">estimating the mean function</w:t>
+      </w:r>
+      <w:r>
+        <w:t xml:space="preserve"> </w:t>
+      </w:r>
+      <w:r>
+        <w:t xml:space="preserve">$\truemean$</w:t>
+      </w:r>
+      <w:r>
+        <w:t xml:space="preserve"> </w:t>
+      </w:r>
+      <w:r>
+        <w:t xml:space="preserve">itself.</w:t>
+      </w:r>
     </w:p>
     <w:bookmarkStart w:id="67" w:name="exm-mean-vs-prediction-function"/>
     <w:p>
       <w:pPr>
         <w:pStyle w:val="BodyText"/>
       </w:pPr>
-      <w:ins w:id="211" w:author="PR Preview" w:date="2026-01-01T00:00:00Z">
-        <w:r>
-          <w:rPr>
-            <w:b/>
-            <w:bCs/>
-          </w:rPr>
-          <w:t xml:space="preserve">Example 26 (Mean function and fitted prediction function)</w:t>
-        </w:r>
-      </w:ins>
-      <w:ins w:id="212" w:author="PR Preview" w:date="2026-01-01T00:00:00Z">
-        <w:r>
-          <w:t xml:space="preserve"> </w:t>
-        </w:r>
-      </w:ins>
-      <w:ins w:id="213" w:author="PR Preview" w:date="2026-01-01T00:00:00Z">
-        <w:r>
-          <w:t xml:space="preserve"> </w:t>
-        </w:r>
-      </w:ins>
+      <w:r>
+        <w:rPr>
+          <w:b/>
+          <w:bCs/>
+        </w:rPr>
+        <w:t xml:space="preserve">Example 26 (Mean function and fitted prediction function)</w:t>
+      </w:r>
+      <w:r>
+        <w:t xml:space="preserve"> </w:t>
+      </w:r>
+      <w:r>
+        <w:t xml:space="preserve"> </w:t>
+      </w:r>
     </w:p>
     <w:p>
       <w:pPr>
         <w:pStyle w:val="BlockText"/>
       </w:pPr>
-      <w:ins w:id="214" w:author="PR Preview" w:date="2026-01-01T00:00:00Z">
-        <w:r>
-          <w:t xml:space="preserve">❌ The expected squared error of the fitted mean function at</w:t>
-        </w:r>
-      </w:ins>
-      <w:ins w:id="215" w:author="PR Preview" w:date="2026-01-01T00:00:00Z">
-        <w:r>
-          <w:t xml:space="preserve"> </w:t>
-        </w:r>
-      </w:ins>
+      <w:r>
+        <w:t xml:space="preserve">❌ The expected squared error of the fitted mean function at</w:t>
+      </w:r>
+      <w:r>
+        <w:t xml:space="preserve"> </w:t>
+      </w:r>
       <m:oMath>
         <m:r>
           <m:t>x</m:t>
         </m:r>
       </m:oMath>
-      <w:ins w:id="216" w:author="PR Preview" w:date="2026-01-01T00:00:00Z">
-        <w:r>
-          <w:t xml:space="preserve"> </w:t>
-        </w:r>
-      </w:ins>
-      <w:ins w:id="217" w:author="PR Preview" w:date="2026-01-01T00:00:00Z">
-        <w:r>
-          <w:t xml:space="preserve">is</w:t>
-        </w:r>
-      </w:ins>
-      <w:ins w:id="218" w:author="PR Preview" w:date="2026-01-01T00:00:00Z">
-        <w:r>
-          <w:t xml:space="preserve"> </w:t>
-        </w:r>
-      </w:ins>
-      <w:ins w:id="219" w:author="PR Preview" w:date="2026-01-01T00:00:00Z">
-        <w:r>
-          <w:t xml:space="preserve">$\E{(y - \hat{f}(x))^2}$</w:t>
-        </w:r>
-      </w:ins>
-      <w:ins w:id="220" w:author="PR Preview" w:date="2026-01-01T00:00:00Z">
-        <w:r>
-          <w:t xml:space="preserve">.</w:t>
-        </w:r>
-      </w:ins>
+      <w:r>
+        <w:t xml:space="preserve"> </w:t>
+      </w:r>
+      <w:r>
+        <w:t xml:space="preserve">is</w:t>
+      </w:r>
+      <w:r>
+        <w:t xml:space="preserve"> </w:t>
+      </w:r>
+      <w:r>
+        <w:t xml:space="preserve">$\E{(y - \hat{f}(x))^2}$</w:t>
+      </w:r>
+      <w:r>
+        <w:t xml:space="preserve">.</w:t>
+      </w:r>
     </w:p>
     <w:p>
       <w:pPr>
         <w:pStyle w:val="BlockText"/>
       </w:pPr>
-      <w:ins w:id="221" w:author="PR Preview" w:date="2026-01-01T00:00:00Z">
-        <w:r>
-          <w:t xml:space="preserve">✅ The expected squared error of the fitted prediction function at</w:t>
-        </w:r>
-      </w:ins>
-      <w:ins w:id="222" w:author="PR Preview" w:date="2026-01-01T00:00:00Z">
-        <w:r>
-          <w:t xml:space="preserve"> </w:t>
-        </w:r>
-      </w:ins>
+      <w:r>
+        <w:t xml:space="preserve">✅ The expected squared error of the fitted prediction function at</w:t>
+      </w:r>
+      <w:r>
+        <w:t xml:space="preserve"> </w:t>
+      </w:r>
       <m:oMath>
         <m:r>
           <m:t>x</m:t>
         </m:r>
       </m:oMath>
-      <w:ins w:id="223" w:author="PR Preview" w:date="2026-01-01T00:00:00Z">
-        <w:r>
-          <w:t xml:space="preserve"> </w:t>
-        </w:r>
-      </w:ins>
-      <w:ins w:id="224" w:author="PR Preview" w:date="2026-01-01T00:00:00Z">
-        <w:r>
-          <w:t xml:space="preserve">is</w:t>
-        </w:r>
-      </w:ins>
-      <w:ins w:id="225" w:author="PR Preview" w:date="2026-01-01T00:00:00Z">
-        <w:r>
-          <w:t xml:space="preserve"> </w:t>
-        </w:r>
-      </w:ins>
-      <w:ins w:id="226" w:author="PR Preview" w:date="2026-01-01T00:00:00Z">
-        <w:r>
-          <w:t xml:space="preserve">$\E{(y - \hat{g}(x))^2}$</w:t>
-        </w:r>
-      </w:ins>
-      <w:ins w:id="227" w:author="PR Preview" w:date="2026-01-01T00:00:00Z">
-        <w:r>
-          <w:t xml:space="preserve">,</w:t>
-        </w:r>
-      </w:ins>
-      <w:ins w:id="228" w:author="PR Preview" w:date="2026-01-01T00:00:00Z">
-        <w:r>
-          <w:t xml:space="preserve"> </w:t>
-        </w:r>
-      </w:ins>
-      <w:ins w:id="229" w:author="PR Preview" w:date="2026-01-01T00:00:00Z">
-        <w:r>
-          <w:t xml:space="preserve">and its bias is</w:t>
-        </w:r>
-      </w:ins>
-      <w:ins w:id="230" w:author="PR Preview" w:date="2026-01-01T00:00:00Z">
-        <w:r>
-          <w:t xml:space="preserve"> </w:t>
-        </w:r>
-      </w:ins>
-      <w:ins w:id="231" w:author="PR Preview" w:date="2026-01-01T00:00:00Z">
-        <w:r>
-          <w:t xml:space="preserve">$\E{\hat{g}(x)} - \mu(x)$</w:t>
-        </w:r>
-      </w:ins>
-      <w:ins w:id="232" w:author="PR Preview" w:date="2026-01-01T00:00:00Z">
-        <w:r>
-          <w:t xml:space="preserve">.</w:t>
-        </w:r>
-      </w:ins>
+      <w:r>
+        <w:t xml:space="preserve"> </w:t>
+      </w:r>
+      <w:r>
+        <w:t xml:space="preserve">is</w:t>
+      </w:r>
+      <w:r>
+        <w:t xml:space="preserve"> </w:t>
+      </w:r>
+      <w:r>
+        <w:t xml:space="preserve">$\E{\paren{\outvar - \epredfnf{x}}^2}$</w:t>
+      </w:r>
+      <w:r>
+        <w:t xml:space="preserve">,</w:t>
+      </w:r>
+      <w:r>
+        <w:t xml:space="preserve"> </w:t>
+      </w:r>
+      <w:r>
+        <w:t xml:space="preserve">and its bias is</w:t>
+      </w:r>
+      <w:r>
+        <w:t xml:space="preserve"> </w:t>
+      </w:r>
+      <w:r>
+        <w:t xml:space="preserve">$\E{\epredfnf{x}} - \truemeanf{x}$</w:t>
+      </w:r>
+      <w:r>
+        <w:t xml:space="preserve">.</w:t>
+      </w:r>
     </w:p>
     <w:p>
       <w:pPr>
         <w:pStyle w:val="FirstParagraph"/>
       </w:pPr>
-      <w:ins w:id="233" w:author="PR Preview" w:date="2026-01-01T00:00:00Z">
-        <w:r>
-          <w:t xml:space="preserve">The ✅ version names the fitted prediction function where the concept is a prediction,</w:t>
-        </w:r>
-      </w:ins>
-      <w:ins w:id="234" w:author="PR Preview" w:date="2026-01-01T00:00:00Z">
-        <w:r>
-          <w:t xml:space="preserve"> </w:t>
-        </w:r>
-      </w:ins>
-      <w:ins w:id="235" w:author="PR Preview" w:date="2026-01-01T00:00:00Z">
-        <w:r>
-          <w:t xml:space="preserve">and keeps</w:t>
-        </w:r>
-      </w:ins>
-      <w:ins w:id="236" w:author="PR Preview" w:date="2026-01-01T00:00:00Z">
-        <w:r>
-          <w:t xml:space="preserve"> </w:t>
-        </w:r>
-      </w:ins>
-      <m:oMath>
-        <m:r>
-          <m:t>μ</m:t>
-        </m:r>
-      </m:oMath>
-      <w:ins w:id="237" w:author="PR Preview" w:date="2026-01-01T00:00:00Z">
-        <w:r>
-          <w:t xml:space="preserve"> </w:t>
-        </w:r>
-      </w:ins>
-      <w:ins w:id="238" w:author="PR Preview" w:date="2026-01-01T00:00:00Z">
-        <w:r>
-          <w:t xml:space="preserve">for the mean it is compared with.</w:t>
-        </w:r>
-      </w:ins>
+      <w:r>
+        <w:t xml:space="preserve">The ✅ version names the fitted prediction function where the concept is a prediction,</w:t>
+      </w:r>
+      <w:r>
+        <w:t xml:space="preserve"> </w:t>
+      </w:r>
+      <w:r>
+        <w:t xml:space="preserve">and keeps</w:t>
+      </w:r>
+      <w:r>
+        <w:t xml:space="preserve"> </w:t>
+      </w:r>
+      <w:r>
+        <w:t xml:space="preserve">$\truemean$</w:t>
+      </w:r>
+      <w:r>
+        <w:t xml:space="preserve"> </w:t>
+      </w:r>
+      <w:r>
+        <w:t xml:space="preserve">for the mean it is compared with.</w:t>
+      </w:r>
     </w:p>
     <w:bookmarkEnd w:id="67"/>
     <w:bookmarkEnd w:id="68"/>
@@ -15346,11 +14629,9 @@
       <w:pPr>
         <w:pStyle w:val="Heading2"/>
       </w:pPr>
-      <w:ins w:id="239" w:author="PR Preview" w:date="2026-01-01T00:00:00Z">
-        <w:r>
-          <w:t xml:space="preserve">16 Writing out notational shorthands</w:t>
-        </w:r>
-      </w:ins>
+      <w:r>
+        <w:t xml:space="preserve">16 Writing out notational shorthands</w:t>
+      </w:r>
     </w:p>
     <w:p>
       <w:pPr>
@@ -15828,79 +15109,30 @@
       <w:pPr>
         <w:pStyle w:val="BodyText"/>
       </w:pPr>
-      <w:del w:id="240" w:author="PR Preview" w:date="2026-01-01T00:00:00Z">
-        <w:r>
-          <w:rPr>
-            <w:b/>
-            <w:bCs/>
-          </w:rPr>
-          <w:delText xml:space="preserve">Example 24 (Writing out the limits of a sum and the range of an index)</w:delText>
-        </w:r>
-      </w:del>
-      <w:del w:id="241" w:author="PR Preview" w:date="2026-01-01T00:00:00Z">
-        <w:r>
-          <w:delText xml:space="preserve"> </w:delText>
-        </w:r>
-      </w:del>
-      <w:del w:id="242" w:author="PR Preview" w:date="2026-01-01T00:00:00Z">
-        <w:r>
-          <w:delText xml:space="preserve">For a discrete random variable</w:delText>
-        </w:r>
-      </w:del>
-      <w:del w:id="243" w:author="PR Preview" w:date="2026-01-01T00:00:00Z">
-        <w:r>
-          <w:delText xml:space="preserve"> </w:delText>
-        </w:r>
-      </w:del>
+      <w:r>
+        <w:rPr>
+          <w:b/>
+          <w:bCs/>
+        </w:rPr>
+        <w:t xml:space="preserve">Example 27 (Writing out the limits of a sum and the range of an index)</w:t>
+      </w:r>
+      <w:r>
+        <w:t xml:space="preserve"> </w:t>
+      </w:r>
+      <w:r>
+        <w:t xml:space="preserve">For a discrete random variable</w:t>
+      </w:r>
+      <w:r>
+        <w:t xml:space="preserve"> </w:t>
+      </w:r>
       <m:oMath>
         <m:r>
           <m:t>X</m:t>
         </m:r>
       </m:oMath>
-      <w:del w:id="244" w:author="PR Preview" w:date="2026-01-01T00:00:00Z">
-        <w:r>
-          <w:delText xml:space="preserve">:</w:delText>
-        </w:r>
-      </w:del>
-    </w:p>
-    <w:p>
-      <w:pPr>
-        <w:pStyle w:val="BodyText"/>
-      </w:pPr>
-      <w:ins w:id="245" w:author="PR Preview" w:date="2026-01-01T00:00:00Z">
-        <w:r>
-          <w:rPr>
-            <w:b/>
-            <w:bCs/>
-          </w:rPr>
-          <w:t xml:space="preserve">Example 27 (Writing out the limits of a sum and the range of an index)</w:t>
-        </w:r>
-      </w:ins>
-      <w:ins w:id="246" w:author="PR Preview" w:date="2026-01-01T00:00:00Z">
-        <w:r>
-          <w:t xml:space="preserve"> </w:t>
-        </w:r>
-      </w:ins>
-      <w:ins w:id="247" w:author="PR Preview" w:date="2026-01-01T00:00:00Z">
-        <w:r>
-          <w:t xml:space="preserve">For a discrete random variable</w:t>
-        </w:r>
-      </w:ins>
-      <w:ins w:id="248" w:author="PR Preview" w:date="2026-01-01T00:00:00Z">
-        <w:r>
-          <w:t xml:space="preserve"> </w:t>
-        </w:r>
-      </w:ins>
-      <m:oMath>
-        <m:r>
-          <m:t>X</m:t>
-        </m:r>
-      </m:oMath>
-      <w:ins w:id="249" w:author="PR Preview" w:date="2026-01-01T00:00:00Z">
-        <w:r>
-          <w:t xml:space="preserve">:</w:t>
-        </w:r>
-      </w:ins>
+      <w:r>
+        <w:t xml:space="preserve">:</w:t>
+      </w:r>
     </w:p>
     <w:p>
       <w:pPr>
@@ -16446,21 +15678,9 @@
       <w:pPr>
         <w:pStyle w:val="Heading2"/>
       </w:pPr>
-      <w:del w:id="250" w:author="PR Preview" w:date="2026-01-01T00:00:00Z">
-        <w:r>
-          <w:delText xml:space="preserve">13 Stating assumptions before using them</w:delText>
-        </w:r>
-      </w:del>
-    </w:p>
-    <w:p>
-      <w:pPr>
-        <w:pStyle w:val="Heading2"/>
-      </w:pPr>
-      <w:ins w:id="251" w:author="PR Preview" w:date="2026-01-01T00:00:00Z">
-        <w:r>
-          <w:t xml:space="preserve">17 Stating assumptions before using them</w:t>
-        </w:r>
-      </w:ins>
+      <w:r>
+        <w:t xml:space="preserve">17 Stating assumptions before using them</w:t>
+      </w:r>
     </w:p>
     <w:p>
       <w:pPr>
@@ -16801,62 +16021,48 @@
       <w:pPr>
         <w:pStyle w:val="BodyText"/>
       </w:pPr>
-      <w:del w:id="252" w:author="PR Preview" w:date="2026-01-01T00:00:00Z">
-        <w:r>
-          <w:rPr>
-            <w:b/>
-            <w:bCs/>
-          </w:rPr>
-          <w:delText xml:space="preserve">Example 25 (Stating the restriction on</w:delText>
-        </w:r>
-      </w:del>
-      <w:del w:id="253" w:author="PR Preview" w:date="2026-01-01T00:00:00Z">
-        <w:r>
-          <w:rPr>
-            <w:b/>
-            <w:bCs/>
-          </w:rPr>
-          <w:delText xml:space="preserve"> </w:delText>
-        </w:r>
-      </w:del>
+      <w:r>
+        <w:rPr>
+          <w:b/>
+          <w:bCs/>
+        </w:rPr>
+        <w:t xml:space="preserve">Example 28 (Stating the restriction on</w:t>
+      </w:r>
+      <w:r>
+        <w:rPr>
+          <w:b/>
+          <w:bCs/>
+        </w:rPr>
+        <w:t xml:space="preserve"> </w:t>
+      </w:r>
       <m:oMath>
         <m:r>
           <m:t>x</m:t>
         </m:r>
       </m:oMath>
-      <w:del w:id="254" w:author="PR Preview" w:date="2026-01-01T00:00:00Z">
-        <w:r>
-          <w:rPr>
-            <w:b/>
-            <w:bCs/>
-          </w:rPr>
-          <w:delText xml:space="preserve"> </w:delText>
-        </w:r>
-      </w:del>
-      <w:del w:id="255" w:author="PR Preview" w:date="2026-01-01T00:00:00Z">
-        <w:r>
-          <w:rPr>
-            <w:b/>
-            <w:bCs/>
-          </w:rPr>
-          <w:delText xml:space="preserve">before using it)</w:delText>
-        </w:r>
-      </w:del>
-      <w:del w:id="256" w:author="PR Preview" w:date="2026-01-01T00:00:00Z">
-        <w:r>
-          <w:delText xml:space="preserve"> </w:delText>
-        </w:r>
-      </w:del>
-      <w:del w:id="257" w:author="PR Preview" w:date="2026-01-01T00:00:00Z">
-        <w:r>
-          <w:delText xml:space="preserve">To show that</w:delText>
-        </w:r>
-      </w:del>
-      <w:del w:id="258" w:author="PR Preview" w:date="2026-01-01T00:00:00Z">
-        <w:r>
-          <w:delText xml:space="preserve"> </w:delText>
-        </w:r>
-      </w:del>
+      <w:r>
+        <w:rPr>
+          <w:b/>
+          <w:bCs/>
+        </w:rPr>
+        <w:t xml:space="preserve"> </w:t>
+      </w:r>
+      <w:r>
+        <w:rPr>
+          <w:b/>
+          <w:bCs/>
+        </w:rPr>
+        <w:t xml:space="preserve">before using it)</w:t>
+      </w:r>
+      <w:r>
+        <w:t xml:space="preserve"> </w:t>
+      </w:r>
+      <w:r>
+        <w:t xml:space="preserve">To show that</w:t>
+      </w:r>
+      <w:r>
+        <w:t xml:space="preserve"> </w:t>
+      </w:r>
       <m:oMath>
         <m:r>
           <m:t>x</m:t>
@@ -16871,21 +16077,15 @@
           <m:t>2</m:t>
         </m:r>
       </m:oMath>
-      <w:del w:id="259" w:author="PR Preview" w:date="2026-01-01T00:00:00Z">
-        <w:r>
-          <w:delText xml:space="preserve"> </w:delText>
-        </w:r>
-      </w:del>
-      <w:del w:id="260" w:author="PR Preview" w:date="2026-01-01T00:00:00Z">
-        <w:r>
-          <w:delText xml:space="preserve">is a strict local minimizer of</w:delText>
-        </w:r>
-      </w:del>
-      <w:del w:id="261" w:author="PR Preview" w:date="2026-01-01T00:00:00Z">
-        <w:r>
-          <w:delText xml:space="preserve"> </w:delText>
-        </w:r>
-      </w:del>
+      <w:r>
+        <w:t xml:space="preserve"> </w:t>
+      </w:r>
+      <w:r>
+        <w:t xml:space="preserve">is a strict local minimizer of</w:t>
+      </w:r>
+      <w:r>
+        <w:t xml:space="preserve"> </w:t>
+      </w:r>
       <m:oMath>
         <m:r>
           <m:t>f</m:t>
@@ -16945,26 +16145,18 @@
           </m:sup>
         </m:sSup>
       </m:oMath>
-      <w:del w:id="262" w:author="PR Preview" w:date="2026-01-01T00:00:00Z">
-        <w:r>
-          <w:delText xml:space="preserve">,</w:delText>
-        </w:r>
-      </w:del>
-      <w:del w:id="263" w:author="PR Preview" w:date="2026-01-01T00:00:00Z">
-        <w:r>
-          <w:delText xml:space="preserve"> </w:delText>
-        </w:r>
-      </w:del>
-      <w:del w:id="264" w:author="PR Preview" w:date="2026-01-01T00:00:00Z">
-        <w:r>
-          <w:delText xml:space="preserve">we show that</w:delText>
-        </w:r>
-      </w:del>
-      <w:del w:id="265" w:author="PR Preview" w:date="2026-01-01T00:00:00Z">
-        <w:r>
-          <w:delText xml:space="preserve"> </w:delText>
-        </w:r>
-      </w:del>
+      <w:r>
+        <w:t xml:space="preserve">,</w:t>
+      </w:r>
+      <w:r>
+        <w:t xml:space="preserve"> </w:t>
+      </w:r>
+      <w:r>
+        <w:t xml:space="preserve">we show that</w:t>
+      </w:r>
+      <w:r>
+        <w:t xml:space="preserve"> </w:t>
+      </w:r>
       <m:oMath>
         <m:r>
           <m:t>f</m:t>
@@ -17009,279 +16201,26 @@
           <m:t>)</m:t>
         </m:r>
       </m:oMath>
-      <w:del w:id="266" w:author="PR Preview" w:date="2026-01-01T00:00:00Z">
-        <w:r>
-          <w:delText xml:space="preserve"> </w:delText>
-        </w:r>
-      </w:del>
-      <w:del w:id="267" w:author="PR Preview" w:date="2026-01-01T00:00:00Z">
-        <w:r>
-          <w:delText xml:space="preserve">for every</w:delText>
-        </w:r>
-      </w:del>
-      <w:del w:id="268" w:author="PR Preview" w:date="2026-01-01T00:00:00Z">
-        <w:r>
-          <w:delText xml:space="preserve"> </w:delText>
-        </w:r>
-      </w:del>
+      <w:r>
+        <w:t xml:space="preserve"> </w:t>
+      </w:r>
+      <w:r>
+        <w:t xml:space="preserve">for every</w:t>
+      </w:r>
+      <w:r>
+        <w:t xml:space="preserve"> </w:t>
+      </w:r>
       <m:oMath>
         <m:r>
           <m:t>x</m:t>
         </m:r>
       </m:oMath>
-      <w:del w:id="269" w:author="PR Preview" w:date="2026-01-01T00:00:00Z">
-        <w:r>
-          <w:delText xml:space="preserve"> </w:delText>
-        </w:r>
-      </w:del>
-      <w:del w:id="270" w:author="PR Preview" w:date="2026-01-01T00:00:00Z">
-        <w:r>
-          <w:delText xml:space="preserve">near 2 other than 2 itself.</w:delText>
-        </w:r>
-      </w:del>
-    </w:p>
-    <w:p>
-      <w:pPr>
-        <w:pStyle w:val="BodyText"/>
-      </w:pPr>
-      <w:ins w:id="271" w:author="PR Preview" w:date="2026-01-01T00:00:00Z">
-        <w:r>
-          <w:rPr>
-            <w:b/>
-            <w:bCs/>
-          </w:rPr>
-          <w:t xml:space="preserve">Example 28 (Stating the restriction on</w:t>
-        </w:r>
-      </w:ins>
-      <w:ins w:id="272" w:author="PR Preview" w:date="2026-01-01T00:00:00Z">
-        <w:r>
-          <w:rPr>
-            <w:b/>
-            <w:bCs/>
-          </w:rPr>
-          <w:t xml:space="preserve"> </w:t>
-        </w:r>
-      </w:ins>
-      <m:oMath>
-        <m:r>
-          <m:t>x</m:t>
-        </m:r>
-      </m:oMath>
-      <w:ins w:id="273" w:author="PR Preview" w:date="2026-01-01T00:00:00Z">
-        <w:r>
-          <w:rPr>
-            <w:b/>
-            <w:bCs/>
-          </w:rPr>
-          <w:t xml:space="preserve"> </w:t>
-        </w:r>
-      </w:ins>
-      <w:ins w:id="274" w:author="PR Preview" w:date="2026-01-01T00:00:00Z">
-        <w:r>
-          <w:rPr>
-            <w:b/>
-            <w:bCs/>
-          </w:rPr>
-          <w:t xml:space="preserve">before using it)</w:t>
-        </w:r>
-      </w:ins>
-      <w:ins w:id="275" w:author="PR Preview" w:date="2026-01-01T00:00:00Z">
-        <w:r>
-          <w:t xml:space="preserve"> </w:t>
-        </w:r>
-      </w:ins>
-      <w:ins w:id="276" w:author="PR Preview" w:date="2026-01-01T00:00:00Z">
-        <w:r>
-          <w:t xml:space="preserve">To show that</w:t>
-        </w:r>
-      </w:ins>
-      <w:ins w:id="277" w:author="PR Preview" w:date="2026-01-01T00:00:00Z">
-        <w:r>
-          <w:t xml:space="preserve"> </w:t>
-        </w:r>
-      </w:ins>
-      <m:oMath>
-        <m:r>
-          <m:t>x</m:t>
-        </m:r>
-        <m:r>
-          <m:rPr>
-            <m:sty m:val="p"/>
-          </m:rPr>
-          <m:t>=</m:t>
-        </m:r>
-        <m:r>
-          <m:t>2</m:t>
-        </m:r>
-      </m:oMath>
-      <w:ins w:id="278" w:author="PR Preview" w:date="2026-01-01T00:00:00Z">
-        <w:r>
-          <w:t xml:space="preserve"> </w:t>
-        </w:r>
-      </w:ins>
-      <w:ins w:id="279" w:author="PR Preview" w:date="2026-01-01T00:00:00Z">
-        <w:r>
-          <w:t xml:space="preserve">is a strict local minimizer of</w:t>
-        </w:r>
-      </w:ins>
-      <w:ins w:id="280" w:author="PR Preview" w:date="2026-01-01T00:00:00Z">
-        <w:r>
-          <w:t xml:space="preserve"> </w:t>
-        </w:r>
-      </w:ins>
-      <m:oMath>
-        <m:r>
-          <m:t>f</m:t>
-        </m:r>
-        <m:r>
-          <m:rPr>
-            <m:sty m:val="p"/>
-          </m:rPr>
-          <m:t>(</m:t>
-        </m:r>
-        <m:r>
-          <m:t>x</m:t>
-        </m:r>
-        <m:r>
-          <m:rPr>
-            <m:sty m:val="p"/>
-          </m:rPr>
-          <m:t>)</m:t>
-        </m:r>
-        <m:r>
-          <m:rPr>
-            <m:sty m:val="p"/>
-          </m:rPr>
-          <m:t>=</m:t>
-        </m:r>
-        <m:r>
-          <m:rPr>
-            <m:sty m:val="p"/>
-          </m:rPr>
-          <m:t>(</m:t>
-        </m:r>
-        <m:r>
-          <m:t>x</m:t>
-        </m:r>
-        <m:r>
-          <m:rPr>
-            <m:sty m:val="p"/>
-          </m:rPr>
-          <m:t>−</m:t>
-        </m:r>
-        <m:r>
-          <m:t>2</m:t>
-        </m:r>
-        <m:sSup>
-          <m:e>
-            <m:r>
-              <m:rPr>
-                <m:sty m:val="p"/>
-              </m:rPr>
-              <m:t>)</m:t>
-            </m:r>
-          </m:e>
-          <m:sup>
-            <m:r>
-              <m:t>2</m:t>
-            </m:r>
-          </m:sup>
-        </m:sSup>
-      </m:oMath>
-      <w:ins w:id="281" w:author="PR Preview" w:date="2026-01-01T00:00:00Z">
-        <w:r>
-          <w:t xml:space="preserve">,</w:t>
-        </w:r>
-      </w:ins>
-      <w:ins w:id="282" w:author="PR Preview" w:date="2026-01-01T00:00:00Z">
-        <w:r>
-          <w:t xml:space="preserve"> </w:t>
-        </w:r>
-      </w:ins>
-      <w:ins w:id="283" w:author="PR Preview" w:date="2026-01-01T00:00:00Z">
-        <w:r>
-          <w:t xml:space="preserve">we show that</w:t>
-        </w:r>
-      </w:ins>
-      <w:ins w:id="284" w:author="PR Preview" w:date="2026-01-01T00:00:00Z">
-        <w:r>
-          <w:t xml:space="preserve"> </w:t>
-        </w:r>
-      </w:ins>
-      <m:oMath>
-        <m:r>
-          <m:t>f</m:t>
-        </m:r>
-        <m:r>
-          <m:rPr>
-            <m:sty m:val="p"/>
-          </m:rPr>
-          <m:t>(</m:t>
-        </m:r>
-        <m:r>
-          <m:t>x</m:t>
-        </m:r>
-        <m:r>
-          <m:rPr>
-            <m:sty m:val="p"/>
-          </m:rPr>
-          <m:t>)</m:t>
-        </m:r>
-        <m:r>
-          <m:rPr>
-            <m:sty m:val="p"/>
-          </m:rPr>
-          <m:t>&gt;</m:t>
-        </m:r>
-        <m:r>
-          <m:t>f</m:t>
-        </m:r>
-        <m:r>
-          <m:rPr>
-            <m:sty m:val="p"/>
-          </m:rPr>
-          <m:t>(</m:t>
-        </m:r>
-        <m:r>
-          <m:t>2</m:t>
-        </m:r>
-        <m:r>
-          <m:rPr>
-            <m:sty m:val="p"/>
-          </m:rPr>
-          <m:t>)</m:t>
-        </m:r>
-      </m:oMath>
-      <w:ins w:id="285" w:author="PR Preview" w:date="2026-01-01T00:00:00Z">
-        <w:r>
-          <w:t xml:space="preserve"> </w:t>
-        </w:r>
-      </w:ins>
-      <w:ins w:id="286" w:author="PR Preview" w:date="2026-01-01T00:00:00Z">
-        <w:r>
-          <w:t xml:space="preserve">for every</w:t>
-        </w:r>
-      </w:ins>
-      <w:ins w:id="287" w:author="PR Preview" w:date="2026-01-01T00:00:00Z">
-        <w:r>
-          <w:t xml:space="preserve"> </w:t>
-        </w:r>
-      </w:ins>
-      <m:oMath>
-        <m:r>
-          <m:t>x</m:t>
-        </m:r>
-      </m:oMath>
-      <w:ins w:id="288" w:author="PR Preview" w:date="2026-01-01T00:00:00Z">
-        <w:r>
-          <w:t xml:space="preserve"> </w:t>
-        </w:r>
-      </w:ins>
-      <w:ins w:id="289" w:author="PR Preview" w:date="2026-01-01T00:00:00Z">
-        <w:r>
-          <w:t xml:space="preserve">near 2 other than 2 itself.</w:t>
-        </w:r>
-      </w:ins>
+      <w:r>
+        <w:t xml:space="preserve"> </w:t>
+      </w:r>
+      <w:r>
+        <w:t xml:space="preserve">near 2 other than 2 itself.</w:t>
+      </w:r>
     </w:p>
     <w:p>
       <w:pPr>
@@ -17765,49 +16704,19 @@
       <w:pPr>
         <w:pStyle w:val="BodyText"/>
       </w:pPr>
-      <w:del w:id="290" w:author="PR Preview" w:date="2026-01-01T00:00:00Z">
-        <w:r>
-          <w:rPr>
-            <w:b/>
-            <w:bCs/>
-          </w:rPr>
-          <w:delText xml:space="preserve">Example 26 (Writing several assumptions as one list)</w:delText>
-        </w:r>
-      </w:del>
-      <w:del w:id="291" w:author="PR Preview" w:date="2026-01-01T00:00:00Z">
-        <w:r>
-          <w:delText xml:space="preserve"> </w:delText>
-        </w:r>
-      </w:del>
-      <w:del w:id="292" w:author="PR Preview" w:date="2026-01-01T00:00:00Z">
-        <w:r>
-          <w:delText xml:space="preserve"> </w:delText>
-        </w:r>
-      </w:del>
-    </w:p>
-    <w:p>
-      <w:pPr>
-        <w:pStyle w:val="BodyText"/>
-      </w:pPr>
-      <w:ins w:id="293" w:author="PR Preview" w:date="2026-01-01T00:00:00Z">
-        <w:r>
-          <w:rPr>
-            <w:b/>
-            <w:bCs/>
-          </w:rPr>
-          <w:t xml:space="preserve">Example 29 (Writing several assumptions as one list)</w:t>
-        </w:r>
-      </w:ins>
-      <w:ins w:id="294" w:author="PR Preview" w:date="2026-01-01T00:00:00Z">
-        <w:r>
-          <w:t xml:space="preserve"> </w:t>
-        </w:r>
-      </w:ins>
-      <w:ins w:id="295" w:author="PR Preview" w:date="2026-01-01T00:00:00Z">
-        <w:r>
-          <w:t xml:space="preserve"> </w:t>
-        </w:r>
-      </w:ins>
+      <w:r>
+        <w:rPr>
+          <w:b/>
+          <w:bCs/>
+        </w:rPr>
+        <w:t xml:space="preserve">Example 29 (Writing several assumptions as one list)</w:t>
+      </w:r>
+      <w:r>
+        <w:t xml:space="preserve"> </w:t>
+      </w:r>
+      <w:r>
+        <w:t xml:space="preserve"> </w:t>
+      </w:r>
     </w:p>
     <w:p>
       <w:pPr>
@@ -18001,49 +16910,19 @@
       <w:pPr>
         <w:pStyle w:val="BodyText"/>
       </w:pPr>
-      <w:del w:id="296" w:author="PR Preview" w:date="2026-01-01T00:00:00Z">
-        <w:r>
-          <w:rPr>
-            <w:b/>
-            <w:bCs/>
-          </w:rPr>
-          <w:delText xml:space="preserve">Example 27 (Writing several names as one list)</w:delText>
-        </w:r>
-      </w:del>
-      <w:del w:id="297" w:author="PR Preview" w:date="2026-01-01T00:00:00Z">
-        <w:r>
-          <w:delText xml:space="preserve"> </w:delText>
-        </w:r>
-      </w:del>
-      <w:del w:id="298" w:author="PR Preview" w:date="2026-01-01T00:00:00Z">
-        <w:r>
-          <w:delText xml:space="preserve"> </w:delText>
-        </w:r>
-      </w:del>
-    </w:p>
-    <w:p>
-      <w:pPr>
-        <w:pStyle w:val="BodyText"/>
-      </w:pPr>
-      <w:ins w:id="299" w:author="PR Preview" w:date="2026-01-01T00:00:00Z">
-        <w:r>
-          <w:rPr>
-            <w:b/>
-            <w:bCs/>
-          </w:rPr>
-          <w:t xml:space="preserve">Example 30 (Writing several names as one list)</w:t>
-        </w:r>
-      </w:ins>
-      <w:ins w:id="300" w:author="PR Preview" w:date="2026-01-01T00:00:00Z">
-        <w:r>
-          <w:t xml:space="preserve"> </w:t>
-        </w:r>
-      </w:ins>
-      <w:ins w:id="301" w:author="PR Preview" w:date="2026-01-01T00:00:00Z">
-        <w:r>
-          <w:t xml:space="preserve"> </w:t>
-        </w:r>
-      </w:ins>
+      <w:r>
+        <w:rPr>
+          <w:b/>
+          <w:bCs/>
+        </w:rPr>
+        <w:t xml:space="preserve">Example 30 (Writing several names as one list)</w:t>
+      </w:r>
+      <w:r>
+        <w:t xml:space="preserve"> </w:t>
+      </w:r>
+      <w:r>
+        <w:t xml:space="preserve"> </w:t>
+      </w:r>
     </w:p>
     <w:p>
       <w:pPr>
@@ -18246,49 +17125,19 @@
       <w:pPr>
         <w:pStyle w:val="BodyText"/>
       </w:pPr>
-      <w:del w:id="302" w:author="PR Preview" w:date="2026-01-01T00:00:00Z">
-        <w:r>
-          <w:rPr>
-            <w:b/>
-            <w:bCs/>
-          </w:rPr>
-          <w:delText xml:space="preserve">Example 28 (Defining the noise is a parametrization, not an assumption)</w:delText>
-        </w:r>
-      </w:del>
-      <w:del w:id="303" w:author="PR Preview" w:date="2026-01-01T00:00:00Z">
-        <w:r>
-          <w:delText xml:space="preserve"> </w:delText>
-        </w:r>
-      </w:del>
-      <w:del w:id="304" w:author="PR Preview" w:date="2026-01-01T00:00:00Z">
-        <w:r>
-          <w:delText xml:space="preserve"> </w:delText>
-        </w:r>
-      </w:del>
-    </w:p>
-    <w:p>
-      <w:pPr>
-        <w:pStyle w:val="BodyText"/>
-      </w:pPr>
-      <w:ins w:id="305" w:author="PR Preview" w:date="2026-01-01T00:00:00Z">
-        <w:r>
-          <w:rPr>
-            <w:b/>
-            <w:bCs/>
-          </w:rPr>
-          <w:t xml:space="preserve">Example 31 (Defining the noise is a parametrization, not an assumption)</w:t>
-        </w:r>
-      </w:ins>
-      <w:ins w:id="306" w:author="PR Preview" w:date="2026-01-01T00:00:00Z">
-        <w:r>
-          <w:t xml:space="preserve"> </w:t>
-        </w:r>
-      </w:ins>
-      <w:ins w:id="307" w:author="PR Preview" w:date="2026-01-01T00:00:00Z">
-        <w:r>
-          <w:t xml:space="preserve"> </w:t>
-        </w:r>
-      </w:ins>
+      <w:r>
+        <w:rPr>
+          <w:b/>
+          <w:bCs/>
+        </w:rPr>
+        <w:t xml:space="preserve">Example 31 (Defining the noise is a parametrization, not an assumption)</w:t>
+      </w:r>
+      <w:r>
+        <w:t xml:space="preserve"> </w:t>
+      </w:r>
+      <w:r>
+        <w:t xml:space="preserve"> </w:t>
+      </w:r>
     </w:p>
     <w:p>
       <w:pPr>

--- a/pr-preview/pr-351/chapters/notation-tracked-changes.docx
+++ b/pr-preview/pr-351/chapters/notation-tracked-changes.docx
@@ -16,7 +16,7 @@
       </w:pPr>
       <w:del w:id="1" w:author="PR Preview" w:date="2026-01-01T00:00:00Z">
         <w:r>
-          <w:delText xml:space="preserve">Last modified: 2026-10-26 01:48:18 (PDT)</w:delText>
+          <w:delText xml:space="preserve">Last modified: 2026-10-26 09:06:18 (PDT)</w:delText>
         </w:r>
       </w:del>
     </w:p>
@@ -26,7 +26,7 @@
       </w:pPr>
       <w:ins w:id="2" w:author="PR Preview" w:date="2026-01-01T00:00:00Z">
         <w:r>
-          <w:t xml:space="preserve">Last modified: 2026-10-26 01:57:12 (PDT)</w:t>
+          <w:t xml:space="preserve">Last modified: 2026-10-26 09:30:11 (PDT)</w:t>
         </w:r>
       </w:ins>
     </w:p>
@@ -12485,6 +12485,107 @@
       </w:r>
       <w:r>
         <w:t xml:space="preserve">instead of expanding them inside the formula.</w:t>
+      </w:r>
+    </w:p>
+    <w:p>
+      <w:pPr>
+        <w:pStyle w:val="BodyText"/>
+      </w:pPr>
+      <w:r>
+        <w:t xml:space="preserve">Search the shared macros for the chunk before you write it by hand.</w:t>
+      </w:r>
+      <w:r>
+        <w:t xml:space="preserve"> </w:t>
+      </w:r>
+      <w:r>
+        <w:t xml:space="preserve">A macro often exists already,</w:t>
+      </w:r>
+      <w:r>
+        <w:t xml:space="preserve"> </w:t>
+      </w:r>
+      <w:r>
+        <w:t xml:space="preserve">and any expression spelled out in full that a macro or a shorter form could say</w:t>
+      </w:r>
+      <w:r>
+        <w:t xml:space="preserve"> </w:t>
+      </w:r>
+      <w:r>
+        <w:t xml:space="preserve">is the sign that nobody looked.</w:t>
+      </w:r>
+      <w:r>
+        <w:t xml:space="preserve"> </w:t>
+      </w:r>
+      <w:r>
+        <w:t xml:space="preserve">A difference is only the commonest case.</w:t>
+      </w:r>
+      <w:r>
+        <w:t xml:space="preserve"> </w:t>
+      </w:r>
+      <w:r>
+        <w:t xml:space="preserve">For example, an exercise wrote the left side of the bias–variance decomposition as</w:t>
+      </w:r>
+      <w:r>
+        <w:t xml:space="preserve"> </w:t>
+      </w:r>
+      <w:r>
+        <w:rPr>
+          <w:rStyle w:val="VerbatimChar"/>
+        </w:rPr>
+        <w:t xml:space="preserve">\E{\paren{\newoutvar - \predvalf{\newpredval}}^2}</w:t>
+      </w:r>
+      <w:r>
+        <w:t xml:space="preserve">,</w:t>
+      </w:r>
+      <w:r>
+        <w:t xml:space="preserve"> </w:t>
+      </w:r>
+      <w:r>
+        <w:t xml:space="preserve">when</w:t>
+      </w:r>
+      <w:r>
+        <w:t xml:space="preserve"> </w:t>
+      </w:r>
+      <w:r>
+        <w:rPr>
+          <w:rStyle w:val="VerbatimChar"/>
+        </w:rPr>
+        <w:t xml:space="preserve">\prederrf{\predvalf{\newpredval}}</w:t>
+      </w:r>
+      <w:r>
+        <w:t xml:space="preserve"> </w:t>
+      </w:r>
+      <w:r>
+        <w:t xml:space="preserve">names the same prediction error,</w:t>
+      </w:r>
+      <w:r>
+        <w:t xml:space="preserve"> </w:t>
+      </w:r>
+      <w:r>
+        <w:t xml:space="preserve">and the squared bias, written out the same way, has</w:t>
+      </w:r>
+      <w:r>
+        <w:t xml:space="preserve"> </w:t>
+      </w:r>
+      <w:r>
+        <w:rPr>
+          <w:rStyle w:val="VerbatimChar"/>
+        </w:rPr>
+        <w:t xml:space="preserve">\biassymf</w:t>
+      </w:r>
+      <w:r>
+        <w:t xml:space="preserve">.</w:t>
+      </w:r>
+      <w:r>
+        <w:t xml:space="preserve"> </w:t>
+      </w:r>
+      <w:r>
+        <w:t xml:space="preserve">When you find one such chunk, sweep the other notes repositories for it,</w:t>
+      </w:r>
+      <w:r>
+        <w:t xml:space="preserve"> </w:t>
+      </w:r>
+      <w:r>
+        <w:t xml:space="preserve">in small batches of one repository each.</w:t>
       </w:r>
     </w:p>
     <w:p>

--- a/pr-preview/pr-351/chapters/notation-tracked-changes.docx
+++ b/pr-preview/pr-351/chapters/notation-tracked-changes.docx
@@ -26,7 +26,7 @@
       </w:pPr>
       <w:ins w:id="2" w:author="PR Preview" w:date="2026-01-01T00:00:00Z">
         <w:r>
-          <w:t xml:space="preserve">Last modified: 2026-10-26 09:30:11 (PDT)</w:t>
+          <w:t xml:space="preserve">Last modified: 2026-10-26 09:47:33 (PDT)</w:t>
         </w:r>
       </w:ins>
     </w:p>

--- a/pr-preview/pr-351/chapters/notation-tracked-changes.docx
+++ b/pr-preview/pr-351/chapters/notation-tracked-changes.docx
@@ -26,7 +26,7 @@
       </w:pPr>
       <w:ins w:id="2" w:author="PR Preview" w:date="2026-01-01T00:00:00Z">
         <w:r>
-          <w:t xml:space="preserve">Last modified: 2026-10-26 09:47:33 (PDT)</w:t>
+          <w:t xml:space="preserve">Last modified: 2026-10-26 10:21:50 (PDT)</w:t>
         </w:r>
       </w:ins>
     </w:p>

--- a/pr-preview/pr-351/chapters/notation-tracked-changes.docx
+++ b/pr-preview/pr-351/chapters/notation-tracked-changes.docx
@@ -16,7 +16,7 @@
       </w:pPr>
       <w:del w:id="1" w:author="PR Preview" w:date="2026-01-01T00:00:00Z">
         <w:r>
-          <w:delText xml:space="preserve">Last modified: 2026-10-26 09:06:18 (PDT)</w:delText>
+          <w:delText xml:space="preserve">Last modified: 2026-10-26 10:30:09 (PDT)</w:delText>
         </w:r>
       </w:del>
     </w:p>
@@ -26,7 +26,7 @@
       </w:pPr>
       <w:ins w:id="2" w:author="PR Preview" w:date="2026-01-01T00:00:00Z">
         <w:r>
-          <w:t xml:space="preserve">Last modified: 2026-10-26 10:21:50 (PDT)</w:t>
+          <w:t xml:space="preserve">Last modified: 2026-10-26 10:35:14 (PDT)</w:t>
         </w:r>
       </w:ins>
     </w:p>
